--- a/report/report.docx
+++ b/report/report.docx
@@ -16,7 +16,7 @@
           <w:b w:val="0"/>
           <w:color w:val="718096"/>
         </w:rPr>
-        <w:t>Substrate: Fe(110)  |  Medium: 1 M HCl  |  DFT level: B3LYP/6-311++G(d,p) (ddCOSMO:water)  |  Generated 2026-07-01 19:50</w:t>
+        <w:t>Substrate: Fe(110)  |  Medium: 1 M HCl  |  DFT level: B3LYP/6-311++G(d,p) (ddCOSMO:water)  |  Generated 2026-07-01 20:07</w:t>
       </w:r>
     </w:p>
     <w:p>
@@ -6291,40 +6291,141 @@
       </w:r>
     </w:p>
     <w:p>
-      <w:r>
-        <w:drawing>
-          <wp:inline xmlns:a="http://schemas.openxmlformats.org/drawingml/2006/main" xmlns:pic="http://schemas.openxmlformats.org/drawingml/2006/picture">
-            <wp:extent cx="2444496" cy="390144"/>
-            <wp:docPr id="28" name="Picture 28"/>
-            <wp:cNvGraphicFramePr>
-              <a:graphicFrameLocks noChangeAspect="1"/>
-            </wp:cNvGraphicFramePr>
-            <a:graphic>
-              <a:graphicData uri="http://schemas.openxmlformats.org/drawingml/2006/picture">
-                <pic:pic>
-                  <pic:nvPicPr>
-                    <pic:cNvPr id="0" name="image.png"/>
-                    <pic:cNvPicPr/>
-                  </pic:nvPicPr>
-                  <pic:blipFill>
-                    <a:blip r:embed="rId36"/>
-                    <a:stretch>
-                      <a:fillRect/>
-                    </a:stretch>
-                  </pic:blipFill>
-                  <pic:spPr>
-                    <a:xfrm>
-                      <a:off x="0" y="0"/>
-                      <a:ext cx="2444496" cy="390144"/>
-                    </a:xfrm>
-                    <a:prstGeom prst="rect"/>
-                  </pic:spPr>
-                </pic:pic>
-              </a:graphicData>
-            </a:graphic>
-          </wp:inline>
-        </w:drawing>
-      </w:r>
+      <w:pPr>
+        <w:jc w:val="center"/>
+      </w:pPr>
+      <m:oMath>
+        <m:box>
+          <m:e>
+            <m:sSub>
+              <m:e>
+                <m:r>
+                  <m:rPr>
+                    <m:sty m:val="i"/>
+                  </m:rPr>
+                  <m:t>E</m:t>
+                </m:r>
+              </m:e>
+              <m:sub>
+                <m:box>
+                  <m:e>
+                    <m:r>
+                      <m:rPr>
+                        <m:sty m:val="i"/>
+                      </m:rPr>
+                      <m:t>g</m:t>
+                    </m:r>
+                    <m:r>
+                      <m:rPr>
+                        <m:sty m:val="i"/>
+                      </m:rPr>
+                      <m:t>a</m:t>
+                    </m:r>
+                    <m:r>
+                      <m:rPr>
+                        <m:sty m:val="i"/>
+                      </m:rPr>
+                      <m:t>p</m:t>
+                    </m:r>
+                  </m:e>
+                </m:box>
+              </m:sub>
+            </m:sSub>
+            <m:r>
+              <m:rPr>
+                <m:sty m:val="p"/>
+              </m:rPr>
+              <m:t>=</m:t>
+            </m:r>
+            <m:sSub>
+              <m:e>
+                <m:r>
+                  <m:rPr>
+                    <m:sty m:val="i"/>
+                  </m:rPr>
+                  <m:t>E</m:t>
+                </m:r>
+              </m:e>
+              <m:sub>
+                <m:box>
+                  <m:e>
+                    <m:r>
+                      <m:rPr>
+                        <m:sty m:val="i"/>
+                      </m:rPr>
+                      <m:t>L</m:t>
+                    </m:r>
+                    <m:r>
+                      <m:rPr>
+                        <m:sty m:val="i"/>
+                      </m:rPr>
+                      <m:t>U</m:t>
+                    </m:r>
+                    <m:r>
+                      <m:rPr>
+                        <m:sty m:val="i"/>
+                      </m:rPr>
+                      <m:t>M</m:t>
+                    </m:r>
+                    <m:r>
+                      <m:rPr>
+                        <m:sty m:val="i"/>
+                      </m:rPr>
+                      <m:t>O</m:t>
+                    </m:r>
+                  </m:e>
+                </m:box>
+              </m:sub>
+            </m:sSub>
+            <m:r>
+              <m:rPr>
+                <m:sty m:val="p"/>
+              </m:rPr>
+              <m:t>−</m:t>
+            </m:r>
+            <m:sSub>
+              <m:e>
+                <m:r>
+                  <m:rPr>
+                    <m:sty m:val="i"/>
+                  </m:rPr>
+                  <m:t>E</m:t>
+                </m:r>
+              </m:e>
+              <m:sub>
+                <m:box>
+                  <m:e>
+                    <m:r>
+                      <m:rPr>
+                        <m:sty m:val="i"/>
+                      </m:rPr>
+                      <m:t>H</m:t>
+                    </m:r>
+                    <m:r>
+                      <m:rPr>
+                        <m:sty m:val="i"/>
+                      </m:rPr>
+                      <m:t>O</m:t>
+                    </m:r>
+                    <m:r>
+                      <m:rPr>
+                        <m:sty m:val="i"/>
+                      </m:rPr>
+                      <m:t>M</m:t>
+                    </m:r>
+                    <m:r>
+                      <m:rPr>
+                        <m:sty m:val="i"/>
+                      </m:rPr>
+                      <m:t>O</m:t>
+                    </m:r>
+                  </m:e>
+                </m:box>
+              </m:sub>
+            </m:sSub>
+          </m:e>
+        </m:box>
+      </m:oMath>
     </w:p>
     <w:p>
       <w:r>
@@ -6342,40 +6443,82 @@
       </w:r>
     </w:p>
     <w:p>
-      <w:r>
-        <w:drawing>
-          <wp:inline xmlns:a="http://schemas.openxmlformats.org/drawingml/2006/main" xmlns:pic="http://schemas.openxmlformats.org/drawingml/2006/picture">
-            <wp:extent cx="1524000" cy="371856"/>
-            <wp:docPr id="29" name="Picture 29"/>
-            <wp:cNvGraphicFramePr>
-              <a:graphicFrameLocks noChangeAspect="1"/>
-            </wp:cNvGraphicFramePr>
-            <a:graphic>
-              <a:graphicData uri="http://schemas.openxmlformats.org/drawingml/2006/picture">
-                <pic:pic>
-                  <pic:nvPicPr>
-                    <pic:cNvPr id="0" name="image.png"/>
-                    <pic:cNvPicPr/>
-                  </pic:nvPicPr>
-                  <pic:blipFill>
-                    <a:blip r:embed="rId37"/>
-                    <a:stretch>
-                      <a:fillRect/>
-                    </a:stretch>
-                  </pic:blipFill>
-                  <pic:spPr>
-                    <a:xfrm>
-                      <a:off x="0" y="0"/>
-                      <a:ext cx="1524000" cy="371856"/>
-                    </a:xfrm>
-                    <a:prstGeom prst="rect"/>
-                  </pic:spPr>
-                </pic:pic>
-              </a:graphicData>
-            </a:graphic>
-          </wp:inline>
-        </w:drawing>
-      </w:r>
+      <w:pPr>
+        <w:jc w:val="center"/>
+      </w:pPr>
+      <m:oMath>
+        <m:box>
+          <m:e>
+            <m:r>
+              <m:rPr>
+                <m:sty m:val="i"/>
+              </m:rPr>
+              <m:t>I</m:t>
+            </m:r>
+            <m:r>
+              <m:rPr>
+                <m:sty m:val="i"/>
+              </m:rPr>
+              <m:t>P</m:t>
+            </m:r>
+            <m:r>
+              <m:rPr>
+                <m:sty m:val="p"/>
+              </m:rPr>
+              <m:t>=</m:t>
+            </m:r>
+            <m:r>
+              <m:rPr>
+                <m:sty m:val="p"/>
+              </m:rPr>
+              <m:t>−</m:t>
+            </m:r>
+            <m:r>
+              <m:t/>
+            </m:r>
+            <m:sSub>
+              <m:e>
+                <m:r>
+                  <m:rPr>
+                    <m:sty m:val="i"/>
+                  </m:rPr>
+                  <m:t>E</m:t>
+                </m:r>
+              </m:e>
+              <m:sub>
+                <m:box>
+                  <m:e>
+                    <m:r>
+                      <m:rPr>
+                        <m:sty m:val="i"/>
+                      </m:rPr>
+                      <m:t>H</m:t>
+                    </m:r>
+                    <m:r>
+                      <m:rPr>
+                        <m:sty m:val="i"/>
+                      </m:rPr>
+                      <m:t>O</m:t>
+                    </m:r>
+                    <m:r>
+                      <m:rPr>
+                        <m:sty m:val="i"/>
+                      </m:rPr>
+                      <m:t>M</m:t>
+                    </m:r>
+                    <m:r>
+                      <m:rPr>
+                        <m:sty m:val="i"/>
+                      </m:rPr>
+                      <m:t>O</m:t>
+                    </m:r>
+                  </m:e>
+                </m:box>
+              </m:sub>
+            </m:sSub>
+          </m:e>
+        </m:box>
+      </m:oMath>
     </w:p>
     <w:p>
       <w:r>
@@ -6393,40 +6536,82 @@
       </w:r>
     </w:p>
     <w:p>
-      <w:r>
-        <w:drawing>
-          <wp:inline xmlns:a="http://schemas.openxmlformats.org/drawingml/2006/main" xmlns:pic="http://schemas.openxmlformats.org/drawingml/2006/picture">
-            <wp:extent cx="1578864" cy="371856"/>
-            <wp:docPr id="30" name="Picture 30"/>
-            <wp:cNvGraphicFramePr>
-              <a:graphicFrameLocks noChangeAspect="1"/>
-            </wp:cNvGraphicFramePr>
-            <a:graphic>
-              <a:graphicData uri="http://schemas.openxmlformats.org/drawingml/2006/picture">
-                <pic:pic>
-                  <pic:nvPicPr>
-                    <pic:cNvPr id="0" name="image.png"/>
-                    <pic:cNvPicPr/>
-                  </pic:nvPicPr>
-                  <pic:blipFill>
-                    <a:blip r:embed="rId38"/>
-                    <a:stretch>
-                      <a:fillRect/>
-                    </a:stretch>
-                  </pic:blipFill>
-                  <pic:spPr>
-                    <a:xfrm>
-                      <a:off x="0" y="0"/>
-                      <a:ext cx="1578864" cy="371856"/>
-                    </a:xfrm>
-                    <a:prstGeom prst="rect"/>
-                  </pic:spPr>
-                </pic:pic>
-              </a:graphicData>
-            </a:graphic>
-          </wp:inline>
-        </w:drawing>
-      </w:r>
+      <w:pPr>
+        <w:jc w:val="center"/>
+      </w:pPr>
+      <m:oMath>
+        <m:box>
+          <m:e>
+            <m:r>
+              <m:rPr>
+                <m:sty m:val="i"/>
+              </m:rPr>
+              <m:t>E</m:t>
+            </m:r>
+            <m:r>
+              <m:rPr>
+                <m:sty m:val="i"/>
+              </m:rPr>
+              <m:t>A</m:t>
+            </m:r>
+            <m:r>
+              <m:rPr>
+                <m:sty m:val="p"/>
+              </m:rPr>
+              <m:t>=</m:t>
+            </m:r>
+            <m:r>
+              <m:rPr>
+                <m:sty m:val="p"/>
+              </m:rPr>
+              <m:t>−</m:t>
+            </m:r>
+            <m:r>
+              <m:t/>
+            </m:r>
+            <m:sSub>
+              <m:e>
+                <m:r>
+                  <m:rPr>
+                    <m:sty m:val="i"/>
+                  </m:rPr>
+                  <m:t>E</m:t>
+                </m:r>
+              </m:e>
+              <m:sub>
+                <m:box>
+                  <m:e>
+                    <m:r>
+                      <m:rPr>
+                        <m:sty m:val="i"/>
+                      </m:rPr>
+                      <m:t>L</m:t>
+                    </m:r>
+                    <m:r>
+                      <m:rPr>
+                        <m:sty m:val="i"/>
+                      </m:rPr>
+                      <m:t>U</m:t>
+                    </m:r>
+                    <m:r>
+                      <m:rPr>
+                        <m:sty m:val="i"/>
+                      </m:rPr>
+                      <m:t>M</m:t>
+                    </m:r>
+                    <m:r>
+                      <m:rPr>
+                        <m:sty m:val="i"/>
+                      </m:rPr>
+                      <m:t>O</m:t>
+                    </m:r>
+                  </m:e>
+                </m:box>
+              </m:sub>
+            </m:sSub>
+          </m:e>
+        </m:box>
+      </m:oMath>
     </w:p>
     <w:p>
       <w:r>
@@ -6444,40 +6629,77 @@
       </w:r>
     </w:p>
     <w:p>
-      <w:r>
-        <w:drawing>
-          <wp:inline xmlns:a="http://schemas.openxmlformats.org/drawingml/2006/main" xmlns:pic="http://schemas.openxmlformats.org/drawingml/2006/picture">
-            <wp:extent cx="1146048" cy="432816"/>
-            <wp:docPr id="31" name="Picture 31"/>
-            <wp:cNvGraphicFramePr>
-              <a:graphicFrameLocks noChangeAspect="1"/>
-            </wp:cNvGraphicFramePr>
-            <a:graphic>
-              <a:graphicData uri="http://schemas.openxmlformats.org/drawingml/2006/picture">
-                <pic:pic>
-                  <pic:nvPicPr>
-                    <pic:cNvPr id="0" name="image.png"/>
-                    <pic:cNvPicPr/>
-                  </pic:nvPicPr>
-                  <pic:blipFill>
-                    <a:blip r:embed="rId39"/>
-                    <a:stretch>
-                      <a:fillRect/>
-                    </a:stretch>
-                  </pic:blipFill>
-                  <pic:spPr>
-                    <a:xfrm>
-                      <a:off x="0" y="0"/>
-                      <a:ext cx="1146048" cy="432816"/>
-                    </a:xfrm>
-                    <a:prstGeom prst="rect"/>
-                  </pic:spPr>
-                </pic:pic>
-              </a:graphicData>
-            </a:graphic>
-          </wp:inline>
-        </w:drawing>
-      </w:r>
+      <w:pPr>
+        <w:jc w:val="center"/>
+      </w:pPr>
+      <m:oMath>
+        <m:box>
+          <m:e>
+            <m:r>
+              <m:rPr>
+                <m:sty m:val="i"/>
+              </m:rPr>
+              <m:t>χ</m:t>
+            </m:r>
+            <m:r>
+              <m:rPr>
+                <m:sty m:val="p"/>
+              </m:rPr>
+              <m:t>=</m:t>
+            </m:r>
+            <m:f>
+              <m:num>
+                <m:box>
+                  <m:e>
+                    <m:r>
+                      <m:rPr>
+                        <m:sty m:val="i"/>
+                      </m:rPr>
+                      <m:t>I</m:t>
+                    </m:r>
+                    <m:r>
+                      <m:rPr>
+                        <m:sty m:val="i"/>
+                      </m:rPr>
+                      <m:t>P</m:t>
+                    </m:r>
+                    <m:r>
+                      <m:rPr>
+                        <m:sty m:val="p"/>
+                      </m:rPr>
+                      <m:t>+</m:t>
+                    </m:r>
+                    <m:r>
+                      <m:rPr>
+                        <m:sty m:val="i"/>
+                      </m:rPr>
+                      <m:t>E</m:t>
+                    </m:r>
+                    <m:r>
+                      <m:rPr>
+                        <m:sty m:val="i"/>
+                      </m:rPr>
+                      <m:t>A</m:t>
+                    </m:r>
+                  </m:e>
+                </m:box>
+              </m:num>
+              <m:den>
+                <m:box>
+                  <m:e>
+                    <m:r>
+                      <m:rPr>
+                        <m:sty m:val="p"/>
+                      </m:rPr>
+                      <m:t>2</m:t>
+                    </m:r>
+                  </m:e>
+                </m:box>
+              </m:den>
+            </m:f>
+          </m:e>
+        </m:box>
+      </m:oMath>
     </w:p>
     <w:p>
       <w:r>
@@ -6495,40 +6717,137 @@
       </w:r>
     </w:p>
     <w:p>
-      <w:r>
-        <w:drawing>
-          <wp:inline xmlns:a="http://schemas.openxmlformats.org/drawingml/2006/main" xmlns:pic="http://schemas.openxmlformats.org/drawingml/2006/picture">
-            <wp:extent cx="1780032" cy="475488"/>
-            <wp:docPr id="32" name="Picture 32"/>
-            <wp:cNvGraphicFramePr>
-              <a:graphicFrameLocks noChangeAspect="1"/>
-            </wp:cNvGraphicFramePr>
-            <a:graphic>
-              <a:graphicData uri="http://schemas.openxmlformats.org/drawingml/2006/picture">
-                <pic:pic>
-                  <pic:nvPicPr>
-                    <pic:cNvPr id="0" name="image.png"/>
-                    <pic:cNvPicPr/>
-                  </pic:nvPicPr>
-                  <pic:blipFill>
-                    <a:blip r:embed="rId40"/>
-                    <a:stretch>
-                      <a:fillRect/>
-                    </a:stretch>
-                  </pic:blipFill>
-                  <pic:spPr>
-                    <a:xfrm>
-                      <a:off x="0" y="0"/>
-                      <a:ext cx="1780032" cy="475488"/>
-                    </a:xfrm>
-                    <a:prstGeom prst="rect"/>
-                  </pic:spPr>
-                </pic:pic>
-              </a:graphicData>
-            </a:graphic>
-          </wp:inline>
-        </w:drawing>
-      </w:r>
+      <w:pPr>
+        <w:jc w:val="center"/>
+      </w:pPr>
+      <m:oMath>
+        <m:box>
+          <m:e>
+            <m:r>
+              <m:rPr>
+                <m:sty m:val="i"/>
+              </m:rPr>
+              <m:t>η</m:t>
+            </m:r>
+            <m:r>
+              <m:rPr>
+                <m:sty m:val="p"/>
+              </m:rPr>
+              <m:t>=</m:t>
+            </m:r>
+            <m:f>
+              <m:num>
+                <m:box>
+                  <m:e>
+                    <m:r>
+                      <m:rPr>
+                        <m:sty m:val="i"/>
+                      </m:rPr>
+                      <m:t>I</m:t>
+                    </m:r>
+                    <m:r>
+                      <m:rPr>
+                        <m:sty m:val="i"/>
+                      </m:rPr>
+                      <m:t>P</m:t>
+                    </m:r>
+                    <m:r>
+                      <m:rPr>
+                        <m:sty m:val="p"/>
+                      </m:rPr>
+                      <m:t>−</m:t>
+                    </m:r>
+                    <m:r>
+                      <m:rPr>
+                        <m:sty m:val="i"/>
+                      </m:rPr>
+                      <m:t>E</m:t>
+                    </m:r>
+                    <m:r>
+                      <m:rPr>
+                        <m:sty m:val="i"/>
+                      </m:rPr>
+                      <m:t>A</m:t>
+                    </m:r>
+                  </m:e>
+                </m:box>
+              </m:num>
+              <m:den>
+                <m:box>
+                  <m:e>
+                    <m:r>
+                      <m:rPr>
+                        <m:sty m:val="p"/>
+                      </m:rPr>
+                      <m:t>2</m:t>
+                    </m:r>
+                  </m:e>
+                </m:box>
+              </m:den>
+            </m:f>
+            <m:r>
+              <m:rPr>
+                <m:sty m:val="p"/>
+              </m:rPr>
+              <m:t>=</m:t>
+            </m:r>
+            <m:f>
+              <m:num>
+                <m:box>
+                  <m:e>
+                    <m:sSub>
+                      <m:e>
+                        <m:r>
+                          <m:rPr>
+                            <m:sty m:val="i"/>
+                          </m:rPr>
+                          <m:t>E</m:t>
+                        </m:r>
+                      </m:e>
+                      <m:sub>
+                        <m:box>
+                          <m:e>
+                            <m:r>
+                              <m:rPr>
+                                <m:sty m:val="i"/>
+                              </m:rPr>
+                              <m:t>g</m:t>
+                            </m:r>
+                            <m:r>
+                              <m:rPr>
+                                <m:sty m:val="i"/>
+                              </m:rPr>
+                              <m:t>a</m:t>
+                            </m:r>
+                            <m:r>
+                              <m:rPr>
+                                <m:sty m:val="i"/>
+                              </m:rPr>
+                              <m:t>p</m:t>
+                            </m:r>
+                          </m:e>
+                        </m:box>
+                      </m:sub>
+                    </m:sSub>
+                  </m:e>
+                </m:box>
+              </m:num>
+              <m:den>
+                <m:box>
+                  <m:e>
+                    <m:r>
+                      <m:rPr>
+                        <m:sty m:val="p"/>
+                      </m:rPr>
+                      <m:t>2</m:t>
+                    </m:r>
+                  </m:e>
+                </m:box>
+              </m:den>
+            </m:f>
+          </m:e>
+        </m:box>
+      </m:oMath>
     </w:p>
     <w:p>
       <w:r>
@@ -6546,40 +6865,53 @@
       </w:r>
     </w:p>
     <w:p>
-      <w:r>
-        <w:drawing>
-          <wp:inline xmlns:a="http://schemas.openxmlformats.org/drawingml/2006/main" xmlns:pic="http://schemas.openxmlformats.org/drawingml/2006/picture">
-            <wp:extent cx="707136" cy="445008"/>
-            <wp:docPr id="33" name="Picture 33"/>
-            <wp:cNvGraphicFramePr>
-              <a:graphicFrameLocks noChangeAspect="1"/>
-            </wp:cNvGraphicFramePr>
-            <a:graphic>
-              <a:graphicData uri="http://schemas.openxmlformats.org/drawingml/2006/picture">
-                <pic:pic>
-                  <pic:nvPicPr>
-                    <pic:cNvPr id="0" name="image.png"/>
-                    <pic:cNvPicPr/>
-                  </pic:nvPicPr>
-                  <pic:blipFill>
-                    <a:blip r:embed="rId41"/>
-                    <a:stretch>
-                      <a:fillRect/>
-                    </a:stretch>
-                  </pic:blipFill>
-                  <pic:spPr>
-                    <a:xfrm>
-                      <a:off x="0" y="0"/>
-                      <a:ext cx="707136" cy="445008"/>
-                    </a:xfrm>
-                    <a:prstGeom prst="rect"/>
-                  </pic:spPr>
-                </pic:pic>
-              </a:graphicData>
-            </a:graphic>
-          </wp:inline>
-        </w:drawing>
-      </w:r>
+      <w:pPr>
+        <w:jc w:val="center"/>
+      </w:pPr>
+      <m:oMath>
+        <m:box>
+          <m:e>
+            <m:r>
+              <m:rPr>
+                <m:sty m:val="i"/>
+              </m:rPr>
+              <m:t>σ</m:t>
+            </m:r>
+            <m:r>
+              <m:rPr>
+                <m:sty m:val="p"/>
+              </m:rPr>
+              <m:t>=</m:t>
+            </m:r>
+            <m:f>
+              <m:num>
+                <m:box>
+                  <m:e>
+                    <m:r>
+                      <m:rPr>
+                        <m:sty m:val="p"/>
+                      </m:rPr>
+                      <m:t>1</m:t>
+                    </m:r>
+                  </m:e>
+                </m:box>
+              </m:num>
+              <m:den>
+                <m:box>
+                  <m:e>
+                    <m:r>
+                      <m:rPr>
+                        <m:sty m:val="i"/>
+                      </m:rPr>
+                      <m:t>η</m:t>
+                    </m:r>
+                  </m:e>
+                </m:box>
+              </m:den>
+            </m:f>
+          </m:e>
+        </m:box>
+      </m:oMath>
     </w:p>
     <w:p>
       <w:r>
@@ -6597,40 +6929,42 @@
       </w:r>
     </w:p>
     <w:p>
-      <w:r>
-        <w:drawing>
-          <wp:inline xmlns:a="http://schemas.openxmlformats.org/drawingml/2006/main" xmlns:pic="http://schemas.openxmlformats.org/drawingml/2006/picture">
-            <wp:extent cx="938784" cy="371856"/>
-            <wp:docPr id="34" name="Picture 34"/>
-            <wp:cNvGraphicFramePr>
-              <a:graphicFrameLocks noChangeAspect="1"/>
-            </wp:cNvGraphicFramePr>
-            <a:graphic>
-              <a:graphicData uri="http://schemas.openxmlformats.org/drawingml/2006/picture">
-                <pic:pic>
-                  <pic:nvPicPr>
-                    <pic:cNvPr id="0" name="image.png"/>
-                    <pic:cNvPicPr/>
-                  </pic:nvPicPr>
-                  <pic:blipFill>
-                    <a:blip r:embed="rId42"/>
-                    <a:stretch>
-                      <a:fillRect/>
-                    </a:stretch>
-                  </pic:blipFill>
-                  <pic:spPr>
-                    <a:xfrm>
-                      <a:off x="0" y="0"/>
-                      <a:ext cx="938784" cy="371856"/>
-                    </a:xfrm>
-                    <a:prstGeom prst="rect"/>
-                  </pic:spPr>
-                </pic:pic>
-              </a:graphicData>
-            </a:graphic>
-          </wp:inline>
-        </w:drawing>
-      </w:r>
+      <w:pPr>
+        <w:jc w:val="center"/>
+      </w:pPr>
+      <m:oMath>
+        <m:box>
+          <m:e>
+            <m:r>
+              <m:rPr>
+                <m:sty m:val="i"/>
+              </m:rPr>
+              <m:t>μ</m:t>
+            </m:r>
+            <m:r>
+              <m:rPr>
+                <m:sty m:val="p"/>
+              </m:rPr>
+              <m:t>=</m:t>
+            </m:r>
+            <m:r>
+              <m:rPr>
+                <m:sty m:val="p"/>
+              </m:rPr>
+              <m:t>−</m:t>
+            </m:r>
+            <m:r>
+              <m:t/>
+            </m:r>
+            <m:r>
+              <m:rPr>
+                <m:sty m:val="i"/>
+              </m:rPr>
+              <m:t>χ</m:t>
+            </m:r>
+          </m:e>
+        </m:box>
+      </m:oMath>
     </w:p>
     <w:p>
       <w:r>
@@ -6648,40 +6982,78 @@
       </w:r>
     </w:p>
     <w:p>
-      <w:r>
-        <w:drawing>
-          <wp:inline xmlns:a="http://schemas.openxmlformats.org/drawingml/2006/main" xmlns:pic="http://schemas.openxmlformats.org/drawingml/2006/picture">
-            <wp:extent cx="877824" cy="530352"/>
-            <wp:docPr id="35" name="Picture 35"/>
-            <wp:cNvGraphicFramePr>
-              <a:graphicFrameLocks noChangeAspect="1"/>
-            </wp:cNvGraphicFramePr>
-            <a:graphic>
-              <a:graphicData uri="http://schemas.openxmlformats.org/drawingml/2006/picture">
-                <pic:pic>
-                  <pic:nvPicPr>
-                    <pic:cNvPr id="0" name="image.png"/>
-                    <pic:cNvPicPr/>
-                  </pic:nvPicPr>
-                  <pic:blipFill>
-                    <a:blip r:embed="rId43"/>
-                    <a:stretch>
-                      <a:fillRect/>
-                    </a:stretch>
-                  </pic:blipFill>
-                  <pic:spPr>
-                    <a:xfrm>
-                      <a:off x="0" y="0"/>
-                      <a:ext cx="877824" cy="530352"/>
-                    </a:xfrm>
-                    <a:prstGeom prst="rect"/>
-                  </pic:spPr>
-                </pic:pic>
-              </a:graphicData>
-            </a:graphic>
-          </wp:inline>
-        </w:drawing>
-      </w:r>
+      <w:pPr>
+        <w:jc w:val="center"/>
+      </w:pPr>
+      <m:oMath>
+        <m:box>
+          <m:e>
+            <m:r>
+              <m:rPr>
+                <m:sty m:val="i"/>
+              </m:rPr>
+              <m:t>ω</m:t>
+            </m:r>
+            <m:r>
+              <m:rPr>
+                <m:sty m:val="p"/>
+              </m:rPr>
+              <m:t>=</m:t>
+            </m:r>
+            <m:f>
+              <m:num>
+                <m:box>
+                  <m:e>
+                    <m:sSup>
+                      <m:e>
+                        <m:r>
+                          <m:rPr>
+                            <m:sty m:val="i"/>
+                          </m:rPr>
+                          <m:t>μ</m:t>
+                        </m:r>
+                      </m:e>
+                      <m:sup>
+                        <m:box>
+                          <m:e>
+                            <m:r>
+                              <m:rPr>
+                                <m:sty m:val="p"/>
+                              </m:rPr>
+                              <m:t>2</m:t>
+                            </m:r>
+                          </m:e>
+                        </m:box>
+                      </m:sup>
+                    </m:sSup>
+                  </m:e>
+                </m:box>
+              </m:num>
+              <m:den>
+                <m:box>
+                  <m:e>
+                    <m:r>
+                      <m:rPr>
+                        <m:sty m:val="p"/>
+                      </m:rPr>
+                      <m:t>2</m:t>
+                    </m:r>
+                    <m:r>
+                      <m:t/>
+                    </m:r>
+                    <m:r>
+                      <m:rPr>
+                        <m:sty m:val="i"/>
+                      </m:rPr>
+                      <m:t>η</m:t>
+                    </m:r>
+                  </m:e>
+                </m:box>
+              </m:den>
+            </m:f>
+          </m:e>
+        </m:box>
+      </m:oMath>
     </w:p>
     <w:p>
       <w:r>
@@ -6699,40 +7071,184 @@
       </w:r>
     </w:p>
     <w:p>
-      <w:r>
-        <w:drawing>
-          <wp:inline xmlns:a="http://schemas.openxmlformats.org/drawingml/2006/main" xmlns:pic="http://schemas.openxmlformats.org/drawingml/2006/picture">
-            <wp:extent cx="1761744" cy="499871"/>
-            <wp:docPr id="36" name="Picture 36"/>
-            <wp:cNvGraphicFramePr>
-              <a:graphicFrameLocks noChangeAspect="1"/>
-            </wp:cNvGraphicFramePr>
-            <a:graphic>
-              <a:graphicData uri="http://schemas.openxmlformats.org/drawingml/2006/picture">
-                <pic:pic>
-                  <pic:nvPicPr>
-                    <pic:cNvPr id="0" name="image.png"/>
-                    <pic:cNvPicPr/>
-                  </pic:nvPicPr>
-                  <pic:blipFill>
-                    <a:blip r:embed="rId44"/>
-                    <a:stretch>
-                      <a:fillRect/>
-                    </a:stretch>
-                  </pic:blipFill>
-                  <pic:spPr>
-                    <a:xfrm>
-                      <a:off x="0" y="0"/>
-                      <a:ext cx="1761744" cy="499871"/>
-                    </a:xfrm>
-                    <a:prstGeom prst="rect"/>
-                  </pic:spPr>
-                </pic:pic>
-              </a:graphicData>
-            </a:graphic>
-          </wp:inline>
-        </w:drawing>
-      </w:r>
+      <w:pPr>
+        <w:jc w:val="center"/>
+      </w:pPr>
+      <m:oMath>
+        <m:box>
+          <m:e>
+            <m:r>
+              <m:rPr>
+                <m:sty m:val="i"/>
+              </m:rPr>
+              <m:t>Δ</m:t>
+            </m:r>
+            <m:r>
+              <m:rPr>
+                <m:sty m:val="i"/>
+              </m:rPr>
+              <m:t>N</m:t>
+            </m:r>
+            <m:r>
+              <m:rPr>
+                <m:sty m:val="p"/>
+              </m:rPr>
+              <m:t>=</m:t>
+            </m:r>
+            <m:f>
+              <m:num>
+                <m:box>
+                  <m:e>
+                    <m:sSub>
+                      <m:e>
+                        <m:r>
+                          <m:rPr>
+                            <m:sty m:val="i"/>
+                          </m:rPr>
+                          <m:t>Φ</m:t>
+                        </m:r>
+                      </m:e>
+                      <m:sub>
+                        <m:box>
+                          <m:e>
+                            <m:r>
+                              <m:rPr>
+                                <m:sty m:val="i"/>
+                              </m:rPr>
+                              <m:t>m</m:t>
+                            </m:r>
+                            <m:r>
+                              <m:rPr>
+                                <m:sty m:val="i"/>
+                              </m:rPr>
+                              <m:t>e</m:t>
+                            </m:r>
+                            <m:r>
+                              <m:rPr>
+                                <m:sty m:val="i"/>
+                              </m:rPr>
+                              <m:t>t</m:t>
+                            </m:r>
+                            <m:r>
+                              <m:rPr>
+                                <m:sty m:val="i"/>
+                              </m:rPr>
+                              <m:t>a</m:t>
+                            </m:r>
+                            <m:r>
+                              <m:rPr>
+                                <m:sty m:val="i"/>
+                              </m:rPr>
+                              <m:t>l</m:t>
+                            </m:r>
+                          </m:e>
+                        </m:box>
+                      </m:sub>
+                    </m:sSub>
+                    <m:r>
+                      <m:rPr>
+                        <m:sty m:val="p"/>
+                      </m:rPr>
+                      <m:t>−</m:t>
+                    </m:r>
+                    <m:r>
+                      <m:rPr>
+                        <m:sty m:val="i"/>
+                      </m:rPr>
+                      <m:t>χ</m:t>
+                    </m:r>
+                  </m:e>
+                </m:box>
+              </m:num>
+              <m:den>
+                <m:box>
+                  <m:e>
+                    <m:r>
+                      <m:rPr>
+                        <m:sty m:val="p"/>
+                      </m:rPr>
+                      <m:t>2</m:t>
+                    </m:r>
+                    <m:r>
+                      <m:t/>
+                    </m:r>
+                    <m:r>
+                      <m:rPr>
+                        <m:sty m:val="p"/>
+                      </m:rPr>
+                      <m:t>(</m:t>
+                    </m:r>
+                    <m:sSub>
+                      <m:e>
+                        <m:r>
+                          <m:rPr>
+                            <m:sty m:val="i"/>
+                          </m:rPr>
+                          <m:t>η</m:t>
+                        </m:r>
+                      </m:e>
+                      <m:sub>
+                        <m:box>
+                          <m:e>
+                            <m:r>
+                              <m:rPr>
+                                <m:sty m:val="i"/>
+                              </m:rPr>
+                              <m:t>m</m:t>
+                            </m:r>
+                            <m:r>
+                              <m:rPr>
+                                <m:sty m:val="i"/>
+                              </m:rPr>
+                              <m:t>e</m:t>
+                            </m:r>
+                            <m:r>
+                              <m:rPr>
+                                <m:sty m:val="i"/>
+                              </m:rPr>
+                              <m:t>t</m:t>
+                            </m:r>
+                            <m:r>
+                              <m:rPr>
+                                <m:sty m:val="i"/>
+                              </m:rPr>
+                              <m:t>a</m:t>
+                            </m:r>
+                            <m:r>
+                              <m:rPr>
+                                <m:sty m:val="i"/>
+                              </m:rPr>
+                              <m:t>l</m:t>
+                            </m:r>
+                          </m:e>
+                        </m:box>
+                      </m:sub>
+                    </m:sSub>
+                    <m:r>
+                      <m:rPr>
+                        <m:sty m:val="p"/>
+                      </m:rPr>
+                      <m:t>+</m:t>
+                    </m:r>
+                    <m:r>
+                      <m:rPr>
+                        <m:sty m:val="i"/>
+                      </m:rPr>
+                      <m:t>η</m:t>
+                    </m:r>
+                    <m:r>
+                      <m:rPr>
+                        <m:sty m:val="p"/>
+                      </m:rPr>
+                      <m:t>)</m:t>
+                    </m:r>
+                  </m:e>
+                </m:box>
+              </m:den>
+            </m:f>
+          </m:e>
+        </m:box>
+      </m:oMath>
     </w:p>
     <w:p>
       <w:r>
@@ -6750,40 +7266,102 @@
       </w:r>
     </w:p>
     <w:p>
-      <w:r>
-        <w:drawing>
-          <wp:inline xmlns:a="http://schemas.openxmlformats.org/drawingml/2006/main" xmlns:pic="http://schemas.openxmlformats.org/drawingml/2006/picture">
-            <wp:extent cx="1475232" cy="438912"/>
-            <wp:docPr id="37" name="Picture 37"/>
-            <wp:cNvGraphicFramePr>
-              <a:graphicFrameLocks noChangeAspect="1"/>
-            </wp:cNvGraphicFramePr>
-            <a:graphic>
-              <a:graphicData uri="http://schemas.openxmlformats.org/drawingml/2006/picture">
-                <pic:pic>
-                  <pic:nvPicPr>
-                    <pic:cNvPr id="0" name="image.png"/>
-                    <pic:cNvPicPr/>
-                  </pic:nvPicPr>
-                  <pic:blipFill>
-                    <a:blip r:embed="rId45"/>
-                    <a:stretch>
-                      <a:fillRect/>
-                    </a:stretch>
-                  </pic:blipFill>
-                  <pic:spPr>
-                    <a:xfrm>
-                      <a:off x="0" y="0"/>
-                      <a:ext cx="1475232" cy="438912"/>
-                    </a:xfrm>
-                    <a:prstGeom prst="rect"/>
-                  </pic:spPr>
-                </pic:pic>
-              </a:graphicData>
-            </a:graphic>
-          </wp:inline>
-        </w:drawing>
-      </w:r>
+      <w:pPr>
+        <w:jc w:val="center"/>
+      </w:pPr>
+      <m:oMath>
+        <m:box>
+          <m:e>
+            <m:r>
+              <m:rPr>
+                <m:sty m:val="i"/>
+              </m:rPr>
+              <m:t>Δ</m:t>
+            </m:r>
+            <m:sSub>
+              <m:e>
+                <m:r>
+                  <m:rPr>
+                    <m:sty m:val="i"/>
+                  </m:rPr>
+                  <m:t>E</m:t>
+                </m:r>
+              </m:e>
+              <m:sub>
+                <m:box>
+                  <m:e>
+                    <m:r>
+                      <m:rPr>
+                        <m:sty m:val="i"/>
+                      </m:rPr>
+                      <m:t>b</m:t>
+                    </m:r>
+                    <m:r>
+                      <m:rPr>
+                        <m:sty m:val="i"/>
+                      </m:rPr>
+                      <m:t>a</m:t>
+                    </m:r>
+                    <m:r>
+                      <m:rPr>
+                        <m:sty m:val="i"/>
+                      </m:rPr>
+                      <m:t>c</m:t>
+                    </m:r>
+                    <m:r>
+                      <m:rPr>
+                        <m:sty m:val="i"/>
+                      </m:rPr>
+                      <m:t>k</m:t>
+                    </m:r>
+                  </m:e>
+                </m:box>
+              </m:sub>
+            </m:sSub>
+            <m:r>
+              <m:rPr>
+                <m:sty m:val="p"/>
+              </m:rPr>
+              <m:t>=</m:t>
+            </m:r>
+            <m:r>
+              <m:rPr>
+                <m:sty m:val="p"/>
+              </m:rPr>
+              <m:t>−</m:t>
+            </m:r>
+            <m:r>
+              <m:t/>
+            </m:r>
+            <m:f>
+              <m:num>
+                <m:box>
+                  <m:e>
+                    <m:r>
+                      <m:rPr>
+                        <m:sty m:val="i"/>
+                      </m:rPr>
+                      <m:t>η</m:t>
+                    </m:r>
+                  </m:e>
+                </m:box>
+              </m:num>
+              <m:den>
+                <m:box>
+                  <m:e>
+                    <m:r>
+                      <m:rPr>
+                        <m:sty m:val="p"/>
+                      </m:rPr>
+                      <m:t>4</m:t>
+                    </m:r>
+                  </m:e>
+                </m:box>
+              </m:den>
+            </m:f>
+          </m:e>
+        </m:box>
+      </m:oMath>
     </w:p>
     <w:p>
       <w:r>
@@ -6809,40 +7387,153 @@
       </w:r>
     </w:p>
     <w:p>
-      <w:r>
-        <w:drawing>
-          <wp:inline xmlns:a="http://schemas.openxmlformats.org/drawingml/2006/main" xmlns:pic="http://schemas.openxmlformats.org/drawingml/2006/picture">
-            <wp:extent cx="2560320" cy="402336"/>
-            <wp:docPr id="38" name="Picture 38"/>
-            <wp:cNvGraphicFramePr>
-              <a:graphicFrameLocks noChangeAspect="1"/>
-            </wp:cNvGraphicFramePr>
-            <a:graphic>
-              <a:graphicData uri="http://schemas.openxmlformats.org/drawingml/2006/picture">
-                <pic:pic>
-                  <pic:nvPicPr>
-                    <pic:cNvPr id="0" name="image.png"/>
-                    <pic:cNvPicPr/>
-                  </pic:nvPicPr>
-                  <pic:blipFill>
-                    <a:blip r:embed="rId46"/>
-                    <a:stretch>
-                      <a:fillRect/>
-                    </a:stretch>
-                  </pic:blipFill>
-                  <pic:spPr>
-                    <a:xfrm>
-                      <a:off x="0" y="0"/>
-                      <a:ext cx="2560320" cy="402336"/>
-                    </a:xfrm>
-                    <a:prstGeom prst="rect"/>
-                  </pic:spPr>
-                </pic:pic>
-              </a:graphicData>
-            </a:graphic>
-          </wp:inline>
-        </w:drawing>
-      </w:r>
+      <w:pPr>
+        <w:jc w:val="center"/>
+      </w:pPr>
+      <m:oMath>
+        <m:box>
+          <m:e>
+            <m:sSubSup>
+              <m:e>
+                <m:r>
+                  <m:rPr>
+                    <m:sty m:val="i"/>
+                  </m:rPr>
+                  <m:t>f</m:t>
+                </m:r>
+              </m:e>
+              <m:sub>
+                <m:box>
+                  <m:e>
+                    <m:r>
+                      <m:rPr>
+                        <m:sty m:val="i"/>
+                      </m:rPr>
+                      <m:t>k</m:t>
+                    </m:r>
+                  </m:e>
+                </m:box>
+              </m:sub>
+              <m:sup>
+                <m:box>
+                  <m:e>
+                    <m:r>
+                      <m:rPr>
+                        <m:sty m:val="p"/>
+                      </m:rPr>
+                      <m:t>−</m:t>
+                    </m:r>
+                  </m:e>
+                </m:box>
+              </m:sup>
+            </m:sSubSup>
+            <m:r>
+              <m:rPr>
+                <m:sty m:val="p"/>
+              </m:rPr>
+              <m:t>=</m:t>
+            </m:r>
+            <m:sSub>
+              <m:e>
+                <m:r>
+                  <m:rPr>
+                    <m:sty m:val="i"/>
+                  </m:rPr>
+                  <m:t>q</m:t>
+                </m:r>
+              </m:e>
+              <m:sub>
+                <m:box>
+                  <m:e>
+                    <m:r>
+                      <m:rPr>
+                        <m:sty m:val="i"/>
+                      </m:rPr>
+                      <m:t>k</m:t>
+                    </m:r>
+                  </m:e>
+                </m:box>
+              </m:sub>
+            </m:sSub>
+            <m:r>
+              <m:rPr>
+                <m:sty m:val="p"/>
+              </m:rPr>
+              <m:t>(</m:t>
+            </m:r>
+            <m:r>
+              <m:rPr>
+                <m:sty m:val="i"/>
+              </m:rPr>
+              <m:t>N</m:t>
+            </m:r>
+            <m:r>
+              <m:rPr>
+                <m:sty m:val="p"/>
+              </m:rPr>
+              <m:t>−</m:t>
+            </m:r>
+            <m:r>
+              <m:rPr>
+                <m:sty m:val="p"/>
+              </m:rPr>
+              <m:t>1</m:t>
+            </m:r>
+            <m:r>
+              <m:rPr>
+                <m:sty m:val="p"/>
+              </m:rPr>
+              <m:t>)</m:t>
+            </m:r>
+            <m:r>
+              <m:rPr>
+                <m:sty m:val="p"/>
+              </m:rPr>
+              <m:t>−</m:t>
+            </m:r>
+            <m:sSub>
+              <m:e>
+                <m:r>
+                  <m:rPr>
+                    <m:sty m:val="i"/>
+                  </m:rPr>
+                  <m:t>q</m:t>
+                </m:r>
+              </m:e>
+              <m:sub>
+                <m:box>
+                  <m:e>
+                    <m:r>
+                      <m:rPr>
+                        <m:sty m:val="i"/>
+                      </m:rPr>
+                      <m:t>k</m:t>
+                    </m:r>
+                  </m:e>
+                </m:box>
+              </m:sub>
+            </m:sSub>
+            <m:r>
+              <m:rPr>
+                <m:sty m:val="p"/>
+              </m:rPr>
+              <m:t>(</m:t>
+            </m:r>
+            <m:r>
+              <m:rPr>
+                <m:sty m:val="i"/>
+              </m:rPr>
+              <m:t>N</m:t>
+            </m:r>
+            <m:r>
+              <m:rPr>
+                <m:sty m:val="p"/>
+              </m:rPr>
+              <m:t>)</m:t>
+            </m:r>
+          </m:e>
+        </m:box>
+      </m:oMath>
     </w:p>
     <w:p>
       <w:r>
@@ -6860,40 +7551,153 @@
       </w:r>
     </w:p>
     <w:p>
-      <w:r>
-        <w:drawing>
-          <wp:inline xmlns:a="http://schemas.openxmlformats.org/drawingml/2006/main" xmlns:pic="http://schemas.openxmlformats.org/drawingml/2006/picture">
-            <wp:extent cx="2560320" cy="426720"/>
-            <wp:docPr id="39" name="Picture 39"/>
-            <wp:cNvGraphicFramePr>
-              <a:graphicFrameLocks noChangeAspect="1"/>
-            </wp:cNvGraphicFramePr>
-            <a:graphic>
-              <a:graphicData uri="http://schemas.openxmlformats.org/drawingml/2006/picture">
-                <pic:pic>
-                  <pic:nvPicPr>
-                    <pic:cNvPr id="0" name="image.png"/>
-                    <pic:cNvPicPr/>
-                  </pic:nvPicPr>
-                  <pic:blipFill>
-                    <a:blip r:embed="rId47"/>
-                    <a:stretch>
-                      <a:fillRect/>
-                    </a:stretch>
-                  </pic:blipFill>
-                  <pic:spPr>
-                    <a:xfrm>
-                      <a:off x="0" y="0"/>
-                      <a:ext cx="2560320" cy="426720"/>
-                    </a:xfrm>
-                    <a:prstGeom prst="rect"/>
-                  </pic:spPr>
-                </pic:pic>
-              </a:graphicData>
-            </a:graphic>
-          </wp:inline>
-        </w:drawing>
-      </w:r>
+      <w:pPr>
+        <w:jc w:val="center"/>
+      </w:pPr>
+      <m:oMath>
+        <m:box>
+          <m:e>
+            <m:sSubSup>
+              <m:e>
+                <m:r>
+                  <m:rPr>
+                    <m:sty m:val="i"/>
+                  </m:rPr>
+                  <m:t>f</m:t>
+                </m:r>
+              </m:e>
+              <m:sub>
+                <m:box>
+                  <m:e>
+                    <m:r>
+                      <m:rPr>
+                        <m:sty m:val="i"/>
+                      </m:rPr>
+                      <m:t>k</m:t>
+                    </m:r>
+                  </m:e>
+                </m:box>
+              </m:sub>
+              <m:sup>
+                <m:box>
+                  <m:e>
+                    <m:r>
+                      <m:rPr>
+                        <m:sty m:val="p"/>
+                      </m:rPr>
+                      <m:t>+</m:t>
+                    </m:r>
+                  </m:e>
+                </m:box>
+              </m:sup>
+            </m:sSubSup>
+            <m:r>
+              <m:rPr>
+                <m:sty m:val="p"/>
+              </m:rPr>
+              <m:t>=</m:t>
+            </m:r>
+            <m:sSub>
+              <m:e>
+                <m:r>
+                  <m:rPr>
+                    <m:sty m:val="i"/>
+                  </m:rPr>
+                  <m:t>q</m:t>
+                </m:r>
+              </m:e>
+              <m:sub>
+                <m:box>
+                  <m:e>
+                    <m:r>
+                      <m:rPr>
+                        <m:sty m:val="i"/>
+                      </m:rPr>
+                      <m:t>k</m:t>
+                    </m:r>
+                  </m:e>
+                </m:box>
+              </m:sub>
+            </m:sSub>
+            <m:r>
+              <m:rPr>
+                <m:sty m:val="p"/>
+              </m:rPr>
+              <m:t>(</m:t>
+            </m:r>
+            <m:r>
+              <m:rPr>
+                <m:sty m:val="i"/>
+              </m:rPr>
+              <m:t>N</m:t>
+            </m:r>
+            <m:r>
+              <m:rPr>
+                <m:sty m:val="p"/>
+              </m:rPr>
+              <m:t>)</m:t>
+            </m:r>
+            <m:r>
+              <m:rPr>
+                <m:sty m:val="p"/>
+              </m:rPr>
+              <m:t>−</m:t>
+            </m:r>
+            <m:sSub>
+              <m:e>
+                <m:r>
+                  <m:rPr>
+                    <m:sty m:val="i"/>
+                  </m:rPr>
+                  <m:t>q</m:t>
+                </m:r>
+              </m:e>
+              <m:sub>
+                <m:box>
+                  <m:e>
+                    <m:r>
+                      <m:rPr>
+                        <m:sty m:val="i"/>
+                      </m:rPr>
+                      <m:t>k</m:t>
+                    </m:r>
+                  </m:e>
+                </m:box>
+              </m:sub>
+            </m:sSub>
+            <m:r>
+              <m:rPr>
+                <m:sty m:val="p"/>
+              </m:rPr>
+              <m:t>(</m:t>
+            </m:r>
+            <m:r>
+              <m:rPr>
+                <m:sty m:val="i"/>
+              </m:rPr>
+              <m:t>N</m:t>
+            </m:r>
+            <m:r>
+              <m:rPr>
+                <m:sty m:val="p"/>
+              </m:rPr>
+              <m:t>+</m:t>
+            </m:r>
+            <m:r>
+              <m:rPr>
+                <m:sty m:val="p"/>
+              </m:rPr>
+              <m:t>1</m:t>
+            </m:r>
+            <m:r>
+              <m:rPr>
+                <m:sty m:val="p"/>
+              </m:rPr>
+              <m:t>)</m:t>
+            </m:r>
+          </m:e>
+        </m:box>
+      </m:oMath>
     </w:p>
     <w:p>
       <w:r>
@@ -6911,40 +7715,123 @@
       </w:r>
     </w:p>
     <w:p>
-      <w:r>
-        <w:drawing>
-          <wp:inline xmlns:a="http://schemas.openxmlformats.org/drawingml/2006/main" xmlns:pic="http://schemas.openxmlformats.org/drawingml/2006/picture">
-            <wp:extent cx="1524000" cy="426720"/>
-            <wp:docPr id="40" name="Picture 40"/>
-            <wp:cNvGraphicFramePr>
-              <a:graphicFrameLocks noChangeAspect="1"/>
-            </wp:cNvGraphicFramePr>
-            <a:graphic>
-              <a:graphicData uri="http://schemas.openxmlformats.org/drawingml/2006/picture">
-                <pic:pic>
-                  <pic:nvPicPr>
-                    <pic:cNvPr id="0" name="image.png"/>
-                    <pic:cNvPicPr/>
-                  </pic:nvPicPr>
-                  <pic:blipFill>
-                    <a:blip r:embed="rId48"/>
-                    <a:stretch>
-                      <a:fillRect/>
-                    </a:stretch>
-                  </pic:blipFill>
-                  <pic:spPr>
-                    <a:xfrm>
-                      <a:off x="0" y="0"/>
-                      <a:ext cx="1524000" cy="426720"/>
-                    </a:xfrm>
-                    <a:prstGeom prst="rect"/>
-                  </pic:spPr>
-                </pic:pic>
-              </a:graphicData>
-            </a:graphic>
-          </wp:inline>
-        </w:drawing>
-      </w:r>
+      <w:pPr>
+        <w:jc w:val="center"/>
+      </w:pPr>
+      <m:oMath>
+        <m:box>
+          <m:e>
+            <m:r>
+              <m:rPr>
+                <m:sty m:val="i"/>
+              </m:rPr>
+              <m:t>Δ</m:t>
+            </m:r>
+            <m:sSub>
+              <m:e>
+                <m:r>
+                  <m:rPr>
+                    <m:sty m:val="i"/>
+                  </m:rPr>
+                  <m:t>f</m:t>
+                </m:r>
+              </m:e>
+              <m:sub>
+                <m:box>
+                  <m:e>
+                    <m:r>
+                      <m:rPr>
+                        <m:sty m:val="i"/>
+                      </m:rPr>
+                      <m:t>k</m:t>
+                    </m:r>
+                  </m:e>
+                </m:box>
+              </m:sub>
+            </m:sSub>
+            <m:r>
+              <m:rPr>
+                <m:sty m:val="p"/>
+              </m:rPr>
+              <m:t>=</m:t>
+            </m:r>
+            <m:sSubSup>
+              <m:e>
+                <m:r>
+                  <m:rPr>
+                    <m:sty m:val="i"/>
+                  </m:rPr>
+                  <m:t>f</m:t>
+                </m:r>
+              </m:e>
+              <m:sub>
+                <m:box>
+                  <m:e>
+                    <m:r>
+                      <m:rPr>
+                        <m:sty m:val="i"/>
+                      </m:rPr>
+                      <m:t>k</m:t>
+                    </m:r>
+                  </m:e>
+                </m:box>
+              </m:sub>
+              <m:sup>
+                <m:box>
+                  <m:e>
+                    <m:r>
+                      <m:rPr>
+                        <m:sty m:val="p"/>
+                      </m:rPr>
+                      <m:t>+</m:t>
+                    </m:r>
+                  </m:e>
+                </m:box>
+              </m:sup>
+            </m:sSubSup>
+            <m:r>
+              <m:rPr>
+                <m:sty m:val="p"/>
+              </m:rPr>
+              <m:t>−</m:t>
+            </m:r>
+            <m:sSubSup>
+              <m:e>
+                <m:r>
+                  <m:rPr>
+                    <m:sty m:val="i"/>
+                  </m:rPr>
+                  <m:t>f</m:t>
+                </m:r>
+              </m:e>
+              <m:sub>
+                <m:box>
+                  <m:e>
+                    <m:r>
+                      <m:rPr>
+                        <m:sty m:val="i"/>
+                      </m:rPr>
+                      <m:t>k</m:t>
+                    </m:r>
+                  </m:e>
+                </m:box>
+              </m:sub>
+              <m:sup>
+                <m:box>
+                  <m:e>
+                    <m:r>
+                      <m:rPr>
+                        <m:sty m:val="p"/>
+                      </m:rPr>
+                      <m:t>−</m:t>
+                    </m:r>
+                  </m:e>
+                </m:box>
+              </m:sup>
+            </m:sSubSup>
+          </m:e>
+        </m:box>
+      </m:oMath>
     </w:p>
     <w:p>
       <w:r>
@@ -6970,40 +7857,164 @@
       </w:r>
     </w:p>
     <w:p>
-      <w:r>
-        <w:drawing>
-          <wp:inline xmlns:a="http://schemas.openxmlformats.org/drawingml/2006/main" xmlns:pic="http://schemas.openxmlformats.org/drawingml/2006/picture">
-            <wp:extent cx="1944623" cy="457200"/>
-            <wp:docPr id="41" name="Picture 41"/>
-            <wp:cNvGraphicFramePr>
-              <a:graphicFrameLocks noChangeAspect="1"/>
-            </wp:cNvGraphicFramePr>
-            <a:graphic>
-              <a:graphicData uri="http://schemas.openxmlformats.org/drawingml/2006/picture">
-                <pic:pic>
-                  <pic:nvPicPr>
-                    <pic:cNvPr id="0" name="image.png"/>
-                    <pic:cNvPicPr/>
-                  </pic:nvPicPr>
-                  <pic:blipFill>
-                    <a:blip r:embed="rId49"/>
-                    <a:stretch>
-                      <a:fillRect/>
-                    </a:stretch>
-                  </pic:blipFill>
-                  <pic:spPr>
-                    <a:xfrm>
-                      <a:off x="0" y="0"/>
-                      <a:ext cx="1944623" cy="457200"/>
-                    </a:xfrm>
-                    <a:prstGeom prst="rect"/>
-                  </pic:spPr>
-                </pic:pic>
-              </a:graphicData>
-            </a:graphic>
-          </wp:inline>
-        </w:drawing>
-      </w:r>
+      <w:pPr>
+        <w:jc w:val="center"/>
+      </w:pPr>
+      <m:oMath>
+        <m:box>
+          <m:e>
+            <m:sSub>
+              <m:e>
+                <m:r>
+                  <m:rPr>
+                    <m:sty m:val="i"/>
+                  </m:rPr>
+                  <m:t>f</m:t>
+                </m:r>
+              </m:e>
+              <m:sub>
+                <m:box>
+                  <m:e>
+                    <m:r>
+                      <m:rPr>
+                        <m:sty m:val="i"/>
+                      </m:rPr>
+                      <m:t>p</m:t>
+                    </m:r>
+                    <m:r>
+                      <m:rPr>
+                        <m:sty m:val="i"/>
+                      </m:rPr>
+                      <m:t>r</m:t>
+                    </m:r>
+                    <m:r>
+                      <m:rPr>
+                        <m:sty m:val="i"/>
+                      </m:rPr>
+                      <m:t>o</m:t>
+                    </m:r>
+                    <m:r>
+                      <m:rPr>
+                        <m:sty m:val="i"/>
+                      </m:rPr>
+                      <m:t>t</m:t>
+                    </m:r>
+                  </m:e>
+                </m:box>
+              </m:sub>
+            </m:sSub>
+            <m:r>
+              <m:rPr>
+                <m:sty m:val="p"/>
+              </m:rPr>
+              <m:t>=</m:t>
+            </m:r>
+            <m:f>
+              <m:num>
+                <m:box>
+                  <m:e>
+                    <m:r>
+                      <m:rPr>
+                        <m:sty m:val="p"/>
+                      </m:rPr>
+                      <m:t>1</m:t>
+                    </m:r>
+                  </m:e>
+                </m:box>
+              </m:num>
+              <m:den>
+                <m:box>
+                  <m:e>
+                    <m:r>
+                      <m:rPr>
+                        <m:sty m:val="p"/>
+                      </m:rPr>
+                      <m:t>1</m:t>
+                    </m:r>
+                    <m:r>
+                      <m:rPr>
+                        <m:sty m:val="p"/>
+                      </m:rPr>
+                      <m:t>+</m:t>
+                    </m:r>
+                    <m:sSup>
+                      <m:e>
+                        <m:r>
+                          <m:rPr>
+                            <m:sty m:val="p"/>
+                          </m:rPr>
+                          <m:t>10</m:t>
+                        </m:r>
+                      </m:e>
+                      <m:sup>
+                        <m:box>
+                          <m:e>
+                            <m:r>
+                              <m:t/>
+                            </m:r>
+                            <m:r>
+                              <m:rPr>
+                                <m:sty m:val="i"/>
+                              </m:rPr>
+                              <m:t>p</m:t>
+                            </m:r>
+                            <m:r>
+                              <m:rPr>
+                                <m:sty m:val="i"/>
+                              </m:rPr>
+                              <m:t>H</m:t>
+                            </m:r>
+                            <m:r>
+                              <m:rPr>
+                                <m:sty m:val="p"/>
+                              </m:rPr>
+                              <m:t>−</m:t>
+                            </m:r>
+                            <m:r>
+                              <m:rPr>
+                                <m:sty m:val="i"/>
+                              </m:rPr>
+                              <m:t>p</m:t>
+                            </m:r>
+                            <m:sSub>
+                              <m:e>
+                                <m:r>
+                                  <m:rPr>
+                                    <m:sty m:val="i"/>
+                                  </m:rPr>
+                                  <m:t>K</m:t>
+                                </m:r>
+                              </m:e>
+                              <m:sub>
+                                <m:box>
+                                  <m:e>
+                                    <m:r>
+                                      <m:rPr>
+                                        <m:sty m:val="i"/>
+                                      </m:rPr>
+                                      <m:t>a</m:t>
+                                    </m:r>
+                                    <m:r>
+                                      <m:rPr>
+                                        <m:sty m:val="i"/>
+                                      </m:rPr>
+                                      <m:t>H</m:t>
+                                    </m:r>
+                                  </m:e>
+                                </m:box>
+                              </m:sub>
+                            </m:sSub>
+                          </m:e>
+                        </m:box>
+                      </m:sup>
+                    </m:sSup>
+                  </m:e>
+                </m:box>
+              </m:den>
+            </m:f>
+          </m:e>
+        </m:box>
+      </m:oMath>
     </w:p>
     <w:p>
       <w:r>
@@ -7021,40 +8032,142 @@
       </w:r>
     </w:p>
     <w:p>
-      <w:r>
-        <w:drawing>
-          <wp:inline xmlns:a="http://schemas.openxmlformats.org/drawingml/2006/main" xmlns:pic="http://schemas.openxmlformats.org/drawingml/2006/picture">
-            <wp:extent cx="1591056" cy="542544"/>
-            <wp:docPr id="42" name="Picture 42"/>
-            <wp:cNvGraphicFramePr>
-              <a:graphicFrameLocks noChangeAspect="1"/>
-            </wp:cNvGraphicFramePr>
-            <a:graphic>
-              <a:graphicData uri="http://schemas.openxmlformats.org/drawingml/2006/picture">
-                <pic:pic>
-                  <pic:nvPicPr>
-                    <pic:cNvPr id="0" name="image.png"/>
-                    <pic:cNvPicPr/>
-                  </pic:nvPicPr>
-                  <pic:blipFill>
-                    <a:blip r:embed="rId50"/>
-                    <a:stretch>
-                      <a:fillRect/>
-                    </a:stretch>
-                  </pic:blipFill>
-                  <pic:spPr>
-                    <a:xfrm>
-                      <a:off x="0" y="0"/>
-                      <a:ext cx="1591056" cy="542544"/>
-                    </a:xfrm>
-                    <a:prstGeom prst="rect"/>
-                  </pic:spPr>
-                </pic:pic>
-              </a:graphicData>
-            </a:graphic>
-          </wp:inline>
-        </w:drawing>
-      </w:r>
+      <w:pPr>
+        <w:jc w:val="center"/>
+      </w:pPr>
+      <m:oMath>
+        <m:box>
+          <m:e>
+            <m:r>
+              <m:rPr>
+                <m:sty m:val="i"/>
+              </m:rPr>
+              <m:t>p</m:t>
+            </m:r>
+            <m:sSub>
+              <m:e>
+                <m:r>
+                  <m:rPr>
+                    <m:sty m:val="i"/>
+                  </m:rPr>
+                  <m:t>K</m:t>
+                </m:r>
+              </m:e>
+              <m:sub>
+                <m:box>
+                  <m:e>
+                    <m:r>
+                      <m:rPr>
+                        <m:sty m:val="i"/>
+                      </m:rPr>
+                      <m:t>a</m:t>
+                    </m:r>
+                    <m:r>
+                      <m:rPr>
+                        <m:sty m:val="i"/>
+                      </m:rPr>
+                      <m:t>H</m:t>
+                    </m:r>
+                  </m:e>
+                </m:box>
+              </m:sub>
+            </m:sSub>
+            <m:r>
+              <m:rPr>
+                <m:sty m:val="p"/>
+              </m:rPr>
+              <m:t>=</m:t>
+            </m:r>
+            <m:f>
+              <m:num>
+                <m:box>
+                  <m:e>
+                    <m:r>
+                      <m:rPr>
+                        <m:sty m:val="i"/>
+                      </m:rPr>
+                      <m:t>Δ</m:t>
+                    </m:r>
+                    <m:sSubSup>
+                      <m:e>
+                        <m:r>
+                          <m:rPr>
+                            <m:sty m:val="i"/>
+                          </m:rPr>
+                          <m:t>G</m:t>
+                        </m:r>
+                      </m:e>
+                      <m:sub>
+                        <m:box>
+                          <m:e>
+                            <m:r>
+                              <m:rPr>
+                                <m:sty m:val="i"/>
+                              </m:rPr>
+                              <m:t>a</m:t>
+                            </m:r>
+                            <m:r>
+                              <m:rPr>
+                                <m:sty m:val="i"/>
+                              </m:rPr>
+                              <m:t>q</m:t>
+                            </m:r>
+                          </m:e>
+                        </m:box>
+                      </m:sub>
+                      <m:sup>
+                        <m:box>
+                          <m:e>
+                            <m:r>
+                              <m:rPr>
+                                <m:sty m:val="p"/>
+                              </m:rPr>
+                              <m:t>*</m:t>
+                            </m:r>
+                          </m:e>
+                        </m:box>
+                      </m:sup>
+                    </m:sSubSup>
+                  </m:e>
+                </m:box>
+              </m:num>
+              <m:den>
+                <m:box>
+                  <m:e>
+                    <m:r>
+                      <m:rPr>
+                        <m:sty m:val="i"/>
+                      </m:rPr>
+                      <m:t>R</m:t>
+                    </m:r>
+                    <m:r>
+                      <m:rPr>
+                        <m:sty m:val="i"/>
+                      </m:rPr>
+                      <m:t>T</m:t>
+                    </m:r>
+                    <m:r>
+                      <m:t/>
+                    </m:r>
+                    <m:r>
+                      <m:rPr>
+                        <m:sty m:val="p"/>
+                      </m:rPr>
+                      <m:t>ln</m:t>
+                    </m:r>
+                    <m:r>
+                      <m:rPr>
+                        <m:sty m:val="p"/>
+                      </m:rPr>
+                      <m:t>10</m:t>
+                    </m:r>
+                  </m:e>
+                </m:box>
+              </m:den>
+            </m:f>
+          </m:e>
+        </m:box>
+      </m:oMath>
     </w:p>
     <w:p>
       <w:r>
@@ -7072,40 +8185,237 @@
       </w:r>
     </w:p>
     <w:p>
-      <w:r>
-        <w:drawing>
-          <wp:inline xmlns:a="http://schemas.openxmlformats.org/drawingml/2006/main" xmlns:pic="http://schemas.openxmlformats.org/drawingml/2006/picture">
-            <wp:extent cx="3877056" cy="469392"/>
-            <wp:docPr id="43" name="Picture 43"/>
-            <wp:cNvGraphicFramePr>
-              <a:graphicFrameLocks noChangeAspect="1"/>
-            </wp:cNvGraphicFramePr>
-            <a:graphic>
-              <a:graphicData uri="http://schemas.openxmlformats.org/drawingml/2006/picture">
-                <pic:pic>
-                  <pic:nvPicPr>
-                    <pic:cNvPr id="0" name="image.png"/>
-                    <pic:cNvPicPr/>
-                  </pic:nvPicPr>
-                  <pic:blipFill>
-                    <a:blip r:embed="rId51"/>
-                    <a:stretch>
-                      <a:fillRect/>
-                    </a:stretch>
-                  </pic:blipFill>
-                  <pic:spPr>
-                    <a:xfrm>
-                      <a:off x="0" y="0"/>
-                      <a:ext cx="3877056" cy="469392"/>
-                    </a:xfrm>
-                    <a:prstGeom prst="rect"/>
-                  </pic:spPr>
-                </pic:pic>
-              </a:graphicData>
-            </a:graphic>
-          </wp:inline>
-        </w:drawing>
-      </w:r>
+      <w:pPr>
+        <w:jc w:val="center"/>
+      </w:pPr>
+      <m:oMath>
+        <m:box>
+          <m:e>
+            <m:r>
+              <m:rPr>
+                <m:sty m:val="i"/>
+              </m:rPr>
+              <m:t>Δ</m:t>
+            </m:r>
+            <m:sSubSup>
+              <m:e>
+                <m:r>
+                  <m:rPr>
+                    <m:sty m:val="i"/>
+                  </m:rPr>
+                  <m:t>G</m:t>
+                </m:r>
+              </m:e>
+              <m:sub>
+                <m:box>
+                  <m:e>
+                    <m:r>
+                      <m:rPr>
+                        <m:sty m:val="i"/>
+                      </m:rPr>
+                      <m:t>a</m:t>
+                    </m:r>
+                    <m:r>
+                      <m:rPr>
+                        <m:sty m:val="i"/>
+                      </m:rPr>
+                      <m:t>q</m:t>
+                    </m:r>
+                  </m:e>
+                </m:box>
+              </m:sub>
+              <m:sup>
+                <m:box>
+                  <m:e>
+                    <m:r>
+                      <m:rPr>
+                        <m:sty m:val="p"/>
+                      </m:rPr>
+                      <m:t>*</m:t>
+                    </m:r>
+                  </m:e>
+                </m:box>
+              </m:sup>
+            </m:sSubSup>
+            <m:r>
+              <m:rPr>
+                <m:sty m:val="p"/>
+              </m:rPr>
+              <m:t>=</m:t>
+            </m:r>
+            <m:sSup>
+              <m:e>
+                <m:r>
+                  <m:rPr>
+                    <m:sty m:val="i"/>
+                  </m:rPr>
+                  <m:t>G</m:t>
+                </m:r>
+              </m:e>
+              <m:sup>
+                <m:box>
+                  <m:e>
+                    <m:r>
+                      <m:rPr>
+                        <m:sty m:val="p"/>
+                      </m:rPr>
+                      <m:t>*</m:t>
+                    </m:r>
+                  </m:e>
+                </m:box>
+              </m:sup>
+            </m:sSup>
+            <m:r>
+              <m:rPr>
+                <m:sty m:val="p"/>
+              </m:rPr>
+              <m:t>(</m:t>
+            </m:r>
+            <m:r>
+              <m:rPr>
+                <m:sty m:val="i"/>
+              </m:rPr>
+              <m:t>B</m:t>
+            </m:r>
+            <m:r>
+              <m:rPr>
+                <m:sty m:val="p"/>
+              </m:rPr>
+              <m:t>)</m:t>
+            </m:r>
+            <m:r>
+              <m:rPr>
+                <m:sty m:val="p"/>
+              </m:rPr>
+              <m:t>+</m:t>
+            </m:r>
+            <m:sSup>
+              <m:e>
+                <m:r>
+                  <m:rPr>
+                    <m:sty m:val="i"/>
+                  </m:rPr>
+                  <m:t>G</m:t>
+                </m:r>
+              </m:e>
+              <m:sup>
+                <m:box>
+                  <m:e>
+                    <m:r>
+                      <m:rPr>
+                        <m:sty m:val="p"/>
+                      </m:rPr>
+                      <m:t>*</m:t>
+                    </m:r>
+                  </m:e>
+                </m:box>
+              </m:sup>
+            </m:sSup>
+            <m:r>
+              <m:rPr>
+                <m:sty m:val="p"/>
+              </m:rPr>
+              <m:t>(</m:t>
+            </m:r>
+            <m:sSup>
+              <m:e>
+                <m:r>
+                  <m:rPr>
+                    <m:sty m:val="i"/>
+                  </m:rPr>
+                  <m:t>H</m:t>
+                </m:r>
+              </m:e>
+              <m:sup>
+                <m:box>
+                  <m:e>
+                    <m:r>
+                      <m:rPr>
+                        <m:sty m:val="p"/>
+                      </m:rPr>
+                      <m:t>+</m:t>
+                    </m:r>
+                  </m:e>
+                </m:box>
+              </m:sup>
+            </m:sSup>
+            <m:r>
+              <m:rPr>
+                <m:sty m:val="p"/>
+              </m:rPr>
+              <m:t>)</m:t>
+            </m:r>
+            <m:r>
+              <m:rPr>
+                <m:sty m:val="p"/>
+              </m:rPr>
+              <m:t>−</m:t>
+            </m:r>
+            <m:sSup>
+              <m:e>
+                <m:r>
+                  <m:rPr>
+                    <m:sty m:val="i"/>
+                  </m:rPr>
+                  <m:t>G</m:t>
+                </m:r>
+              </m:e>
+              <m:sup>
+                <m:box>
+                  <m:e>
+                    <m:r>
+                      <m:rPr>
+                        <m:sty m:val="p"/>
+                      </m:rPr>
+                      <m:t>*</m:t>
+                    </m:r>
+                  </m:e>
+                </m:box>
+              </m:sup>
+            </m:sSup>
+            <m:r>
+              <m:rPr>
+                <m:sty m:val="p"/>
+              </m:rPr>
+              <m:t>(</m:t>
+            </m:r>
+            <m:r>
+              <m:rPr>
+                <m:sty m:val="i"/>
+              </m:rPr>
+              <m:t>B</m:t>
+            </m:r>
+            <m:sSup>
+              <m:e>
+                <m:r>
+                  <m:rPr>
+                    <m:sty m:val="i"/>
+                  </m:rPr>
+                  <m:t>H</m:t>
+                </m:r>
+              </m:e>
+              <m:sup>
+                <m:box>
+                  <m:e>
+                    <m:r>
+                      <m:rPr>
+                        <m:sty m:val="p"/>
+                      </m:rPr>
+                      <m:t>+</m:t>
+                    </m:r>
+                  </m:e>
+                </m:box>
+              </m:sup>
+            </m:sSup>
+            <m:r>
+              <m:rPr>
+                <m:sty m:val="p"/>
+              </m:rPr>
+              <m:t>)</m:t>
+            </m:r>
+          </m:e>
+        </m:box>
+      </m:oMath>
     </w:p>
     <w:p>
       <w:r>
@@ -7131,40 +8441,217 @@
       </w:r>
     </w:p>
     <w:p>
-      <w:r>
-        <w:drawing>
-          <wp:inline xmlns:a="http://schemas.openxmlformats.org/drawingml/2006/main" xmlns:pic="http://schemas.openxmlformats.org/drawingml/2006/picture">
-            <wp:extent cx="3505200" cy="377952"/>
-            <wp:docPr id="44" name="Picture 44"/>
-            <wp:cNvGraphicFramePr>
-              <a:graphicFrameLocks noChangeAspect="1"/>
-            </wp:cNvGraphicFramePr>
-            <a:graphic>
-              <a:graphicData uri="http://schemas.openxmlformats.org/drawingml/2006/picture">
-                <pic:pic>
-                  <pic:nvPicPr>
-                    <pic:cNvPr id="0" name="image.png"/>
-                    <pic:cNvPicPr/>
-                  </pic:nvPicPr>
-                  <pic:blipFill>
-                    <a:blip r:embed="rId52"/>
-                    <a:stretch>
-                      <a:fillRect/>
-                    </a:stretch>
-                  </pic:blipFill>
-                  <pic:spPr>
-                    <a:xfrm>
-                      <a:off x="0" y="0"/>
-                      <a:ext cx="3505200" cy="377952"/>
-                    </a:xfrm>
-                    <a:prstGeom prst="rect"/>
-                  </pic:spPr>
-                </pic:pic>
-              </a:graphicData>
-            </a:graphic>
-          </wp:inline>
-        </w:drawing>
-      </w:r>
+      <w:pPr>
+        <w:jc w:val="center"/>
+      </w:pPr>
+      <m:oMath>
+        <m:box>
+          <m:e>
+            <m:sSub>
+              <m:e>
+                <m:r>
+                  <m:rPr>
+                    <m:sty m:val="i"/>
+                  </m:rPr>
+                  <m:t>E</m:t>
+                </m:r>
+              </m:e>
+              <m:sub>
+                <m:box>
+                  <m:e>
+                    <m:r>
+                      <m:rPr>
+                        <m:sty m:val="i"/>
+                      </m:rPr>
+                      <m:t>a</m:t>
+                    </m:r>
+                    <m:r>
+                      <m:rPr>
+                        <m:sty m:val="i"/>
+                      </m:rPr>
+                      <m:t>d</m:t>
+                    </m:r>
+                    <m:r>
+                      <m:rPr>
+                        <m:sty m:val="i"/>
+                      </m:rPr>
+                      <m:t>s</m:t>
+                    </m:r>
+                  </m:e>
+                </m:box>
+              </m:sub>
+            </m:sSub>
+            <m:r>
+              <m:rPr>
+                <m:sty m:val="p"/>
+              </m:rPr>
+              <m:t>=</m:t>
+            </m:r>
+            <m:sSub>
+              <m:e>
+                <m:r>
+                  <m:rPr>
+                    <m:sty m:val="i"/>
+                  </m:rPr>
+                  <m:t>E</m:t>
+                </m:r>
+              </m:e>
+              <m:sub>
+                <m:box>
+                  <m:e>
+                    <m:r>
+                      <m:rPr>
+                        <m:sty m:val="i"/>
+                      </m:rPr>
+                      <m:t>s</m:t>
+                    </m:r>
+                    <m:r>
+                      <m:rPr>
+                        <m:sty m:val="i"/>
+                      </m:rPr>
+                      <m:t>l</m:t>
+                    </m:r>
+                    <m:r>
+                      <m:rPr>
+                        <m:sty m:val="i"/>
+                      </m:rPr>
+                      <m:t>a</m:t>
+                    </m:r>
+                    <m:r>
+                      <m:rPr>
+                        <m:sty m:val="i"/>
+                      </m:rPr>
+                      <m:t>b</m:t>
+                    </m:r>
+                    <m:r>
+                      <m:rPr>
+                        <m:sty m:val="p"/>
+                      </m:rPr>
+                      <m:t>+</m:t>
+                    </m:r>
+                    <m:r>
+                      <m:rPr>
+                        <m:sty m:val="i"/>
+                      </m:rPr>
+                      <m:t>m</m:t>
+                    </m:r>
+                    <m:r>
+                      <m:rPr>
+                        <m:sty m:val="i"/>
+                      </m:rPr>
+                      <m:t>o</m:t>
+                    </m:r>
+                    <m:r>
+                      <m:rPr>
+                        <m:sty m:val="i"/>
+                      </m:rPr>
+                      <m:t>l</m:t>
+                    </m:r>
+                  </m:e>
+                </m:box>
+              </m:sub>
+            </m:sSub>
+            <m:r>
+              <m:rPr>
+                <m:sty m:val="p"/>
+              </m:rPr>
+              <m:t>−</m:t>
+            </m:r>
+            <m:r>
+              <m:rPr>
+                <m:sty m:val="p"/>
+              </m:rPr>
+              <m:t>(</m:t>
+            </m:r>
+            <m:sSub>
+              <m:e>
+                <m:r>
+                  <m:rPr>
+                    <m:sty m:val="i"/>
+                  </m:rPr>
+                  <m:t>E</m:t>
+                </m:r>
+              </m:e>
+              <m:sub>
+                <m:box>
+                  <m:e>
+                    <m:r>
+                      <m:rPr>
+                        <m:sty m:val="i"/>
+                      </m:rPr>
+                      <m:t>s</m:t>
+                    </m:r>
+                    <m:r>
+                      <m:rPr>
+                        <m:sty m:val="i"/>
+                      </m:rPr>
+                      <m:t>l</m:t>
+                    </m:r>
+                    <m:r>
+                      <m:rPr>
+                        <m:sty m:val="i"/>
+                      </m:rPr>
+                      <m:t>a</m:t>
+                    </m:r>
+                    <m:r>
+                      <m:rPr>
+                        <m:sty m:val="i"/>
+                      </m:rPr>
+                      <m:t>b</m:t>
+                    </m:r>
+                  </m:e>
+                </m:box>
+              </m:sub>
+            </m:sSub>
+            <m:r>
+              <m:rPr>
+                <m:sty m:val="p"/>
+              </m:rPr>
+              <m:t>+</m:t>
+            </m:r>
+            <m:sSub>
+              <m:e>
+                <m:r>
+                  <m:rPr>
+                    <m:sty m:val="i"/>
+                  </m:rPr>
+                  <m:t>E</m:t>
+                </m:r>
+              </m:e>
+              <m:sub>
+                <m:box>
+                  <m:e>
+                    <m:r>
+                      <m:rPr>
+                        <m:sty m:val="i"/>
+                      </m:rPr>
+                      <m:t>m</m:t>
+                    </m:r>
+                    <m:r>
+                      <m:rPr>
+                        <m:sty m:val="i"/>
+                      </m:rPr>
+                      <m:t>o</m:t>
+                    </m:r>
+                    <m:r>
+                      <m:rPr>
+                        <m:sty m:val="i"/>
+                      </m:rPr>
+                      <m:t>l</m:t>
+                    </m:r>
+                  </m:e>
+                </m:box>
+              </m:sub>
+            </m:sSub>
+            <m:r>
+              <m:rPr>
+                <m:sty m:val="p"/>
+              </m:rPr>
+              <m:t>)</m:t>
+            </m:r>
+          </m:e>
+        </m:box>
+      </m:oMath>
     </w:p>
     <w:p>
       <w:r>
@@ -7182,40 +8669,200 @@
       </w:r>
     </w:p>
     <w:p>
-      <w:r>
-        <w:drawing>
-          <wp:inline xmlns:a="http://schemas.openxmlformats.org/drawingml/2006/main" xmlns:pic="http://schemas.openxmlformats.org/drawingml/2006/picture">
-            <wp:extent cx="3938016" cy="414528"/>
-            <wp:docPr id="45" name="Picture 45"/>
-            <wp:cNvGraphicFramePr>
-              <a:graphicFrameLocks noChangeAspect="1"/>
-            </wp:cNvGraphicFramePr>
-            <a:graphic>
-              <a:graphicData uri="http://schemas.openxmlformats.org/drawingml/2006/picture">
-                <pic:pic>
-                  <pic:nvPicPr>
-                    <pic:cNvPr id="0" name="image.png"/>
-                    <pic:cNvPicPr/>
-                  </pic:nvPicPr>
-                  <pic:blipFill>
-                    <a:blip r:embed="rId53"/>
-                    <a:stretch>
-                      <a:fillRect/>
-                    </a:stretch>
-                  </pic:blipFill>
-                  <pic:spPr>
-                    <a:xfrm>
-                      <a:off x="0" y="0"/>
-                      <a:ext cx="3938016" cy="414528"/>
-                    </a:xfrm>
-                    <a:prstGeom prst="rect"/>
-                  </pic:spPr>
-                </pic:pic>
-              </a:graphicData>
-            </a:graphic>
-          </wp:inline>
-        </w:drawing>
-      </w:r>
+      <w:pPr>
+        <w:jc w:val="center"/>
+      </w:pPr>
+      <m:oMath>
+        <m:box>
+          <m:e>
+            <m:sSub>
+              <m:e>
+                <m:r>
+                  <m:rPr>
+                    <m:sty m:val="i"/>
+                  </m:rPr>
+                  <m:t>E</m:t>
+                </m:r>
+              </m:e>
+              <m:sub>
+                <m:box>
+                  <m:e>
+                    <m:r>
+                      <m:rPr>
+                        <m:sty m:val="i"/>
+                      </m:rPr>
+                      <m:t>a</m:t>
+                    </m:r>
+                    <m:r>
+                      <m:rPr>
+                        <m:sty m:val="i"/>
+                      </m:rPr>
+                      <m:t>d</m:t>
+                    </m:r>
+                    <m:r>
+                      <m:rPr>
+                        <m:sty m:val="i"/>
+                      </m:rPr>
+                      <m:t>s</m:t>
+                    </m:r>
+                  </m:e>
+                </m:box>
+              </m:sub>
+            </m:sSub>
+            <m:r>
+              <m:rPr>
+                <m:sty m:val="p"/>
+              </m:rPr>
+              <m:t>[</m:t>
+            </m:r>
+            <m:box>
+              <m:e>
+                <m:r>
+                  <m:rPr>
+                    <m:sty m:val="p"/>
+                  </m:rPr>
+                  <m:t>k</m:t>
+                </m:r>
+                <m:r>
+                  <m:rPr>
+                    <m:sty m:val="p"/>
+                  </m:rPr>
+                  <m:t>J</m:t>
+                </m:r>
+                <m:r>
+                  <m:t/>
+                </m:r>
+                <m:r>
+                  <m:rPr>
+                    <m:sty m:val="p"/>
+                  </m:rPr>
+                  <m:t>m</m:t>
+                </m:r>
+                <m:r>
+                  <m:rPr>
+                    <m:sty m:val="p"/>
+                  </m:rPr>
+                  <m:t>o</m:t>
+                </m:r>
+                <m:sSup>
+                  <m:e>
+                    <m:r>
+                      <m:rPr>
+                        <m:sty m:val="p"/>
+                      </m:rPr>
+                      <m:t>l</m:t>
+                    </m:r>
+                  </m:e>
+                  <m:sup>
+                    <m:box>
+                      <m:e>
+                        <m:r>
+                          <m:rPr>
+                            <m:sty m:val="p"/>
+                          </m:rPr>
+                          <m:t>−</m:t>
+                        </m:r>
+                        <m:r>
+                          <m:rPr>
+                            <m:sty m:val="p"/>
+                          </m:rPr>
+                          <m:t>1</m:t>
+                        </m:r>
+                      </m:e>
+                    </m:box>
+                  </m:sup>
+                </m:sSup>
+              </m:e>
+            </m:box>
+            <m:r>
+              <m:rPr>
+                <m:sty m:val="p"/>
+              </m:rPr>
+              <m:t>]</m:t>
+            </m:r>
+            <m:r>
+              <m:rPr>
+                <m:sty m:val="p"/>
+              </m:rPr>
+              <m:t>=</m:t>
+            </m:r>
+            <m:r>
+              <m:rPr>
+                <m:sty m:val="p"/>
+              </m:rPr>
+              <m:t>96.485</m:t>
+            </m:r>
+            <m:r>
+              <m:rPr>
+                <m:sty m:val="p"/>
+              </m:rPr>
+              <m:t>×</m:t>
+            </m:r>
+            <m:sSub>
+              <m:e>
+                <m:r>
+                  <m:rPr>
+                    <m:sty m:val="i"/>
+                  </m:rPr>
+                  <m:t>E</m:t>
+                </m:r>
+              </m:e>
+              <m:sub>
+                <m:box>
+                  <m:e>
+                    <m:r>
+                      <m:rPr>
+                        <m:sty m:val="i"/>
+                      </m:rPr>
+                      <m:t>a</m:t>
+                    </m:r>
+                    <m:r>
+                      <m:rPr>
+                        <m:sty m:val="i"/>
+                      </m:rPr>
+                      <m:t>d</m:t>
+                    </m:r>
+                    <m:r>
+                      <m:rPr>
+                        <m:sty m:val="i"/>
+                      </m:rPr>
+                      <m:t>s</m:t>
+                    </m:r>
+                  </m:e>
+                </m:box>
+              </m:sub>
+            </m:sSub>
+            <m:r>
+              <m:rPr>
+                <m:sty m:val="p"/>
+              </m:rPr>
+              <m:t>[</m:t>
+            </m:r>
+            <m:box>
+              <m:e>
+                <m:r>
+                  <m:rPr>
+                    <m:sty m:val="p"/>
+                  </m:rPr>
+                  <m:t>e</m:t>
+                </m:r>
+                <m:r>
+                  <m:rPr>
+                    <m:sty m:val="p"/>
+                  </m:rPr>
+                  <m:t>V</m:t>
+                </m:r>
+              </m:e>
+            </m:box>
+            <m:r>
+              <m:rPr>
+                <m:sty m:val="p"/>
+              </m:rPr>
+              <m:t>]</m:t>
+            </m:r>
+          </m:e>
+        </m:box>
+      </m:oMath>
     </w:p>
     <w:p>
       <w:r>
@@ -7233,40 +8880,126 @@
       </w:r>
     </w:p>
     <w:p>
-      <w:r>
-        <w:drawing>
-          <wp:inline xmlns:a="http://schemas.openxmlformats.org/drawingml/2006/main" xmlns:pic="http://schemas.openxmlformats.org/drawingml/2006/picture">
-            <wp:extent cx="2511552" cy="499871"/>
-            <wp:docPr id="46" name="Picture 46"/>
-            <wp:cNvGraphicFramePr>
-              <a:graphicFrameLocks noChangeAspect="1"/>
-            </wp:cNvGraphicFramePr>
-            <a:graphic>
-              <a:graphicData uri="http://schemas.openxmlformats.org/drawingml/2006/picture">
-                <pic:pic>
-                  <pic:nvPicPr>
-                    <pic:cNvPr id="0" name="image.png"/>
-                    <pic:cNvPicPr/>
-                  </pic:nvPicPr>
-                  <pic:blipFill>
-                    <a:blip r:embed="rId54"/>
-                    <a:stretch>
-                      <a:fillRect/>
-                    </a:stretch>
-                  </pic:blipFill>
-                  <pic:spPr>
-                    <a:xfrm>
-                      <a:off x="0" y="0"/>
-                      <a:ext cx="2511552" cy="499871"/>
-                    </a:xfrm>
-                    <a:prstGeom prst="rect"/>
-                  </pic:spPr>
-                </pic:pic>
-              </a:graphicData>
-            </a:graphic>
-          </wp:inline>
-        </w:drawing>
-      </w:r>
+      <w:pPr>
+        <w:jc w:val="center"/>
+      </w:pPr>
+      <m:oMath>
+        <m:box>
+          <m:e>
+            <m:sSup>
+              <m:e>
+                <m:r>
+                  <m:rPr>
+                    <m:sty m:val="i"/>
+                  </m:rPr>
+                  <m:t>r</m:t>
+                </m:r>
+              </m:e>
+              <m:sup>
+                <m:box>
+                  <m:e>
+                    <m:r>
+                      <m:rPr>
+                        <m:sty m:val="p"/>
+                      </m:rPr>
+                      <m:t>*</m:t>
+                    </m:r>
+                  </m:e>
+                </m:box>
+              </m:sup>
+            </m:sSup>
+            <m:r>
+              <m:rPr>
+                <m:sty m:val="p"/>
+              </m:rPr>
+              <m:t>=</m:t>
+            </m:r>
+            <m:r>
+              <m:rPr>
+                <m:sty m:val="p"/>
+              </m:rPr>
+              <m:t>\arg</m:t>
+            </m:r>
+            <m:sSub>
+              <m:e>
+                <m:r>
+                  <m:rPr>
+                    <m:sty m:val="p"/>
+                  </m:rPr>
+                  <m:t>max</m:t>
+                </m:r>
+              </m:e>
+              <m:sub>
+                <m:box>
+                  <m:e>
+                    <m:r>
+                      <m:rPr>
+                        <m:sty m:val="i"/>
+                      </m:rPr>
+                      <m:t>r</m:t>
+                    </m:r>
+                  </m:e>
+                </m:box>
+              </m:sub>
+            </m:sSub>
+            <m:r>
+              <m:t/>
+            </m:r>
+            <m:sSub>
+              <m:e>
+                <m:r>
+                  <m:rPr>
+                    <m:sty m:val="i"/>
+                  </m:rPr>
+                  <m:t>g</m:t>
+                </m:r>
+              </m:e>
+              <m:sub>
+                <m:box>
+                  <m:e>
+                    <m:r>
+                      <m:rPr>
+                        <m:sty m:val="i"/>
+                      </m:rPr>
+                      <m:t>M</m:t>
+                    </m:r>
+                    <m:r>
+                      <m:rPr>
+                        <m:sty m:val="p"/>
+                      </m:rPr>
+                      <m:t>−</m:t>
+                    </m:r>
+                    <m:r>
+                      <m:rPr>
+                        <m:sty m:val="i"/>
+                      </m:rPr>
+                      <m:t>O</m:t>
+                    </m:r>
+                  </m:e>
+                </m:box>
+              </m:sub>
+            </m:sSub>
+            <m:r>
+              <m:rPr>
+                <m:sty m:val="p"/>
+              </m:rPr>
+              <m:t>(</m:t>
+            </m:r>
+            <m:r>
+              <m:rPr>
+                <m:sty m:val="i"/>
+              </m:rPr>
+              <m:t>r</m:t>
+            </m:r>
+            <m:r>
+              <m:rPr>
+                <m:sty m:val="p"/>
+              </m:rPr>
+              <m:t>)</m:t>
+            </m:r>
+          </m:e>
+        </m:box>
+      </m:oMath>
     </w:p>
     <w:p>
       <w:r>

--- a/report/report.docx
+++ b/report/report.docx
@@ -16,7 +16,7 @@
           <w:b w:val="0"/>
           <w:color w:val="718096"/>
         </w:rPr>
-        <w:t>Substrate: Fe(110)  |  Medium: 1 M HCl  |  DFT level: B3LYP/6-311++G(d,p) (ddCOSMO:water)  |  Generated 2026-07-01 20:07</w:t>
+        <w:t>Substrate: Fe(110)  |  Medium: 1 M HCl  |  DFT level: B3LYP/6-311++G(d,p) (ddCOSMO:water)  |  Generated 2026-07-01 20:27</w:t>
       </w:r>
     </w:p>
     <w:p>
@@ -36,7 +36,7 @@
         <w:pStyle w:val="Heading1"/>
       </w:pPr>
       <w:r>
-        <w:t>Overview</w:t>
+        <w:t>1. Overview</w:t>
       </w:r>
     </w:p>
     <w:p>
@@ -113,7 +113,7 @@
         <w:pStyle w:val="Heading1"/>
       </w:pPr>
       <w:r>
-        <w:t>Summary &amp; ranking</w:t>
+        <w:t>2. Summary &amp; ranking</w:t>
       </w:r>
     </w:p>
     <w:tbl>
@@ -603,7 +603,7 @@
         <w:pStyle w:val="Heading1"/>
       </w:pPr>
       <w:r>
-        <w:t>Stage 1 — DFT electronic descriptors</w:t>
+        <w:t>3. Stage 1 — DFT electronic descriptors</w:t>
       </w:r>
     </w:p>
     <w:p>
@@ -741,7 +741,7 @@
         <w:pStyle w:val="Heading2"/>
       </w:pPr>
       <w:r>
-        <w:t>Frontier-orbital isosurfaces (HOMO / LUMO)</w:t>
+        <w:t>3.1 Frontier-orbital isosurfaces (HOMO / LUMO)</w:t>
       </w:r>
     </w:p>
     <w:p>
@@ -1201,7 +1201,7 @@
         <w:pStyle w:val="Heading2"/>
       </w:pPr>
       <w:r>
-        <w:t>Full descriptor table (neutral, aqueous)</w:t>
+        <w:t>3.2 Full descriptor table (neutral, aqueous)</w:t>
       </w:r>
     </w:p>
     <w:tbl>
@@ -2081,7 +2081,7 @@
         <w:pStyle w:val="Heading2"/>
       </w:pPr>
       <w:r>
-        <w:t>Geometry refinement (FF vs DFT-optimised)</w:t>
+        <w:t>3.3 Geometry refinement (FF vs DFT-optimised)</w:t>
       </w:r>
     </w:p>
     <w:p>
@@ -2150,7 +2150,7 @@
         <w:pStyle w:val="Heading2"/>
       </w:pPr>
       <w:r>
-        <w:t>Optimised-geometry descriptors (DFT-relaxed)</w:t>
+        <w:t>3.4 Optimised-geometry descriptors (DFT-relaxed)</w:t>
       </w:r>
     </w:p>
     <w:p>
@@ -3405,7 +3405,7 @@
         <w:pStyle w:val="Heading2"/>
       </w:pPr>
       <w:r>
-        <w:t>Species in the acidic medium (protonated cation)</w:t>
+        <w:t>3.5 Species in the acidic medium (protonated cation)</w:t>
       </w:r>
     </w:p>
     <w:p>
@@ -4233,10 +4233,10 @@
     </w:tbl>
     <w:p>
       <w:pPr>
-        <w:pStyle w:val="Heading3"/>
+        <w:pStyle w:val="Heading2"/>
       </w:pPr>
       <w:r>
-        <w:t>Speciation in 1 M HCl (pH ≈ -0.0)</w:t>
+        <w:t>3.6 Speciation in 1 M HCl (pH ≈ -0.0)</w:t>
       </w:r>
     </w:p>
     <w:p>
@@ -5303,10 +5303,10 @@
     </w:p>
     <w:p>
       <w:pPr>
-        <w:pStyle w:val="Heading1"/>
+        <w:pStyle w:val="Heading2"/>
       </w:pPr>
       <w:r>
-        <w:t>Stage 1b — Local reactivity (Fukui)</w:t>
+        <w:t>3.7 Local reactivity (Fukui)</w:t>
       </w:r>
     </w:p>
     <w:p>
@@ -5535,7 +5535,7 @@
         <w:pStyle w:val="Heading2"/>
       </w:pPr>
       <w:r>
-        <w:t>Electrostatic-potential (ESP) map</w:t>
+        <w:t>3.8 Electrostatic-potential (ESP) map</w:t>
       </w:r>
     </w:p>
     <w:p>
@@ -5716,7 +5716,7 @@
         <w:pStyle w:val="Heading1"/>
       </w:pPr>
       <w:r>
-        <w:t>Stage 2 — Monte Carlo adsorption</w:t>
+        <w:t>4. Stage 2 — Monte Carlo adsorption</w:t>
       </w:r>
     </w:p>
     <w:p>
@@ -6062,7 +6062,7 @@
         <w:pStyle w:val="Heading1"/>
       </w:pPr>
       <w:r>
-        <w:t>Stage 3 — Brownian MD (Fe-O RDF)</w:t>
+        <w:t>5. Stage 3 — Brownian MD (Fe-O RDF)</w:t>
       </w:r>
     </w:p>
     <w:p>
@@ -6243,7 +6243,7 @@
         <w:pStyle w:val="Heading1"/>
       </w:pPr>
       <w:r>
-        <w:t>Scientific basis &amp; validation</w:t>
+        <w:t>6. Scientific basis &amp; validation</w:t>
       </w:r>
     </w:p>
     <w:p>
@@ -6271,7 +6271,7 @@
         <w:pStyle w:val="Heading2"/>
       </w:pPr>
       <w:r>
-        <w:t>Governing equations</w:t>
+        <w:t>6.1 Governing equations</w:t>
       </w:r>
     </w:p>
     <w:p>
@@ -7383,7 +7383,7 @@
         <w:pStyle w:val="Heading3"/>
       </w:pPr>
       <w:r>
-        <w:t>Stage 1b — local reactivity (condensed Fukui)</w:t>
+        <w:t>Stage 1 — local reactivity (condensed Fukui)</w:t>
       </w:r>
     </w:p>
     <w:p>
@@ -9021,7 +9021,7 @@
         <w:pStyle w:val="Heading2"/>
       </w:pPr>
       <w:r>
-        <w:t>Descriptor results (B3LYP/6-311++G(d,p), neutral, aqueous)</w:t>
+        <w:t>6.2 Descriptor results (B3LYP/6-311++G(d,p), neutral, aqueous)</w:t>
       </w:r>
     </w:p>
     <w:p>
@@ -9487,7 +9487,7 @@
         <w:pStyle w:val="Heading2"/>
       </w:pPr>
       <w:r>
-        <w:t>Protonation resolved by a computed pKaH</w:t>
+        <w:t>6.3 Protonation resolved by a computed pKaH</w:t>
       </w:r>
     </w:p>
     <w:p>
@@ -9503,7 +9503,7 @@
         <w:pStyle w:val="Heading2"/>
       </w:pPr>
       <w:r>
-        <w:t>Cross-check against published Fe(110) studies</w:t>
+        <w:t>6.4 Cross-check against published Fe(110) studies</w:t>
       </w:r>
     </w:p>
     <w:p>
@@ -9519,7 +9519,7 @@
         <w:pStyle w:val="Heading2"/>
       </w:pPr>
       <w:r>
-        <w:t>Experimental anchor — Mohammed 2014 (Arghel on mild steel, 1 M HCl)</w:t>
+        <w:t>6.5 Experimental anchor — Mohammed 2014 (Arghel on mild steel, 1 M HCl)</w:t>
       </w:r>
     </w:p>
     <w:p>
@@ -10174,7 +10174,7 @@
         <w:pStyle w:val="Heading2"/>
       </w:pPr>
       <w:r>
-        <w:t>What this does and does not settle</w:t>
+        <w:t>6.6 What this does and does not settle</w:t>
       </w:r>
     </w:p>
     <w:p>
@@ -10208,7 +10208,7 @@
         <w:pStyle w:val="Heading1"/>
       </w:pPr>
       <w:r>
-        <w:t>Method &amp; caveats</w:t>
+        <w:t>7. Method &amp; caveats</w:t>
       </w:r>
     </w:p>
     <w:p>

--- a/report/report.docx
+++ b/report/report.docx
@@ -16,7 +16,7 @@
           <w:b w:val="0"/>
           <w:color w:val="718096"/>
         </w:rPr>
-        <w:t>Substrate: Fe(110)  |  Medium: 1 M HCl  |  DFT level: B3LYP/6-311++G(d,p) (ddCOSMO:water)  |  Generated 2026-07-01 20:27</w:t>
+        <w:t>Substrate: Fe(110)  |  Medium: 1 M HCl  |  DFT level: B3LYP/6-311++G(d,p) (ddCOSMO:water)  |  Generated 2026-07-02 07:18</w:t>
       </w:r>
     </w:p>
     <w:p>
@@ -5100,7 +5100,7 @@
         <w:rPr>
           <w:b w:val="0"/>
         </w:rPr>
-        <w:t>Computed pKaH (DFT deprotonation cycle, electronic-only) resolves it: the most basic flavonoid is only 0.05% protonated, so every species is essentially fully neutral and the headline lead is robust.</w:t>
+        <w:t>Computed pKaH (DFT deprotonation cycle, frequency-corrected) resolves it: the most basic flavonoid is only 0.00% protonated, so every species is essentially fully neutral and the headline lead is robust.</w:t>
       </w:r>
     </w:p>
     <w:tbl>
@@ -5183,7 +5183,7 @@
                 <w:b w:val="0"/>
                 <w:sz w:val="17"/>
               </w:rPr>
-              <w:t>-11.2</w:t>
+              <w:t>-12.9</w:t>
             </w:r>
           </w:p>
         </w:tc>
@@ -5227,7 +5227,7 @@
                 <w:b w:val="0"/>
                 <w:sz w:val="17"/>
               </w:rPr>
-              <w:t>-12.1</w:t>
+              <w:t>-13.3</w:t>
             </w:r>
           </w:p>
         </w:tc>
@@ -5271,7 +5271,7 @@
                 <w:b w:val="0"/>
                 <w:sz w:val="17"/>
               </w:rPr>
-              <w:t>-3.3</w:t>
+              <w:t>-5.1</w:t>
             </w:r>
           </w:p>
         </w:tc>
@@ -5285,7 +5285,7 @@
                 <w:b w:val="0"/>
                 <w:sz w:val="17"/>
               </w:rPr>
-              <w:t>0.05%</w:t>
+              <w:t>0.00%</w:t>
             </w:r>
           </w:p>
         </w:tc>
@@ -9495,7 +9495,27 @@
         <w:rPr>
           <w:b w:val="0"/>
         </w:rPr>
-        <w:t>The most basic site is the 4-oxo carbonyl, a very weak base. A DFT deprotonation cycle (B3LYP/6-311++G(d,p) + ddCOSMO) gives pKaH ≈ −12.1 (quercetin), −11.2 (kaempferol) and −3.3 (isorhamnetin) — all far below the 5–7% crossover — so every flavonoid is under 0.1% protonated in 1 M HCl. The neutral form is physically dominant, so the neutral-basis ranking is robust, not merely conventional.</w:t>
+        <w:t xml:space="preserve">The most basic site is the 4-oxo carbonyl, a very weak base. A frequency-corrected DFT deprotonation cycle (B3LYP/6-311++G(d,p) + ddCOSMO on gas opt+freq geometries) gives pKaH ≈ </w:t>
+      </w:r>
+      <w:r>
+        <w:rPr>
+          <w:b/>
+        </w:rPr>
+        <w:t>−13.3</w:t>
+      </w:r>
+      <w:r>
+        <w:rPr>
+          <w:b w:val="0"/>
+        </w:rPr>
+        <w:t xml:space="preserve"> (quercetin), −12.9 (kaempferol) and −5.1 (isorhamnetin) — all far below the 5–7% crossover — so every flavonoid is under 0.1% protonated in 1 M HCl. The neutral form is physically dominant, so the neutral-basis ranking is robust, not merely conventional; the ZPE/thermal/entropy correction moved every value more negative (more neutral) than the uncorrected cycle.</w:t>
+      </w:r>
+    </w:p>
+    <w:p>
+      <w:r>
+        <w:rPr>
+          <w:b w:val="0"/>
+        </w:rPr>
+        <w:t>*Caveat:* quercetin and kaempferol are clean minima (no imaginary frequencies); the isorhamnetin cation retained one small imaginary mode (a methoxy/hydroxyl torsion), so its value is less tightly determined — but it stays neutral and is not the lead. The lead (quercetin) rests on a clean, imaginary-frequency-free calculation.</w:t>
       </w:r>
     </w:p>
     <w:p>

--- a/report/report.docx
+++ b/report/report.docx
@@ -16,7 +16,7 @@
           <w:b w:val="0"/>
           <w:color w:val="718096"/>
         </w:rPr>
-        <w:t>Substrate: Fe(110)  |  Medium: 1 M HCl  |  DFT level: B3LYP/6-311++G(d,p) (ddCOSMO:water)  |  Generated 2026-07-02 07:18</w:t>
+        <w:t>Substrate: Fe(110)  |  Medium: 1 M HCl  |  DFT level: B3LYP/6-311++G(d,p) (ddCOSMO:water)  |  Generated 2026-07-03 07:10</w:t>
       </w:r>
     </w:p>
     <w:p>
@@ -33,6 +33,18 @@
     </w:p>
     <w:p>
       <w:pPr>
+        <w:ind w:left="288"/>
+      </w:pPr>
+      <w:r>
+        <w:rPr>
+          <w:i/>
+          <w:sz w:val="18"/>
+        </w:rPr>
+        <w:t>**Bottom line.** Of the 3 screened molecules, **quercetin** is the top-ranked inhibitor on the composite electronic score (+0.99): the smallest HOMO–LUMO gap (4.08 eV) and the highest softness — the most electron-generous, easily-polarised molecule of the set. It physisorbs flat on Fe (E_ads ≈ -16 kJ/mol). This is a computational screening prediction, to be confirmed electrochemically (see the caveats and the Method section).</w:t>
+      </w:r>
+    </w:p>
+    <w:p>
+      <w:pPr>
         <w:pStyle w:val="Heading1"/>
       </w:pPr>
       <w:r>
@@ -44,7 +56,7 @@
         <w:rPr>
           <w:b w:val="0"/>
         </w:rPr>
-        <w:t>corrosim screens a green corrosion inhibitor by zooming in over three stages, each answering one question about how strongly the molecule sticks to the metal. Stage 1 studies the isolated molecule with quantum chemistry (which electrons it will share, and from which atoms). Stage 2 searches for its best pose on the metal surface. Stage 3 lets that pose settle at room temperature and reads off the adsorption distance. The sections below follow that order; every figure is explained on its own, and the governing equations are collected in the Scientific basis section.</w:t>
+        <w:t>corrosim screens a green corrosion inhibitor by zooming in step by step, each answering one question about how strongly the molecule sticks to the metal. First it studies the isolated molecule with quantum chemistry — which electrons it will share, and from which atoms. Next it searches for the molecule's best pose on the metal surface (Monte Carlo). Finally it lets that pose settle at room temperature and reads off the adsorption distance (molecular dynamics). The sections below follow that order; every figure is explained on its own, and the governing equations are collected in the Scientific basis section.</w:t>
       </w:r>
     </w:p>
     <w:p>
@@ -63,7 +75,7 @@
       <w:r>
         <w:drawing>
           <wp:inline xmlns:a="http://schemas.openxmlformats.org/drawingml/2006/main" xmlns:pic="http://schemas.openxmlformats.org/drawingml/2006/picture">
-            <wp:extent cx="5212080" cy="4387844"/>
+            <wp:extent cx="5212080" cy="5122037"/>
             <wp:docPr id="1" name="Picture 1"/>
             <wp:cNvGraphicFramePr>
               <a:graphicFrameLocks noChangeAspect="1"/>
@@ -84,7 +96,7 @@
                   <pic:spPr>
                     <a:xfrm>
                       <a:off x="0" y="0"/>
-                      <a:ext cx="5212080" cy="4387844"/>
+                      <a:ext cx="5212080" cy="5122037"/>
                     </a:xfrm>
                     <a:prstGeom prst="rect"/>
                   </pic:spPr>
@@ -143,7 +155,7 @@
                 <w:b/>
                 <w:sz w:val="17"/>
               </w:rPr>
-              <w:t>name</w:t>
+              <w:t>Inhibitor</w:t>
             </w:r>
           </w:p>
         </w:tc>
@@ -157,7 +169,7 @@
                 <w:b/>
                 <w:sz w:val="17"/>
               </w:rPr>
-              <w:t>gap_ev</w:t>
+              <w:t>Gap (eV)</w:t>
             </w:r>
           </w:p>
         </w:tc>
@@ -171,7 +183,7 @@
                 <w:b/>
                 <w:sz w:val="17"/>
               </w:rPr>
-              <w:t>hardness_ev</w:t>
+              <w:t>Hardness η (eV)</w:t>
             </w:r>
           </w:p>
         </w:tc>
@@ -185,7 +197,7 @@
                 <w:b/>
                 <w:sz w:val="17"/>
               </w:rPr>
-              <w:t>softness_inv_ev</w:t>
+              <w:t>Softness σ (1/eV)</w:t>
             </w:r>
           </w:p>
         </w:tc>
@@ -199,7 +211,7 @@
                 <w:b/>
                 <w:sz w:val="17"/>
               </w:rPr>
-              <w:t>delta_n</w:t>
+              <w:t>ΔN</w:t>
             </w:r>
           </w:p>
         </w:tc>
@@ -213,7 +225,7 @@
                 <w:b/>
                 <w:sz w:val="17"/>
               </w:rPr>
-              <w:t>e_ads_kjmol</w:t>
+              <w:t>E_ads (kJ/mol)</w:t>
             </w:r>
           </w:p>
         </w:tc>
@@ -227,7 +239,7 @@
                 <w:b/>
                 <w:sz w:val="17"/>
               </w:rPr>
-              <w:t>ads_dist_A</w:t>
+              <w:t>Fe–O (Å)</w:t>
             </w:r>
           </w:p>
         </w:tc>
@@ -241,7 +253,7 @@
                 <w:b/>
                 <w:sz w:val="17"/>
               </w:rPr>
-              <w:t>score</w:t>
+              <w:t>Score</w:t>
             </w:r>
           </w:p>
         </w:tc>
@@ -592,10 +604,31 @@
     <w:p>
       <w:r>
         <w:rPr>
+          <w:b/>
+          <w:color w:val="718096"/>
+        </w:rPr>
+        <w:t>How the composite score is built.</w:t>
+      </w:r>
+      <w:r>
+        <w:rPr>
           <w:b w:val="0"/>
           <w:color w:val="718096"/>
         </w:rPr>
-        <w:t>Composite score z-scores a smaller gap, lower hardness and higher softness (higher = stronger predicted reactivity); E_ads (Stage 2) and the Fe-O distance (Stage 3) are shown alongside.</w:t>
+        <w:t xml:space="preserve"> Three descriptors mark an easily-polarised, electron-sharing molecule: a smaller HOMO–LUMO gap, lower hardness, and higher softness. Each molecule's value for each becomes a z-score (how many standard deviations it lies from this set's mean), sign-flipped so “more reactive” counts as positive, and the three are averaged. </w:t>
+      </w:r>
+      <w:r>
+        <w:rPr>
+          <w:b/>
+          <w:color w:val="718096"/>
+        </w:rPr>
+        <w:t>Higher = stronger predicted reactivity</w:t>
+      </w:r>
+      <w:r>
+        <w:rPr>
+          <w:b w:val="0"/>
+          <w:color w:val="718096"/>
+        </w:rPr>
+        <w:t xml:space="preserve"> — a relative ranking within these candidates, not an absolute scale. E_ads (from the Monte-Carlo pose search) and the Fe–O distance (from the molecular-dynamics run) are shown alongside for the adsorption picture.</w:t>
       </w:r>
     </w:p>
     <w:p>
@@ -603,7 +636,7 @@
         <w:pStyle w:val="Heading1"/>
       </w:pPr>
       <w:r>
-        <w:t>3. Stage 1 — DFT electronic descriptors</w:t>
+        <w:t>3. DFT electronic descriptors</w:t>
       </w:r>
     </w:p>
     <w:p>
@@ -611,7 +644,7 @@
         <w:rPr>
           <w:b w:val="0"/>
         </w:rPr>
-        <w:t>Density-functional theory solves the molecule's electronic structure and gives the frontier orbitals — the HOMO (the electrons most willing to be shared with the metal) and the LUMO (the lowest empty level that can accept metal back-donation). Their energies yield the global reactivity descriptors (gap, hardness η, softness σ, electronegativity χ, electrophilicity ω, and the charge transfer ΔN) used to rank the candidates. See the Scientific basis section for each definition.</w:t>
+        <w:t>Density-functional theory (DFT) solves the molecule's electronic structure and gives the frontier orbitals — the HOMO (the electrons most willing to be shared with the metal) and the LUMO (the lowest empty level that can accept metal back-donation). Their energies yield the global reactivity descriptors (gap, hardness η, softness σ, electronegativity χ, electrophilicity ω, and the charge transfer ΔN) used to rank the candidates. See the Scientific basis section for each definition. The calculation runs at the B3LYP/6-311++G(d,p) level with an implicit-water (ddCOSMO) model: B3LYP is the exchange–correlation functional (the approximation DFT uses for how the electrons interact), 6-311++G(d,p) is the basis set (how finely each orbital is represented), and ddCOSMO surrounds the molecule with a water-like dielectric — the adopted publication level (ADR 0002).</w:t>
       </w:r>
     </w:p>
     <w:p>
@@ -672,7 +705,7 @@
           <w:b w:val="0"/>
           <w:sz w:val="20"/>
         </w:rPr>
-        <w:t>The 2D structures of the modelled flavonoids. All three share the flavonol core (a 4-oxo chromone with a 3-OH and a B-ring); they differ in B-ring substitution — quercetin's catechol (3',4'-diOH), kaempferol's single 4'-OH, and isorhamnetin's 3'-OMe/4'-OH — which is what shifts their descriptors.</w:t>
+        <w:t>The 2D structures of the modelled flavonoids, drawn by RDKit from each molecule's SMILES string (the 3D geometry used downstream is built from the same SMILES by RDKit's ETKDG distance-geometry embedding, then cleaned up with an MMFF force field). All three share the flavonol core (a 4-oxo chromone with a 3-OH and a B-ring); they differ in B-ring substitution — quercetin's catechol (3',4'-diOH), kaempferol's single 4'-OH, and isorhamnetin's 3'-OMe/4'-OH — which is what shifts their descriptors.</w:t>
       </w:r>
     </w:p>
     <w:p>
@@ -733,7 +766,7 @@
           <w:b w:val="0"/>
           <w:sz w:val="20"/>
         </w:rPr>
-        <w:t>Frontier-orbital energy levels (HOMO below, LUMO above, gap arrowed) for each molecule, with the Fe(110) Fermi level (−Φ = −4.82 eV) as the dashed reference. A HOMO lying near −Φ and a small gap favour electron sharing with the metal.</w:t>
+        <w:t>The frontier orbitals are the HOMO and the LUMO; this plots their energy levels (HOMO below, LUMO above, gap arrowed) for each molecule, with the Fe(110) Fermi level (−Φ = −4.82 eV) as the dashed reference. A HOMO lying near −Φ and a small gap favour electron sharing with the metal.</w:t>
       </w:r>
     </w:p>
     <w:p>
@@ -1193,7 +1226,7 @@
           <w:b w:val="0"/>
           <w:sz w:val="20"/>
         </w:rPr>
-        <w:t>Gap and ΔN for the neutral molecule vs its +1 cation in the acidic medium. Protonation lowers the gap and drives ΔN negative — the electron-poor cation stops donating — which is why the headline ranking is stated on the neutral form (ADR 0003), the species that actually dominates here (see Speciation).</w:t>
+        <w:t>Gap and ΔN for the neutral molecule vs its +1 cation in the acidic medium. The cation is built by adding a proton at the most basic site — picked as the lowest-energy conjugate acid — and how much of it actually exists in 1 M HCl is set by a computed pKaH (see Speciation). Protonation lowers the gap and drives ΔN negative — the electron-poor cation stops donating — which is why the headline ranking is stated on the neutral form (ADR 0003), the species that actually dominates here.</w:t>
       </w:r>
     </w:p>
     <w:p>
@@ -2142,7 +2175,7 @@
           <w:b w:val="0"/>
           <w:sz w:val="20"/>
         </w:rPr>
-        <w:t>Descriptors on force-field vs DFT-optimised geometries. Relaxing each structure at B3LYP/6-31G(d) lowers the gap (~0.4–0.5 eV) and hardness and raises ΔN, but leaves both the gap and ΔN rankings unchanged — the lead assignments are geometry-robust.</w:t>
+        <w:t>Descriptors on force-field vs DFT-optimised geometries. Why refine the geometry at all? Every descriptor is read off the molecule's shape, so we check the cheap force-field shape against a proper DFT minimum. Relaxing each structure at B3LYP/6-31G(d) lowers the gap (~0.4–0.5 eV) and hardness and raises ΔN, but leaves both the gap and ΔN rankings unchanged — the lead assignments are geometry-robust. The headline ranking above uses the force-field-geometry descriptors; this DFT-optimised set is a robustness check, not a separate score.</w:t>
       </w:r>
     </w:p>
     <w:p>
@@ -5543,7 +5576,7 @@
         <w:rPr>
           <w:b w:val="0"/>
         </w:rPr>
-        <w:t>The molecular electrostatic-potential (ESP) map colours the electron-density surface by potential: red (negative) regions are electron-rich and nucleophilic — the metal-coordinating patches — corroborating the Fukui donor analysis.</w:t>
+        <w:t>The molecular electrostatic-potential (ESP) map colours the electron-density surface by potential: red (negative) regions are electron-rich and nucleophilic — the metal-coordinating patches. The ESP is computed directly from the DFT electron density and its electrostatic potential (PySCF cubegen) — a different quantity from the Fukui functions, which come from the frontier-orbital populations. They are two independent analyses that happen to agree on the same binding oxygens, so each corroborates the other.</w:t>
       </w:r>
     </w:p>
     <w:p>
@@ -5716,7 +5749,7 @@
         <w:pStyle w:val="Heading1"/>
       </w:pPr>
       <w:r>
-        <w:t>4. Stage 2 — Monte Carlo adsorption</w:t>
+        <w:t>4. Monte Carlo adsorption</w:t>
       </w:r>
     </w:p>
     <w:p>
@@ -5724,7 +5757,7 @@
         <w:rPr>
           <w:b w:val="0"/>
         </w:rPr>
-        <w:t>A Metropolis / simulated-annealing Monte-Carlo search nudges and rotates the rigid molecule thousands of times over an Fe(110) slab to find the lowest-energy pose, scored with the UFF van-der-Waals interaction. The flavonoids settle flat/parallel to the surface; the adsorption energy E_ads ≈ −16 kJ/mol places them in the physisorption regime.</w:t>
+        <w:t>A Metropolis / simulated-annealing Monte-Carlo search nudges and rotates the rigid molecule thousands of times over an Fe(110) slab to find the lowest-energy pose, scored with the UFF van-der-Waals interaction. The flavonoids settle flat/parallel to the surface; the adsorption energy E_ads ≈ −16 kJ/mol places them in the physisorption regime. Software: the periodic metal slab is built with ASE — the standard Atomic Simulation Environment (its bcc110 builder for Fe(110)) — and the van-der-Waals parameters are the published UFF set (Rappé et al. 1992); the Metropolis/simulated-annealing search and the van-der-Waals scoring are corrosim's own implementation, not an external Monte-Carlo package. It reproduces the role of Materials Studio's Adsorption Locator with free tools.</w:t>
       </w:r>
     </w:p>
     <w:p>
@@ -6062,7 +6095,7 @@
         <w:pStyle w:val="Heading1"/>
       </w:pPr>
       <w:r>
-        <w:t>5. Stage 3 — Brownian MD (Fe-O RDF)</w:t>
+        <w:t>5. Brownian MD (Fe-O RDF)</w:t>
       </w:r>
     </w:p>
     <w:p>
@@ -6279,7 +6312,7 @@
         <w:rPr>
           <w:b w:val="0"/>
         </w:rPr>
-        <w:t>Stage 1 turns the two frontier-orbital energies into the standard reactivity descriptors via Koopmans' theorem; Stage 1b localises reactivity with the condensed Fukui functions; the speciation layer fixes the protonation state; and Stages 2–3 quantify adsorption. The full set is collected below.</w:t>
+        <w:t>The DFT step turns the two frontier-orbital energies into the standard reactivity descriptors via Koopmans' theorem; the condensed Fukui functions localise reactivity to individual atoms; the speciation layer fixes the protonation state; and the Monte-Carlo and molecular-dynamics steps quantify adsorption. The full set is collected below.</w:t>
       </w:r>
     </w:p>
     <w:p>
@@ -6287,7 +6320,7 @@
         <w:pStyle w:val="Heading3"/>
       </w:pPr>
       <w:r>
-        <w:t>Stage 1 — global reactivity descriptors (Koopmans' theorem)</w:t>
+        <w:t>Global reactivity descriptors (Koopmans' theorem)</w:t>
       </w:r>
     </w:p>
     <w:p>
@@ -7383,7 +7416,7 @@
         <w:pStyle w:val="Heading3"/>
       </w:pPr>
       <w:r>
-        <w:t>Stage 1 — local reactivity (condensed Fukui)</w:t>
+        <w:t>Local reactivity (condensed Fukui)</w:t>
       </w:r>
     </w:p>
     <w:p>
@@ -8437,7 +8470,7 @@
         <w:pStyle w:val="Heading3"/>
       </w:pPr>
       <w:r>
-        <w:t>Stage 2/3 — adsorption observables</w:t>
+        <w:t>Adsorption observables</w:t>
       </w:r>
     </w:p>
     <w:p>

--- a/report/report.docx
+++ b/report/report.docx
@@ -16,7 +16,7 @@
           <w:b w:val="0"/>
           <w:color w:val="718096"/>
         </w:rPr>
-        <w:t>Substrate: Fe(110)  |  Medium: 1 M HCl  |  DFT level: B3LYP/6-311++G(d,p) (ddCOSMO:water)  |  Generated 2026-07-03 07:10</w:t>
+        <w:t>Substrate: Fe(110)  |  Medium: 1 M HCl  |  DFT level: B3LYP/6-311++G(d,p) (ddCOSMO:water)  |  Generated 2026-07-04 07:35</w:t>
       </w:r>
     </w:p>
     <w:p>
@@ -5133,7 +5133,7 @@
         <w:rPr>
           <w:b w:val="0"/>
         </w:rPr>
-        <w:t>Computed pKaH (DFT deprotonation cycle, frequency-corrected) resolves it: the most basic flavonoid is only 0.00% protonated, so every species is essentially fully neutral and the headline lead is robust.</w:t>
+        <w:t>Computed pKaH (DFT deprotonation cycle, frequency-corrected) resolves it: the most basic flavonoid is only 0.01% protonated, so every species is essentially fully neutral and the headline lead is robust.</w:t>
       </w:r>
     </w:p>
     <w:tbl>
@@ -5304,7 +5304,7 @@
                 <w:b w:val="0"/>
                 <w:sz w:val="17"/>
               </w:rPr>
-              <w:t>-5.1</w:t>
+              <w:t>-3.9</w:t>
             </w:r>
           </w:p>
         </w:tc>
@@ -5318,7 +5318,7 @@
                 <w:b w:val="0"/>
                 <w:sz w:val="17"/>
               </w:rPr>
-              <w:t>0.00%</w:t>
+              <w:t>0.01%</w:t>
             </w:r>
           </w:p>
         </w:tc>
@@ -9540,7 +9540,7 @@
         <w:rPr>
           <w:b w:val="0"/>
         </w:rPr>
-        <w:t xml:space="preserve"> (quercetin), −12.9 (kaempferol) and −5.1 (isorhamnetin) — all far below the 5–7% crossover — so every flavonoid is under 0.1% protonated in 1 M HCl. The neutral form is physically dominant, so the neutral-basis ranking is robust, not merely conventional; the ZPE/thermal/entropy correction moved every value more negative (more neutral) than the uncorrected cycle.</w:t>
+        <w:t xml:space="preserve"> (quercetin), −12.9 (kaempferol) and −3.9 (isorhamnetin) — all far below the 5–7% crossover — so every flavonoid is under 0.1% protonated in 1 M HCl. The neutral form is physically dominant, so the neutral-basis ranking is robust, not merely conventional; the ZPE/thermal/entropy correction moved every value more negative (more neutral) than the uncorrected cycle.</w:t>
       </w:r>
     </w:p>
     <w:p>
@@ -9548,7 +9548,7 @@
         <w:rPr>
           <w:b w:val="0"/>
         </w:rPr>
-        <w:t>*Caveat:* quercetin and kaempferol are clean minima (no imaginary frequencies); the isorhamnetin cation retained one small imaginary mode (a methoxy/hydroxyl torsion), so its value is less tightly determined — but it stays neutral and is not the lead. The lead (quercetin) rests on a clean, imaginary-frequency-free calculation.</w:t>
+        <w:t>All six species (each neutral and its cation) are clean minima with no imaginary frequencies, so every pKaH rests on a true stationary point.</w:t>
       </w:r>
     </w:p>
     <w:p>

--- a/report/report.docx
+++ b/report/report.docx
@@ -16,7 +16,7 @@
           <w:b w:val="0"/>
           <w:color w:val="718096"/>
         </w:rPr>
-        <w:t>Substrate: Fe(110)  |  Medium: 1 M HCl  |  DFT level: B3LYP/6-311++G(d,p) (ddCOSMO:water)  |  Generated 2026-07-04 07:35</w:t>
+        <w:t>Substrate: Fe(110)  |  Medium: 1 M HCl  |  DFT level: B3LYP/6-311++G(d,p) (ddCOSMO:water)  |  Generated 2026-07-04 07:36</w:t>
       </w:r>
     </w:p>
     <w:p>
@@ -628,7 +628,35 @@
           <w:b w:val="0"/>
           <w:color w:val="718096"/>
         </w:rPr>
-        <w:t xml:space="preserve"> — a relative ranking within these candidates, not an absolute scale. E_ads (from the Monte-Carlo pose search) and the Fe–O distance (from the molecular-dynamics run) are shown alongside for the adsorption picture.</w:t>
+        <w:t xml:space="preserve"> — a relative ranking within these candidates, not an absolute scale. </w:t>
+      </w:r>
+      <w:r>
+        <w:rPr>
+          <w:b/>
+          <w:color w:val="718096"/>
+        </w:rPr>
+        <w:t>The ranking is these electronic descriptors alone.</w:t>
+      </w:r>
+      <w:r>
+        <w:rPr>
+          <w:b w:val="0"/>
+          <w:color w:val="718096"/>
+        </w:rPr>
+        <w:t xml:space="preserve"> E_ads (from the Monte-Carlo pose search) and the Fe–O distance (from the molecular-dynamics run) are shown alongside the score to </w:t>
+      </w:r>
+      <w:r>
+        <w:rPr>
+          <w:b/>
+          <w:color w:val="718096"/>
+        </w:rPr>
+        <w:t>validate</w:t>
+      </w:r>
+      <w:r>
+        <w:rPr>
+          <w:b w:val="0"/>
+          <w:color w:val="718096"/>
+        </w:rPr>
+        <w:t xml:space="preserve"> that the top candidates actually adsorb (flat, in the physisorption range) — they are not inputs to the ranking.</w:t>
       </w:r>
     </w:p>
     <w:p>
@@ -5757,7 +5785,7 @@
         <w:rPr>
           <w:b w:val="0"/>
         </w:rPr>
-        <w:t>A Metropolis / simulated-annealing Monte-Carlo search nudges and rotates the rigid molecule thousands of times over an Fe(110) slab to find the lowest-energy pose, scored with the UFF van-der-Waals interaction. The flavonoids settle flat/parallel to the surface; the adsorption energy E_ads ≈ −16 kJ/mol places them in the physisorption regime. Software: the periodic metal slab is built with ASE — the standard Atomic Simulation Environment (its bcc110 builder for Fe(110)) — and the van-der-Waals parameters are the published UFF set (Rappé et al. 1992); the Metropolis/simulated-annealing search and the van-der-Waals scoring are corrosim's own implementation, not an external Monte-Carlo package. It reproduces the role of Materials Studio's Adsorption Locator with free tools.</w:t>
+        <w:t>A Metropolis / simulated-annealing Monte-Carlo search nudges and rotates the rigid molecule thousands of times over an Fe(110) slab to find the lowest-energy pose, scored with the UFF van-der-Waals interaction. The flavonoids settle flat/parallel to the surface; the adsorption energy E_ads ≈ −16 kJ/mol places them in the physisorption regime. This adsorption picture validates the DFT-based ranking; it is reported alongside the score, not folded into it. Software: the periodic metal slab is built with ASE — the standard Atomic Simulation Environment (its bcc110 builder for Fe(110)) — and the van-der-Waals parameters are the published UFF set (Rappé et al. 1992); the Metropolis/simulated-annealing search and the van-der-Waals scoring are corrosim's own implementation, not an external Monte-Carlo package. It reproduces the role of Materials Studio's Adsorption Locator with free tools.</w:t>
       </w:r>
     </w:p>
     <w:p>
@@ -6103,7 +6131,7 @@
         <w:rPr>
           <w:b w:val="0"/>
         </w:rPr>
-        <w:t>Starting from the best Monte-Carlo pose, a Brownian rigid-body molecular-dynamics run lets the molecule jiggle at 298 K. The first peak of the metal-O radial distribution function g(r) sets the adsorption distance; a peak near 3.5 Å is physisorption range (a chemisorbed contact would sit closer).</w:t>
+        <w:t>Starting from the best Monte-Carlo pose, a Brownian rigid-body molecular-dynamics run lets the molecule jiggle at 298 K. The first peak of the metal-O radial distribution function g(r) sets the adsorption distance; a peak near 3.5 Å is physisorption range (a chemisorbed contact would sit closer). Like the Monte-Carlo E_ads, this distance validates the ranking rather than contributing to the score.</w:t>
       </w:r>
     </w:p>
     <w:p>

--- a/report/report.docx
+++ b/report/report.docx
@@ -16,7 +16,7 @@
           <w:b w:val="0"/>
           <w:color w:val="718096"/>
         </w:rPr>
-        <w:t>Substrate: Fe(110)  |  Medium: 1 M HCl  |  DFT level: B3LYP/6-311++G(d,p) (ddCOSMO:water)  |  Generated 2026-07-03 07:10</w:t>
+        <w:t>Substrate: Fe(110)  |  Medium: 1 M HCl  |  DFT level: B3LYP/6-311++G(d,p) (ddCOSMO:water)  |  Generated 2026-07-04 07:36</w:t>
       </w:r>
     </w:p>
     <w:p>
@@ -628,7 +628,35 @@
           <w:b w:val="0"/>
           <w:color w:val="718096"/>
         </w:rPr>
-        <w:t xml:space="preserve"> — a relative ranking within these candidates, not an absolute scale. E_ads (from the Monte-Carlo pose search) and the Fe–O distance (from the molecular-dynamics run) are shown alongside for the adsorption picture.</w:t>
+        <w:t xml:space="preserve"> — a relative ranking within these candidates, not an absolute scale. </w:t>
+      </w:r>
+      <w:r>
+        <w:rPr>
+          <w:b/>
+          <w:color w:val="718096"/>
+        </w:rPr>
+        <w:t>The ranking is these electronic descriptors alone.</w:t>
+      </w:r>
+      <w:r>
+        <w:rPr>
+          <w:b w:val="0"/>
+          <w:color w:val="718096"/>
+        </w:rPr>
+        <w:t xml:space="preserve"> E_ads (from the Monte-Carlo pose search) and the Fe–O distance (from the molecular-dynamics run) are shown alongside the score to </w:t>
+      </w:r>
+      <w:r>
+        <w:rPr>
+          <w:b/>
+          <w:color w:val="718096"/>
+        </w:rPr>
+        <w:t>validate</w:t>
+      </w:r>
+      <w:r>
+        <w:rPr>
+          <w:b w:val="0"/>
+          <w:color w:val="718096"/>
+        </w:rPr>
+        <w:t xml:space="preserve"> that the top candidates actually adsorb (flat, in the physisorption range) — they are not inputs to the ranking.</w:t>
       </w:r>
     </w:p>
     <w:p>
@@ -5133,7 +5161,7 @@
         <w:rPr>
           <w:b w:val="0"/>
         </w:rPr>
-        <w:t>Computed pKaH (DFT deprotonation cycle, frequency-corrected) resolves it: the most basic flavonoid is only 0.00% protonated, so every species is essentially fully neutral and the headline lead is robust.</w:t>
+        <w:t>Computed pKaH (DFT deprotonation cycle, frequency-corrected) resolves it: the most basic flavonoid is only 0.01% protonated, so every species is essentially fully neutral and the headline lead is robust.</w:t>
       </w:r>
     </w:p>
     <w:tbl>
@@ -5304,7 +5332,7 @@
                 <w:b w:val="0"/>
                 <w:sz w:val="17"/>
               </w:rPr>
-              <w:t>-5.1</w:t>
+              <w:t>-3.9</w:t>
             </w:r>
           </w:p>
         </w:tc>
@@ -5318,7 +5346,7 @@
                 <w:b w:val="0"/>
                 <w:sz w:val="17"/>
               </w:rPr>
-              <w:t>0.00%</w:t>
+              <w:t>0.01%</w:t>
             </w:r>
           </w:p>
         </w:tc>
@@ -5757,7 +5785,7 @@
         <w:rPr>
           <w:b w:val="0"/>
         </w:rPr>
-        <w:t>A Metropolis / simulated-annealing Monte-Carlo search nudges and rotates the rigid molecule thousands of times over an Fe(110) slab to find the lowest-energy pose, scored with the UFF van-der-Waals interaction. The flavonoids settle flat/parallel to the surface; the adsorption energy E_ads ≈ −16 kJ/mol places them in the physisorption regime. Software: the periodic metal slab is built with ASE — the standard Atomic Simulation Environment (its bcc110 builder for Fe(110)) — and the van-der-Waals parameters are the published UFF set (Rappé et al. 1992); the Metropolis/simulated-annealing search and the van-der-Waals scoring are corrosim's own implementation, not an external Monte-Carlo package. It reproduces the role of Materials Studio's Adsorption Locator with free tools.</w:t>
+        <w:t>A Metropolis / simulated-annealing Monte-Carlo search nudges and rotates the rigid molecule thousands of times over an Fe(110) slab to find the lowest-energy pose, scored with the UFF van-der-Waals interaction. The flavonoids settle flat/parallel to the surface; the adsorption energy E_ads ≈ −16 kJ/mol places them in the physisorption regime. This adsorption picture validates the DFT-based ranking; it is reported alongside the score, not folded into it. Software: the periodic metal slab is built with ASE — the standard Atomic Simulation Environment (its bcc110 builder for Fe(110)) — and the van-der-Waals parameters are the published UFF set (Rappé et al. 1992); the Metropolis/simulated-annealing search and the van-der-Waals scoring are corrosim's own implementation, not an external Monte-Carlo package. It reproduces the role of Materials Studio's Adsorption Locator with free tools.</w:t>
       </w:r>
     </w:p>
     <w:p>
@@ -6103,7 +6131,7 @@
         <w:rPr>
           <w:b w:val="0"/>
         </w:rPr>
-        <w:t>Starting from the best Monte-Carlo pose, a Brownian rigid-body molecular-dynamics run lets the molecule jiggle at 298 K. The first peak of the metal-O radial distribution function g(r) sets the adsorption distance; a peak near 3.5 Å is physisorption range (a chemisorbed contact would sit closer).</w:t>
+        <w:t>Starting from the best Monte-Carlo pose, a Brownian rigid-body molecular-dynamics run lets the molecule jiggle at 298 K. The first peak of the metal-O radial distribution function g(r) sets the adsorption distance; a peak near 3.5 Å is physisorption range (a chemisorbed contact would sit closer). Like the Monte-Carlo E_ads, this distance validates the ranking rather than contributing to the score.</w:t>
       </w:r>
     </w:p>
     <w:p>
@@ -9540,7 +9568,7 @@
         <w:rPr>
           <w:b w:val="0"/>
         </w:rPr>
-        <w:t xml:space="preserve"> (quercetin), −12.9 (kaempferol) and −5.1 (isorhamnetin) — all far below the 5–7% crossover — so every flavonoid is under 0.1% protonated in 1 M HCl. The neutral form is physically dominant, so the neutral-basis ranking is robust, not merely conventional; the ZPE/thermal/entropy correction moved every value more negative (more neutral) than the uncorrected cycle.</w:t>
+        <w:t xml:space="preserve"> (quercetin), −12.9 (kaempferol) and −3.9 (isorhamnetin) — all far below the 5–7% crossover — so every flavonoid is under 0.1% protonated in 1 M HCl. The neutral form is physically dominant, so the neutral-basis ranking is robust, not merely conventional; the ZPE/thermal/entropy correction moved every value more negative (more neutral) than the uncorrected cycle.</w:t>
       </w:r>
     </w:p>
     <w:p>
@@ -9548,7 +9576,7 @@
         <w:rPr>
           <w:b w:val="0"/>
         </w:rPr>
-        <w:t>*Caveat:* quercetin and kaempferol are clean minima (no imaginary frequencies); the isorhamnetin cation retained one small imaginary mode (a methoxy/hydroxyl torsion), so its value is less tightly determined — but it stays neutral and is not the lead. The lead (quercetin) rests on a clean, imaginary-frequency-free calculation.</w:t>
+        <w:t>All six species (each neutral and its cation) are clean minima with no imaginary frequencies, so every pKaH rests on a true stationary point.</w:t>
       </w:r>
     </w:p>
     <w:p>

--- a/report/report.docx
+++ b/report/report.docx
@@ -16,7 +16,7 @@
           <w:b w:val="0"/>
           <w:color w:val="718096"/>
         </w:rPr>
-        <w:t>Substrate: Fe(110)  |  Medium: 1 M HCl  |  DFT level: B3LYP/6-311++G(d,p) (ddCOSMO:water)  |  Generated 2026-07-04 07:36</w:t>
+        <w:t>Substrate: Fe(110)  |  Medium: 1 M HCl  |  DFT level: B3LYP/6-311++G(d,p) (ddCOSMO:water)  |  Generated 2026-07-04 11:34</w:t>
       </w:r>
     </w:p>
     <w:p>
@@ -353,7 +353,7 @@
                 <w:b/>
                 <w:sz w:val="17"/>
               </w:rPr>
-              <w:t>3.65</w:t>
+              <w:t>3.25</w:t>
             </w:r>
           </w:p>
         </w:tc>
@@ -581,7 +581,7 @@
                 <w:b w:val="0"/>
                 <w:sz w:val="17"/>
               </w:rPr>
-              <w:t>3.35</w:t>
+              <w:t>3.15</w:t>
             </w:r>
           </w:p>
         </w:tc>
@@ -9592,7 +9592,7 @@
         <w:rPr>
           <w:b w:val="0"/>
         </w:rPr>
-        <w:t>corrosim's Stage-2 adsorption energies (−16.0 / −16.6 / −16.7 kJ/mol for quercetin / kaempferol / isorhamnetin) and Stage-3 Fe-O RDF first peaks (3.65 / 3.35 / 3.75 Å) agree with an independent black-tea-extract DFT study on Fe(110) (ΔGads ≈ −20 kJ/mol, quercetin strongest) and a lady's-mantle study (kaempferol reference) — same regime, same order.</w:t>
+        <w:t>corrosim's Stage-2 adsorption energies (−16.0 / −16.6 / −16.7 kJ/mol for quercetin / kaempferol / isorhamnetin) and Stage-3 Fe-O RDF first peaks (3.25 / 3.15 / 3.75 Å) agree with an independent black-tea-extract DFT study on Fe(110) (ΔGads ≈ −20 kJ/mol, quercetin strongest) and a lady's-mantle study (kaempferol reference) — same regime, same order.</w:t>
       </w:r>
     </w:p>
     <w:p>

--- a/report/report.docx
+++ b/report/report.docx
@@ -16,7 +16,7 @@
           <w:b w:val="0"/>
           <w:color w:val="718096"/>
         </w:rPr>
-        <w:t>Substrate: Fe(110)  |  Medium: 1 M HCl  |  DFT level: B3LYP/6-311++G(d,p) (ddCOSMO:water)  |  Generated 2026-07-04 11:34</w:t>
+        <w:t>Substrate: Fe(110)  |  Medium: 1 M HCl  |  DFT level: B3LYP/6-311++G(d,p) (ddCOSMO:water)  |  Generated 2026-07-07 09:22</w:t>
       </w:r>
     </w:p>
     <w:p>
@@ -28,19 +28,7 @@
           <w:i/>
           <w:sz w:val="18"/>
         </w:rPr>
-        <w:t>The flavonoids modelled here (kaempferol, quercetin, isorhamnetin) are documented major constituents of the Arghel (Solenostemma argel) extract, simulated as representatives — not a verified profile of a specific sample. Confirm composition by LC-MS/GC-MS before publication.</w:t>
-      </w:r>
-    </w:p>
-    <w:p>
-      <w:pPr>
-        <w:ind w:left="288"/>
-      </w:pPr>
-      <w:r>
-        <w:rPr>
-          <w:i/>
-          <w:sz w:val="18"/>
-        </w:rPr>
-        <w:t>**Bottom line.** Of the 3 screened molecules, **quercetin** is the top-ranked inhibitor on the composite electronic score (+0.99): the smallest HOMO–LUMO gap (4.08 eV) and the highest softness — the most electron-generous, easily-polarised molecule of the set. It physisorbs flat on Fe (E_ads ≈ -16 kJ/mol). This is a computational screening prediction, to be confirmed electrochemically (see the caveats and the Method section).</w:t>
+        <w:t>The molecules modelled here are screened in silico as representative candidates, not a verified analysis of any real sample. Confirm the actual composition experimentally (e.g. by LC-MS/GC-MS) before drawing firm conclusions.</w:t>
       </w:r>
     </w:p>
     <w:p>
@@ -49,23 +37,6 @@
       </w:pPr>
       <w:r>
         <w:t>1. Overview</w:t>
-      </w:r>
-    </w:p>
-    <w:p>
-      <w:r>
-        <w:rPr>
-          <w:b w:val="0"/>
-        </w:rPr>
-        <w:t>corrosim screens a green corrosion inhibitor by zooming in step by step, each answering one question about how strongly the molecule sticks to the metal. First it studies the isolated molecule with quantum chemistry — which electrons it will share, and from which atoms. Next it searches for the molecule's best pose on the metal surface (Monte Carlo). Finally it lets that pose settle at room temperature and reads off the adsorption distance (molecular dynamics). The sections below follow that order; every figure is explained on its own, and the governing equations are collected in the Scientific basis section.</w:t>
-      </w:r>
-    </w:p>
-    <w:p>
-      <w:r>
-        <w:rPr>
-          <w:b w:val="0"/>
-          <w:sz w:val="20"/>
-        </w:rPr>
-        <w:t>The three-stage pipeline: a molecule (name or SMILES), a substrate metal and a corrosive medium go in; DFT reactivity descriptors, a Monte-Carlo adsorption pose, a Brownian-MD adsorption distance, a ranking and this report come out.</w:t>
       </w:r>
     </w:p>
     <w:p>
@@ -126,6 +97,26 @@
       </w:pPr>
       <w:r>
         <w:t>2. Summary &amp; ranking</w:t>
+      </w:r>
+    </w:p>
+    <w:p>
+      <w:r>
+        <w:rPr>
+          <w:b w:val="0"/>
+        </w:rPr>
+        <w:t xml:space="preserve">Of the 3 molecules screened, </w:t>
+      </w:r>
+      <w:r>
+        <w:rPr>
+          <w:b/>
+        </w:rPr>
+        <w:t>quercetin</w:t>
+      </w:r>
+      <w:r>
+        <w:rPr>
+          <w:b w:val="0"/>
+        </w:rPr>
+        <w:t xml:space="preserve"> ranks highest on the composite electronic score (+0.99), combining the smallest HOMO–LUMO gap (4.08 eV) with the highest softness — the most readily polarised, electron-donating candidate of the set. It adsorbs flat on Fe in the physisorption regime (E_ads ≈ -16 kJ/mol). This is a computational screening prediction requiring electrochemical confirmation (see the Method section and caveats).</w:t>
       </w:r>
     </w:p>
     <w:tbl>
@@ -604,59 +595,27 @@
     <w:p>
       <w:r>
         <w:rPr>
+          <w:b w:val="0"/>
+          <w:color w:val="718096"/>
+          <w:sz w:val="18"/>
+        </w:rPr>
+        <w:t xml:space="preserve">Scored on the neutral HOMO–LUMO gap, hardness and softness (z-scored; </w:t>
+      </w:r>
+      <w:r>
+        <w:rPr>
           <w:b/>
           <w:color w:val="718096"/>
+          <w:sz w:val="18"/>
         </w:rPr>
-        <w:t>How the composite score is built.</w:t>
+        <w:t>higher = stronger</w:t>
       </w:r>
       <w:r>
         <w:rPr>
           <w:b w:val="0"/>
           <w:color w:val="718096"/>
+          <w:sz w:val="18"/>
         </w:rPr>
-        <w:t xml:space="preserve"> Three descriptors mark an easily-polarised, electron-sharing molecule: a smaller HOMO–LUMO gap, lower hardness, and higher softness. Each molecule's value for each becomes a z-score (how many standard deviations it lies from this set's mean), sign-flipped so “more reactive” counts as positive, and the three are averaged. </w:t>
-      </w:r>
-      <w:r>
-        <w:rPr>
-          <w:b/>
-          <w:color w:val="718096"/>
-        </w:rPr>
-        <w:t>Higher = stronger predicted reactivity</w:t>
-      </w:r>
-      <w:r>
-        <w:rPr>
-          <w:b w:val="0"/>
-          <w:color w:val="718096"/>
-        </w:rPr>
-        <w:t xml:space="preserve"> — a relative ranking within these candidates, not an absolute scale. </w:t>
-      </w:r>
-      <w:r>
-        <w:rPr>
-          <w:b/>
-          <w:color w:val="718096"/>
-        </w:rPr>
-        <w:t>The ranking is these electronic descriptors alone.</w:t>
-      </w:r>
-      <w:r>
-        <w:rPr>
-          <w:b w:val="0"/>
-          <w:color w:val="718096"/>
-        </w:rPr>
-        <w:t xml:space="preserve"> E_ads (from the Monte-Carlo pose search) and the Fe–O distance (from the molecular-dynamics run) are shown alongside the score to </w:t>
-      </w:r>
-      <w:r>
-        <w:rPr>
-          <w:b/>
-          <w:color w:val="718096"/>
-        </w:rPr>
-        <w:t>validate</w:t>
-      </w:r>
-      <w:r>
-        <w:rPr>
-          <w:b w:val="0"/>
-          <w:color w:val="718096"/>
-        </w:rPr>
-        <w:t xml:space="preserve"> that the top candidates actually adsorb (flat, in the physisorption range) — they are not inputs to the ranking.</w:t>
+        <w:t>). E_ads and the Fe–O distance validate the lead, they do not enter the score. Full method: docs/pipeline.md.</w:t>
       </w:r>
     </w:p>
     <w:p>
@@ -665,14 +624,6 @@
       </w:pPr>
       <w:r>
         <w:t>3. DFT electronic descriptors</w:t>
-      </w:r>
-    </w:p>
-    <w:p>
-      <w:r>
-        <w:rPr>
-          <w:b w:val="0"/>
-        </w:rPr>
-        <w:t>Density-functional theory (DFT) solves the molecule's electronic structure and gives the frontier orbitals — the HOMO (the electrons most willing to be shared with the metal) and the LUMO (the lowest empty level that can accept metal back-donation). Their energies yield the global reactivity descriptors (gap, hardness η, softness σ, electronegativity χ, electrophilicity ω, and the charge transfer ΔN) used to rank the candidates. See the Scientific basis section for each definition. The calculation runs at the B3LYP/6-311++G(d,p) level with an implicit-water (ddCOSMO) model: B3LYP is the exchange–correlation functional (the approximation DFT uses for how the electrons interact), 6-311++G(d,p) is the basis set (how finely each orbital is represented), and ddCOSMO surrounds the molecule with a water-like dielectric — the adopted publication level (ADR 0002).</w:t>
       </w:r>
     </w:p>
     <w:p>
@@ -724,16 +675,7 @@
           <w:color w:val="718096"/>
           <w:sz w:val="16"/>
         </w:rPr>
-        <w:t>Modelled flavonoids</w:t>
-      </w:r>
-    </w:p>
-    <w:p>
-      <w:r>
-        <w:rPr>
-          <w:b w:val="0"/>
-          <w:sz w:val="20"/>
-        </w:rPr>
-        <w:t>The 2D structures of the modelled flavonoids, drawn by RDKit from each molecule's SMILES string (the 3D geometry used downstream is built from the same SMILES by RDKit's ETKDG distance-geometry embedding, then cleaned up with an MMFF force field). All three share the flavonol core (a 4-oxo chromone with a 3-OH and a B-ring); they differ in B-ring substitution — quercetin's catechol (3',4'-diOH), kaempferol's single 4'-OH, and isorhamnetin's 3'-OMe/4'-OH — which is what shifts their descriptors.</w:t>
+        <w:t>Modelled molecules</w:t>
       </w:r>
     </w:p>
     <w:p>
@@ -785,16 +727,7 @@
           <w:color w:val="718096"/>
           <w:sz w:val="16"/>
         </w:rPr>
-        <w:t>Frontier-orbital energies vs Fe(110) work function</w:t>
-      </w:r>
-    </w:p>
-    <w:p>
-      <w:r>
-        <w:rPr>
-          <w:b w:val="0"/>
-          <w:sz w:val="20"/>
-        </w:rPr>
-        <w:t>The frontier orbitals are the HOMO and the LUMO; this plots their energy levels (HOMO below, LUMO above, gap arrowed) for each molecule, with the Fe(110) Fermi level (−Φ = −4.82 eV) as the dashed reference. A HOMO lying near −Φ and a small gap favour electron sharing with the metal.</w:t>
+        <w:t>Frontier-orbital energies vs the metal work function</w:t>
       </w:r>
     </w:p>
     <w:p>
@@ -962,15 +895,6 @@
       </w:r>
     </w:p>
     <w:p>
-      <w:r>
-        <w:rPr>
-          <w:b w:val="0"/>
-          <w:sz w:val="20"/>
-        </w:rPr>
-        <w:t>The HOMO isosurface — the spatial shape of the electrons the molecule is most ready to donate to the metal. Its lobes sit over the electron-rich oxygen and ring systems that anchor adsorption.</w:t>
-      </w:r>
-    </w:p>
-    <w:p>
       <w:pPr>
         <w:jc w:val="center"/>
       </w:pPr>
@@ -1127,15 +1051,6 @@
       </w:r>
     </w:p>
     <w:p>
-      <w:r>
-        <w:rPr>
-          <w:b w:val="0"/>
-          <w:sz w:val="20"/>
-        </w:rPr>
-        <w:t>The LUMO isosurface — the lowest empty level that accepts back-donation from the metal d-electrons, the complementary half of the donor-acceptor adsorption bond.</w:t>
-      </w:r>
-    </w:p>
-    <w:p>
       <w:pPr>
         <w:jc w:val="center"/>
       </w:pPr>
@@ -1188,15 +1103,6 @@
       </w:r>
     </w:p>
     <w:p>
-      <w:r>
-        <w:rPr>
-          <w:b w:val="0"/>
-          <w:sz w:val="20"/>
-        </w:rPr>
-        <w:t>The global reactivity descriptors side by side. Read together: a small gap and low hardness with high softness mark an easily-polarised, strongly-adsorbing inhibitor; a positive ΔN in the Lukovits window (0 &lt; ΔN &lt; 3.6) marks net electron donation to the metal.</w:t>
-      </w:r>
-    </w:p>
-    <w:p>
       <w:pPr>
         <w:jc w:val="center"/>
       </w:pPr>
@@ -1245,16 +1151,7 @@
           <w:color w:val="718096"/>
           <w:sz w:val="16"/>
         </w:rPr>
-        <w:t>Protonation effect (1 M HCl)</w:t>
-      </w:r>
-    </w:p>
-    <w:p>
-      <w:r>
-        <w:rPr>
-          <w:b w:val="0"/>
-          <w:sz w:val="20"/>
-        </w:rPr>
-        <w:t>Gap and ΔN for the neutral molecule vs its +1 cation in the acidic medium. The cation is built by adding a proton at the most basic site — picked as the lowest-energy conjugate acid — and how much of it actually exists in 1 M HCl is set by a computed pKaH (see Speciation). Protonation lowers the gap and drives ΔN negative — the electron-poor cation stops donating — which is why the headline ranking is stated on the neutral form (ADR 0003), the species that actually dominates here.</w:t>
+        <w:t>Protonation effect</w:t>
       </w:r>
     </w:p>
     <w:p>
@@ -2198,28 +2095,11 @@
       </w:r>
     </w:p>
     <w:p>
-      <w:r>
-        <w:rPr>
-          <w:b w:val="0"/>
-          <w:sz w:val="20"/>
-        </w:rPr>
-        <w:t>Descriptors on force-field vs DFT-optimised geometries. Why refine the geometry at all? Every descriptor is read off the molecule's shape, so we check the cheap force-field shape against a proper DFT minimum. Relaxing each structure at B3LYP/6-31G(d) lowers the gap (~0.4–0.5 eV) and hardness and raises ΔN, but leaves both the gap and ΔN rankings unchanged — the lead assignments are geometry-robust. The headline ranking above uses the force-field-geometry descriptors; this DFT-optimised set is a robustness check, not a separate score.</w:t>
-      </w:r>
-    </w:p>
-    <w:p>
       <w:pPr>
         <w:pStyle w:val="Heading2"/>
       </w:pPr>
       <w:r>
         <w:t>3.4 Optimised-geometry descriptors (DFT-relaxed)</w:t>
-      </w:r>
-    </w:p>
-    <w:p>
-      <w:r>
-        <w:rPr>
-          <w:b w:val="0"/>
-        </w:rPr>
-        <w:t>Descriptors on DFT-optimised geometries; the ranking is unchanged — the lead is geometry-robust.</w:t>
       </w:r>
     </w:p>
     <w:tbl>
@@ -3469,14 +3349,6 @@
         <w:t>3.5 Species in the acidic medium (protonated cation)</w:t>
       </w:r>
     </w:p>
-    <w:p>
-      <w:r>
-        <w:rPr>
-          <w:b w:val="0"/>
-        </w:rPr>
-        <w:t>In 1 M HCl the inhibitor is present largely as its +1 cation. The headline ranking uses the neutral form (ADR 0003); the protonated-cation descriptors are tabulated here for comparison.</w:t>
-      </w:r>
-    </w:p>
     <w:tbl>
       <w:tblPr>
         <w:tblStyle w:val="TableGrid"/>
@@ -4293,6 +4165,16 @@
       </w:tr>
     </w:tbl>
     <w:p>
+      <w:r>
+        <w:rPr>
+          <w:b w:val="0"/>
+          <w:color w:val="718096"/>
+          <w:sz w:val="18"/>
+        </w:rPr>
+        <w:t>Protonated +1 cation descriptors in 1 M HCl; the headline ranking stays on the neutral form (see docs/pipeline.md).</w:t>
+      </w:r>
+    </w:p>
+    <w:p>
       <w:pPr>
         <w:pStyle w:val="Heading2"/>
       </w:pPr>
@@ -4303,33 +4185,35 @@
     <w:p>
       <w:r>
         <w:rPr>
-          <w:b w:val="0"/>
-        </w:rPr>
-        <w:t xml:space="preserve">The most basic site (4-oxo carbonyl, pKaH ≈ -1.5) is a very weak base, so by Henderson-Hasselbalch the inhibitor is </w:t>
-      </w:r>
-      <w:r>
-        <w:rPr>
           <w:b/>
+          <w:color w:val="718096"/>
+          <w:sz w:val="18"/>
         </w:rPr>
         <w:t>97% neutral / 3% protonated</w:t>
       </w:r>
       <w:r>
         <w:rPr>
           <w:b w:val="0"/>
+          <w:color w:val="718096"/>
+          <w:sz w:val="18"/>
         </w:rPr>
-        <w:t xml:space="preserve"> — the neutral form dominates, which is why the headline ranking uses the neutral form. Population-weighted lead: </w:t>
+        <w:t xml:space="preserve"> at this pH — the neutral form dominates. Population-weighted descriptors (blended lead </w:t>
       </w:r>
       <w:r>
         <w:rPr>
           <w:b/>
+          <w:color w:val="718096"/>
+          <w:sz w:val="18"/>
         </w:rPr>
         <w:t>quercetin</w:t>
       </w:r>
       <w:r>
         <w:rPr>
           <w:b w:val="0"/>
+          <w:color w:val="718096"/>
+          <w:sz w:val="18"/>
         </w:rPr>
-        <w:t>.</w:t>
+        <w:t>):</w:t>
       </w:r>
     </w:p>
     <w:tbl>
@@ -5147,23 +5031,6 @@
         </w:tc>
       </w:tr>
     </w:tbl>
-    <w:p>
-      <w:r>
-        <w:rPr>
-          <w:b w:val="0"/>
-          <w:color w:val="718096"/>
-        </w:rPr>
-        <w:t>Sensitivity: the composite lead changes from quercetin to isorhamnetin at only ~7% protonation (pKaH ≈ -1.1) — the protonation pKa is the key uncertainty.</w:t>
-      </w:r>
-    </w:p>
-    <w:p>
-      <w:r>
-        <w:rPr>
-          <w:b w:val="0"/>
-        </w:rPr>
-        <w:t>Computed pKaH (DFT deprotonation cycle, frequency-corrected) resolves it: the most basic flavonoid is only 0.01% protonated, so every species is essentially fully neutral and the headline lead is robust.</w:t>
-      </w:r>
-    </w:p>
     <w:tbl>
       <w:tblPr>
         <w:tblStyle w:val="TableGrid"/>
@@ -5359,7 +5226,7 @@
           <w:color w:val="718096"/>
           <w:sz w:val="16"/>
         </w:rPr>
-        <w:t>results/pka.json (ADR 0005).</w:t>
+        <w:t>Computed pKaH (DFT cycle, frequency-corrected); results/pka.json.</w:t>
       </w:r>
     </w:p>
     <w:p>
@@ -5368,14 +5235,6 @@
       </w:pPr>
       <w:r>
         <w:t>3.7 Local reactivity (Fukui)</w:t>
-      </w:r>
-    </w:p>
-    <w:p>
-      <w:r>
-        <w:rPr>
-          <w:b w:val="0"/>
-        </w:rPr>
-        <w:t>Global descriptors say how reactive a molecule is; the condensed Fukui functions say where. f⁻ locates the electron-donating atoms that coordinate the metal, f⁺ the electron-accepting (back-donation) atoms. For these flavonoids the highest-f⁻ sites are the catechol B-ring and 3-OH oxygens.</w:t>
       </w:r>
     </w:p>
     <w:p>
@@ -5583,28 +5442,11 @@
       </w:r>
     </w:p>
     <w:p>
-      <w:r>
-        <w:rPr>
-          <w:b w:val="0"/>
-          <w:sz w:val="20"/>
-        </w:rPr>
-        <w:t>Condensed Fukui functions per heavy atom: f⁻ (donor, binds the metal) and f⁺ (acceptor). The tallest f⁻ bars are the oxygens that coordinate the surface; the atom indices match the structure panel.</w:t>
-      </w:r>
-    </w:p>
-    <w:p>
       <w:pPr>
         <w:pStyle w:val="Heading2"/>
       </w:pPr>
       <w:r>
         <w:t>3.8 Electrostatic-potential (ESP) map</w:t>
-      </w:r>
-    </w:p>
-    <w:p>
-      <w:r>
-        <w:rPr>
-          <w:b w:val="0"/>
-        </w:rPr>
-        <w:t>The molecular electrostatic-potential (ESP) map colours the electron-density surface by potential: red (negative) regions are electron-rich and nucleophilic — the metal-coordinating patches. The ESP is computed directly from the DFT electron density and its electrostatic potential (PySCF cubegen) — a different quantity from the Fukui functions, which come from the frontier-orbital populations. They are two independent analyses that happen to agree on the same binding oxygens, so each corroborates the other.</w:t>
       </w:r>
     </w:p>
     <w:p>
@@ -5764,28 +5606,11 @@
       </w:r>
     </w:p>
     <w:p>
-      <w:r>
-        <w:rPr>
-          <w:b w:val="0"/>
-          <w:sz w:val="20"/>
-        </w:rPr>
-        <w:t>The electron-density isosurface coloured by electrostatic potential. Red over the catechol and carbonyl oxygens is the electron-rich, metal-binding region; blue is electron-poor — a spatial confirmation of the Fukui donor sites.</w:t>
-      </w:r>
-    </w:p>
-    <w:p>
       <w:pPr>
         <w:pStyle w:val="Heading1"/>
       </w:pPr>
       <w:r>
         <w:t>4. Monte Carlo adsorption</w:t>
-      </w:r>
-    </w:p>
-    <w:p>
-      <w:r>
-        <w:rPr>
-          <w:b w:val="0"/>
-        </w:rPr>
-        <w:t>A Metropolis / simulated-annealing Monte-Carlo search nudges and rotates the rigid molecule thousands of times over an Fe(110) slab to find the lowest-energy pose, scored with the UFF van-der-Waals interaction. The flavonoids settle flat/parallel to the surface; the adsorption energy E_ads ≈ −16 kJ/mol places them in the physisorption regime. This adsorption picture validates the DFT-based ranking; it is reported alongside the score, not folded into it. Software: the periodic metal slab is built with ASE — the standard Atomic Simulation Environment (its bcc110 builder for Fe(110)) — and the van-der-Waals parameters are the published UFF set (Rappé et al. 1992); the Metropolis/simulated-annealing search and the van-der-Waals scoring are corrosim's own implementation, not an external Monte-Carlo package. It reproduces the role of Materials Studio's Adsorption Locator with free tools.</w:t>
       </w:r>
     </w:p>
     <w:p>
@@ -5945,15 +5770,6 @@
       </w:r>
     </w:p>
     <w:p>
-      <w:r>
-        <w:rPr>
-          <w:b w:val="0"/>
-          <w:sz w:val="20"/>
-        </w:rPr>
-        <w:t>Top and side views of the lowest-energy Monte-Carlo adsorption pose. The molecule lies flat/parallel to the Fe(110) slab, maximising oxygen contact with the surface — the geometry expected for physisorption.</w:t>
-      </w:r>
-    </w:p>
-    <w:p>
       <w:pPr>
         <w:jc w:val="center"/>
       </w:pPr>
@@ -6110,28 +5926,11 @@
       </w:r>
     </w:p>
     <w:p>
-      <w:r>
-        <w:rPr>
-          <w:b w:val="0"/>
-          <w:sz w:val="20"/>
-        </w:rPr>
-        <w:t>The simulated-annealing energy trace: interaction energy vs Monte-Carlo step, converging to the best adsorption energy (dashed). The plateau near −16 kJ/mol is the reported E_ads.</w:t>
-      </w:r>
-    </w:p>
-    <w:p>
       <w:pPr>
         <w:pStyle w:val="Heading1"/>
       </w:pPr>
       <w:r>
         <w:t>5. Brownian MD (Fe-O RDF)</w:t>
-      </w:r>
-    </w:p>
-    <w:p>
-      <w:r>
-        <w:rPr>
-          <w:b w:val="0"/>
-        </w:rPr>
-        <w:t>Starting from the best Monte-Carlo pose, a Brownian rigid-body molecular-dynamics run lets the molecule jiggle at 298 K. The first peak of the metal-O radial distribution function g(r) sets the adsorption distance; a peak near 3.5 Å is physisorption range (a chemisorbed contact would sit closer). Like the Monte-Carlo E_ads, this distance validates the ranking rather than contributing to the score.</w:t>
       </w:r>
     </w:p>
     <w:p>
@@ -6291,4005 +6090,11 @@
       </w:r>
     </w:p>
     <w:p>
-      <w:r>
-        <w:rPr>
-          <w:b w:val="0"/>
-          <w:sz w:val="20"/>
-        </w:rPr>
-        <w:t>The metal-O radial distribution function from the Brownian-MD trajectory. The first peak (green physisorption band, ~3.5 Å) is the adsorption distance; the shaded cutoff marks the chemisorption threshold it stays above.</w:t>
-      </w:r>
-    </w:p>
-    <w:p>
       <w:pPr>
         <w:pStyle w:val="Heading1"/>
       </w:pPr>
       <w:r>
-        <w:t>6. Scientific basis &amp; validation</w:t>
-      </w:r>
-    </w:p>
-    <w:p>
-      <w:r>
-        <w:rPr>
-          <w:b w:val="0"/>
-        </w:rPr>
-        <w:t xml:space="preserve">This section consolidates the scientific basis (docs/pipeline.md) and the validation record (docs/validation.md) so the report is self-explanatory. The pipeline </w:t>
-      </w:r>
-      <w:r>
-        <w:rPr>
-          <w:b/>
-        </w:rPr>
-        <w:t>screens and explains</w:t>
-      </w:r>
-      <w:r>
-        <w:rPr>
-          <w:b w:val="0"/>
-        </w:rPr>
-        <w:t>; it does not prove inhibition — a candidate should still be confirmed electrochemically.</w:t>
-      </w:r>
-    </w:p>
-    <w:p>
-      <w:pPr>
-        <w:pStyle w:val="Heading2"/>
-      </w:pPr>
-      <w:r>
-        <w:t>6.1 Governing equations</w:t>
-      </w:r>
-    </w:p>
-    <w:p>
-      <w:r>
-        <w:rPr>
-          <w:b w:val="0"/>
-        </w:rPr>
-        <w:t>The DFT step turns the two frontier-orbital energies into the standard reactivity descriptors via Koopmans' theorem; the condensed Fukui functions localise reactivity to individual atoms; the speciation layer fixes the protonation state; and the Monte-Carlo and molecular-dynamics steps quantify adsorption. The full set is collected below.</w:t>
-      </w:r>
-    </w:p>
-    <w:p>
-      <w:pPr>
-        <w:pStyle w:val="Heading3"/>
-      </w:pPr>
-      <w:r>
-        <w:t>Global reactivity descriptors (Koopmans' theorem)</w:t>
-      </w:r>
-    </w:p>
-    <w:p>
-      <w:pPr>
-        <w:jc w:val="center"/>
-      </w:pPr>
-      <m:oMath>
-        <m:box>
-          <m:e>
-            <m:sSub>
-              <m:e>
-                <m:r>
-                  <m:rPr>
-                    <m:sty m:val="i"/>
-                  </m:rPr>
-                  <m:t>E</m:t>
-                </m:r>
-              </m:e>
-              <m:sub>
-                <m:box>
-                  <m:e>
-                    <m:r>
-                      <m:rPr>
-                        <m:sty m:val="i"/>
-                      </m:rPr>
-                      <m:t>g</m:t>
-                    </m:r>
-                    <m:r>
-                      <m:rPr>
-                        <m:sty m:val="i"/>
-                      </m:rPr>
-                      <m:t>a</m:t>
-                    </m:r>
-                    <m:r>
-                      <m:rPr>
-                        <m:sty m:val="i"/>
-                      </m:rPr>
-                      <m:t>p</m:t>
-                    </m:r>
-                  </m:e>
-                </m:box>
-              </m:sub>
-            </m:sSub>
-            <m:r>
-              <m:rPr>
-                <m:sty m:val="p"/>
-              </m:rPr>
-              <m:t>=</m:t>
-            </m:r>
-            <m:sSub>
-              <m:e>
-                <m:r>
-                  <m:rPr>
-                    <m:sty m:val="i"/>
-                  </m:rPr>
-                  <m:t>E</m:t>
-                </m:r>
-              </m:e>
-              <m:sub>
-                <m:box>
-                  <m:e>
-                    <m:r>
-                      <m:rPr>
-                        <m:sty m:val="i"/>
-                      </m:rPr>
-                      <m:t>L</m:t>
-                    </m:r>
-                    <m:r>
-                      <m:rPr>
-                        <m:sty m:val="i"/>
-                      </m:rPr>
-                      <m:t>U</m:t>
-                    </m:r>
-                    <m:r>
-                      <m:rPr>
-                        <m:sty m:val="i"/>
-                      </m:rPr>
-                      <m:t>M</m:t>
-                    </m:r>
-                    <m:r>
-                      <m:rPr>
-                        <m:sty m:val="i"/>
-                      </m:rPr>
-                      <m:t>O</m:t>
-                    </m:r>
-                  </m:e>
-                </m:box>
-              </m:sub>
-            </m:sSub>
-            <m:r>
-              <m:rPr>
-                <m:sty m:val="p"/>
-              </m:rPr>
-              <m:t>−</m:t>
-            </m:r>
-            <m:sSub>
-              <m:e>
-                <m:r>
-                  <m:rPr>
-                    <m:sty m:val="i"/>
-                  </m:rPr>
-                  <m:t>E</m:t>
-                </m:r>
-              </m:e>
-              <m:sub>
-                <m:box>
-                  <m:e>
-                    <m:r>
-                      <m:rPr>
-                        <m:sty m:val="i"/>
-                      </m:rPr>
-                      <m:t>H</m:t>
-                    </m:r>
-                    <m:r>
-                      <m:rPr>
-                        <m:sty m:val="i"/>
-                      </m:rPr>
-                      <m:t>O</m:t>
-                    </m:r>
-                    <m:r>
-                      <m:rPr>
-                        <m:sty m:val="i"/>
-                      </m:rPr>
-                      <m:t>M</m:t>
-                    </m:r>
-                    <m:r>
-                      <m:rPr>
-                        <m:sty m:val="i"/>
-                      </m:rPr>
-                      <m:t>O</m:t>
-                    </m:r>
-                  </m:e>
-                </m:box>
-              </m:sub>
-            </m:sSub>
-          </m:e>
-        </m:box>
-      </m:oMath>
-    </w:p>
-    <w:p>
-      <w:r>
-        <w:rPr>
-          <w:b/>
-        </w:rPr>
-        <w:t xml:space="preserve">Energy gap ΔE — </w:t>
-      </w:r>
-      <w:r>
-        <w:rPr>
-          <w:color w:val="718096"/>
-          <w:sz w:val="18"/>
-        </w:rPr>
-        <w:t>Frontier HOMO-LUMO separation; a smaller gap means a more reactive, more easily polarised inhibitor.</w:t>
-      </w:r>
-    </w:p>
-    <w:p>
-      <w:pPr>
-        <w:jc w:val="center"/>
-      </w:pPr>
-      <m:oMath>
-        <m:box>
-          <m:e>
-            <m:r>
-              <m:rPr>
-                <m:sty m:val="i"/>
-              </m:rPr>
-              <m:t>I</m:t>
-            </m:r>
-            <m:r>
-              <m:rPr>
-                <m:sty m:val="i"/>
-              </m:rPr>
-              <m:t>P</m:t>
-            </m:r>
-            <m:r>
-              <m:rPr>
-                <m:sty m:val="p"/>
-              </m:rPr>
-              <m:t>=</m:t>
-            </m:r>
-            <m:r>
-              <m:rPr>
-                <m:sty m:val="p"/>
-              </m:rPr>
-              <m:t>−</m:t>
-            </m:r>
-            <m:r>
-              <m:t/>
-            </m:r>
-            <m:sSub>
-              <m:e>
-                <m:r>
-                  <m:rPr>
-                    <m:sty m:val="i"/>
-                  </m:rPr>
-                  <m:t>E</m:t>
-                </m:r>
-              </m:e>
-              <m:sub>
-                <m:box>
-                  <m:e>
-                    <m:r>
-                      <m:rPr>
-                        <m:sty m:val="i"/>
-                      </m:rPr>
-                      <m:t>H</m:t>
-                    </m:r>
-                    <m:r>
-                      <m:rPr>
-                        <m:sty m:val="i"/>
-                      </m:rPr>
-                      <m:t>O</m:t>
-                    </m:r>
-                    <m:r>
-                      <m:rPr>
-                        <m:sty m:val="i"/>
-                      </m:rPr>
-                      <m:t>M</m:t>
-                    </m:r>
-                    <m:r>
-                      <m:rPr>
-                        <m:sty m:val="i"/>
-                      </m:rPr>
-                      <m:t>O</m:t>
-                    </m:r>
-                  </m:e>
-                </m:box>
-              </m:sub>
-            </m:sSub>
-          </m:e>
-        </m:box>
-      </m:oMath>
-    </w:p>
-    <w:p>
-      <w:r>
-        <w:rPr>
-          <w:b/>
-        </w:rPr>
-        <w:t xml:space="preserve">Ionization potential — </w:t>
-      </w:r>
-      <w:r>
-        <w:rPr>
-          <w:color w:val="718096"/>
-          <w:sz w:val="18"/>
-        </w:rPr>
-        <w:t>Koopmans' theorem: the energy to remove the highest-energy electron.</w:t>
-      </w:r>
-    </w:p>
-    <w:p>
-      <w:pPr>
-        <w:jc w:val="center"/>
-      </w:pPr>
-      <m:oMath>
-        <m:box>
-          <m:e>
-            <m:r>
-              <m:rPr>
-                <m:sty m:val="i"/>
-              </m:rPr>
-              <m:t>E</m:t>
-            </m:r>
-            <m:r>
-              <m:rPr>
-                <m:sty m:val="i"/>
-              </m:rPr>
-              <m:t>A</m:t>
-            </m:r>
-            <m:r>
-              <m:rPr>
-                <m:sty m:val="p"/>
-              </m:rPr>
-              <m:t>=</m:t>
-            </m:r>
-            <m:r>
-              <m:rPr>
-                <m:sty m:val="p"/>
-              </m:rPr>
-              <m:t>−</m:t>
-            </m:r>
-            <m:r>
-              <m:t/>
-            </m:r>
-            <m:sSub>
-              <m:e>
-                <m:r>
-                  <m:rPr>
-                    <m:sty m:val="i"/>
-                  </m:rPr>
-                  <m:t>E</m:t>
-                </m:r>
-              </m:e>
-              <m:sub>
-                <m:box>
-                  <m:e>
-                    <m:r>
-                      <m:rPr>
-                        <m:sty m:val="i"/>
-                      </m:rPr>
-                      <m:t>L</m:t>
-                    </m:r>
-                    <m:r>
-                      <m:rPr>
-                        <m:sty m:val="i"/>
-                      </m:rPr>
-                      <m:t>U</m:t>
-                    </m:r>
-                    <m:r>
-                      <m:rPr>
-                        <m:sty m:val="i"/>
-                      </m:rPr>
-                      <m:t>M</m:t>
-                    </m:r>
-                    <m:r>
-                      <m:rPr>
-                        <m:sty m:val="i"/>
-                      </m:rPr>
-                      <m:t>O</m:t>
-                    </m:r>
-                  </m:e>
-                </m:box>
-              </m:sub>
-            </m:sSub>
-          </m:e>
-        </m:box>
-      </m:oMath>
-    </w:p>
-    <w:p>
-      <w:r>
-        <w:rPr>
-          <w:b/>
-        </w:rPr>
-        <w:t xml:space="preserve">Electron affinity — </w:t>
-      </w:r>
-      <w:r>
-        <w:rPr>
-          <w:color w:val="718096"/>
-          <w:sz w:val="18"/>
-        </w:rPr>
-        <w:t>Koopmans' theorem: the energy released on adding an electron.</w:t>
-      </w:r>
-    </w:p>
-    <w:p>
-      <w:pPr>
-        <w:jc w:val="center"/>
-      </w:pPr>
-      <m:oMath>
-        <m:box>
-          <m:e>
-            <m:r>
-              <m:rPr>
-                <m:sty m:val="i"/>
-              </m:rPr>
-              <m:t>χ</m:t>
-            </m:r>
-            <m:r>
-              <m:rPr>
-                <m:sty m:val="p"/>
-              </m:rPr>
-              <m:t>=</m:t>
-            </m:r>
-            <m:f>
-              <m:num>
-                <m:box>
-                  <m:e>
-                    <m:r>
-                      <m:rPr>
-                        <m:sty m:val="i"/>
-                      </m:rPr>
-                      <m:t>I</m:t>
-                    </m:r>
-                    <m:r>
-                      <m:rPr>
-                        <m:sty m:val="i"/>
-                      </m:rPr>
-                      <m:t>P</m:t>
-                    </m:r>
-                    <m:r>
-                      <m:rPr>
-                        <m:sty m:val="p"/>
-                      </m:rPr>
-                      <m:t>+</m:t>
-                    </m:r>
-                    <m:r>
-                      <m:rPr>
-                        <m:sty m:val="i"/>
-                      </m:rPr>
-                      <m:t>E</m:t>
-                    </m:r>
-                    <m:r>
-                      <m:rPr>
-                        <m:sty m:val="i"/>
-                      </m:rPr>
-                      <m:t>A</m:t>
-                    </m:r>
-                  </m:e>
-                </m:box>
-              </m:num>
-              <m:den>
-                <m:box>
-                  <m:e>
-                    <m:r>
-                      <m:rPr>
-                        <m:sty m:val="p"/>
-                      </m:rPr>
-                      <m:t>2</m:t>
-                    </m:r>
-                  </m:e>
-                </m:box>
-              </m:den>
-            </m:f>
-          </m:e>
-        </m:box>
-      </m:oMath>
-    </w:p>
-    <w:p>
-      <w:r>
-        <w:rPr>
-          <w:b/>
-        </w:rPr>
-        <w:t xml:space="preserve">Electronegativity χ — </w:t>
-      </w:r>
-      <w:r>
-        <w:rPr>
-          <w:color w:val="718096"/>
-          <w:sz w:val="18"/>
-        </w:rPr>
-        <w:t>Mulliken electronegativity; drives the direction of charge transfer to the metal.</w:t>
-      </w:r>
-    </w:p>
-    <w:p>
-      <w:pPr>
-        <w:jc w:val="center"/>
-      </w:pPr>
-      <m:oMath>
-        <m:box>
-          <m:e>
-            <m:r>
-              <m:rPr>
-                <m:sty m:val="i"/>
-              </m:rPr>
-              <m:t>η</m:t>
-            </m:r>
-            <m:r>
-              <m:rPr>
-                <m:sty m:val="p"/>
-              </m:rPr>
-              <m:t>=</m:t>
-            </m:r>
-            <m:f>
-              <m:num>
-                <m:box>
-                  <m:e>
-                    <m:r>
-                      <m:rPr>
-                        <m:sty m:val="i"/>
-                      </m:rPr>
-                      <m:t>I</m:t>
-                    </m:r>
-                    <m:r>
-                      <m:rPr>
-                        <m:sty m:val="i"/>
-                      </m:rPr>
-                      <m:t>P</m:t>
-                    </m:r>
-                    <m:r>
-                      <m:rPr>
-                        <m:sty m:val="p"/>
-                      </m:rPr>
-                      <m:t>−</m:t>
-                    </m:r>
-                    <m:r>
-                      <m:rPr>
-                        <m:sty m:val="i"/>
-                      </m:rPr>
-                      <m:t>E</m:t>
-                    </m:r>
-                    <m:r>
-                      <m:rPr>
-                        <m:sty m:val="i"/>
-                      </m:rPr>
-                      <m:t>A</m:t>
-                    </m:r>
-                  </m:e>
-                </m:box>
-              </m:num>
-              <m:den>
-                <m:box>
-                  <m:e>
-                    <m:r>
-                      <m:rPr>
-                        <m:sty m:val="p"/>
-                      </m:rPr>
-                      <m:t>2</m:t>
-                    </m:r>
-                  </m:e>
-                </m:box>
-              </m:den>
-            </m:f>
-            <m:r>
-              <m:rPr>
-                <m:sty m:val="p"/>
-              </m:rPr>
-              <m:t>=</m:t>
-            </m:r>
-            <m:f>
-              <m:num>
-                <m:box>
-                  <m:e>
-                    <m:sSub>
-                      <m:e>
-                        <m:r>
-                          <m:rPr>
-                            <m:sty m:val="i"/>
-                          </m:rPr>
-                          <m:t>E</m:t>
-                        </m:r>
-                      </m:e>
-                      <m:sub>
-                        <m:box>
-                          <m:e>
-                            <m:r>
-                              <m:rPr>
-                                <m:sty m:val="i"/>
-                              </m:rPr>
-                              <m:t>g</m:t>
-                            </m:r>
-                            <m:r>
-                              <m:rPr>
-                                <m:sty m:val="i"/>
-                              </m:rPr>
-                              <m:t>a</m:t>
-                            </m:r>
-                            <m:r>
-                              <m:rPr>
-                                <m:sty m:val="i"/>
-                              </m:rPr>
-                              <m:t>p</m:t>
-                            </m:r>
-                          </m:e>
-                        </m:box>
-                      </m:sub>
-                    </m:sSub>
-                  </m:e>
-                </m:box>
-              </m:num>
-              <m:den>
-                <m:box>
-                  <m:e>
-                    <m:r>
-                      <m:rPr>
-                        <m:sty m:val="p"/>
-                      </m:rPr>
-                      <m:t>2</m:t>
-                    </m:r>
-                  </m:e>
-                </m:box>
-              </m:den>
-            </m:f>
-          </m:e>
-        </m:box>
-      </m:oMath>
-    </w:p>
-    <w:p>
-      <w:r>
-        <w:rPr>
-          <w:b/>
-        </w:rPr>
-        <w:t xml:space="preserve">Chemical hardness η — </w:t>
-      </w:r>
-      <w:r>
-        <w:rPr>
-          <w:color w:val="718096"/>
-          <w:sz w:val="18"/>
-        </w:rPr>
-        <w:t>Resistance to charge redistribution; softer (lower η) molecules adsorb more readily.</w:t>
-      </w:r>
-    </w:p>
-    <w:p>
-      <w:pPr>
-        <w:jc w:val="center"/>
-      </w:pPr>
-      <m:oMath>
-        <m:box>
-          <m:e>
-            <m:r>
-              <m:rPr>
-                <m:sty m:val="i"/>
-              </m:rPr>
-              <m:t>σ</m:t>
-            </m:r>
-            <m:r>
-              <m:rPr>
-                <m:sty m:val="p"/>
-              </m:rPr>
-              <m:t>=</m:t>
-            </m:r>
-            <m:f>
-              <m:num>
-                <m:box>
-                  <m:e>
-                    <m:r>
-                      <m:rPr>
-                        <m:sty m:val="p"/>
-                      </m:rPr>
-                      <m:t>1</m:t>
-                    </m:r>
-                  </m:e>
-                </m:box>
-              </m:num>
-              <m:den>
-                <m:box>
-                  <m:e>
-                    <m:r>
-                      <m:rPr>
-                        <m:sty m:val="i"/>
-                      </m:rPr>
-                      <m:t>η</m:t>
-                    </m:r>
-                  </m:e>
-                </m:box>
-              </m:den>
-            </m:f>
-          </m:e>
-        </m:box>
-      </m:oMath>
-    </w:p>
-    <w:p>
-      <w:r>
-        <w:rPr>
-          <w:b/>
-        </w:rPr>
-        <w:t xml:space="preserve">Chemical softness σ — </w:t>
-      </w:r>
-      <w:r>
-        <w:rPr>
-          <w:color w:val="718096"/>
-          <w:sz w:val="18"/>
-        </w:rPr>
-        <w:t>Inverse hardness; higher σ tracks stronger adsorption.</w:t>
-      </w:r>
-    </w:p>
-    <w:p>
-      <w:pPr>
-        <w:jc w:val="center"/>
-      </w:pPr>
-      <m:oMath>
-        <m:box>
-          <m:e>
-            <m:r>
-              <m:rPr>
-                <m:sty m:val="i"/>
-              </m:rPr>
-              <m:t>μ</m:t>
-            </m:r>
-            <m:r>
-              <m:rPr>
-                <m:sty m:val="p"/>
-              </m:rPr>
-              <m:t>=</m:t>
-            </m:r>
-            <m:r>
-              <m:rPr>
-                <m:sty m:val="p"/>
-              </m:rPr>
-              <m:t>−</m:t>
-            </m:r>
-            <m:r>
-              <m:t/>
-            </m:r>
-            <m:r>
-              <m:rPr>
-                <m:sty m:val="i"/>
-              </m:rPr>
-              <m:t>χ</m:t>
-            </m:r>
-          </m:e>
-        </m:box>
-      </m:oMath>
-    </w:p>
-    <w:p>
-      <w:r>
-        <w:rPr>
-          <w:b/>
-        </w:rPr>
-        <w:t xml:space="preserve">Chemical potential μ — </w:t>
-      </w:r>
-      <w:r>
-        <w:rPr>
-          <w:color w:val="718096"/>
-          <w:sz w:val="18"/>
-        </w:rPr>
-        <w:t>The electronic chemical potential (negative electronegativity).</w:t>
-      </w:r>
-    </w:p>
-    <w:p>
-      <w:pPr>
-        <w:jc w:val="center"/>
-      </w:pPr>
-      <m:oMath>
-        <m:box>
-          <m:e>
-            <m:r>
-              <m:rPr>
-                <m:sty m:val="i"/>
-              </m:rPr>
-              <m:t>ω</m:t>
-            </m:r>
-            <m:r>
-              <m:rPr>
-                <m:sty m:val="p"/>
-              </m:rPr>
-              <m:t>=</m:t>
-            </m:r>
-            <m:f>
-              <m:num>
-                <m:box>
-                  <m:e>
-                    <m:sSup>
-                      <m:e>
-                        <m:r>
-                          <m:rPr>
-                            <m:sty m:val="i"/>
-                          </m:rPr>
-                          <m:t>μ</m:t>
-                        </m:r>
-                      </m:e>
-                      <m:sup>
-                        <m:box>
-                          <m:e>
-                            <m:r>
-                              <m:rPr>
-                                <m:sty m:val="p"/>
-                              </m:rPr>
-                              <m:t>2</m:t>
-                            </m:r>
-                          </m:e>
-                        </m:box>
-                      </m:sup>
-                    </m:sSup>
-                  </m:e>
-                </m:box>
-              </m:num>
-              <m:den>
-                <m:box>
-                  <m:e>
-                    <m:r>
-                      <m:rPr>
-                        <m:sty m:val="p"/>
-                      </m:rPr>
-                      <m:t>2</m:t>
-                    </m:r>
-                    <m:r>
-                      <m:t/>
-                    </m:r>
-                    <m:r>
-                      <m:rPr>
-                        <m:sty m:val="i"/>
-                      </m:rPr>
-                      <m:t>η</m:t>
-                    </m:r>
-                  </m:e>
-                </m:box>
-              </m:den>
-            </m:f>
-          </m:e>
-        </m:box>
-      </m:oMath>
-    </w:p>
-    <w:p>
-      <w:r>
-        <w:rPr>
-          <w:b/>
-        </w:rPr>
-        <w:t xml:space="preserve">Electrophilicity ω — </w:t>
-      </w:r>
-      <w:r>
-        <w:rPr>
-          <w:color w:val="718096"/>
-          <w:sz w:val="18"/>
-        </w:rPr>
-        <w:t>Propensity to accept electron density (back-donation channel).</w:t>
-      </w:r>
-    </w:p>
-    <w:p>
-      <w:pPr>
-        <w:jc w:val="center"/>
-      </w:pPr>
-      <m:oMath>
-        <m:box>
-          <m:e>
-            <m:r>
-              <m:rPr>
-                <m:sty m:val="i"/>
-              </m:rPr>
-              <m:t>Δ</m:t>
-            </m:r>
-            <m:r>
-              <m:rPr>
-                <m:sty m:val="i"/>
-              </m:rPr>
-              <m:t>N</m:t>
-            </m:r>
-            <m:r>
-              <m:rPr>
-                <m:sty m:val="p"/>
-              </m:rPr>
-              <m:t>=</m:t>
-            </m:r>
-            <m:f>
-              <m:num>
-                <m:box>
-                  <m:e>
-                    <m:sSub>
-                      <m:e>
-                        <m:r>
-                          <m:rPr>
-                            <m:sty m:val="i"/>
-                          </m:rPr>
-                          <m:t>Φ</m:t>
-                        </m:r>
-                      </m:e>
-                      <m:sub>
-                        <m:box>
-                          <m:e>
-                            <m:r>
-                              <m:rPr>
-                                <m:sty m:val="i"/>
-                              </m:rPr>
-                              <m:t>m</m:t>
-                            </m:r>
-                            <m:r>
-                              <m:rPr>
-                                <m:sty m:val="i"/>
-                              </m:rPr>
-                              <m:t>e</m:t>
-                            </m:r>
-                            <m:r>
-                              <m:rPr>
-                                <m:sty m:val="i"/>
-                              </m:rPr>
-                              <m:t>t</m:t>
-                            </m:r>
-                            <m:r>
-                              <m:rPr>
-                                <m:sty m:val="i"/>
-                              </m:rPr>
-                              <m:t>a</m:t>
-                            </m:r>
-                            <m:r>
-                              <m:rPr>
-                                <m:sty m:val="i"/>
-                              </m:rPr>
-                              <m:t>l</m:t>
-                            </m:r>
-                          </m:e>
-                        </m:box>
-                      </m:sub>
-                    </m:sSub>
-                    <m:r>
-                      <m:rPr>
-                        <m:sty m:val="p"/>
-                      </m:rPr>
-                      <m:t>−</m:t>
-                    </m:r>
-                    <m:r>
-                      <m:rPr>
-                        <m:sty m:val="i"/>
-                      </m:rPr>
-                      <m:t>χ</m:t>
-                    </m:r>
-                  </m:e>
-                </m:box>
-              </m:num>
-              <m:den>
-                <m:box>
-                  <m:e>
-                    <m:r>
-                      <m:rPr>
-                        <m:sty m:val="p"/>
-                      </m:rPr>
-                      <m:t>2</m:t>
-                    </m:r>
-                    <m:r>
-                      <m:t/>
-                    </m:r>
-                    <m:r>
-                      <m:rPr>
-                        <m:sty m:val="p"/>
-                      </m:rPr>
-                      <m:t>(</m:t>
-                    </m:r>
-                    <m:sSub>
-                      <m:e>
-                        <m:r>
-                          <m:rPr>
-                            <m:sty m:val="i"/>
-                          </m:rPr>
-                          <m:t>η</m:t>
-                        </m:r>
-                      </m:e>
-                      <m:sub>
-                        <m:box>
-                          <m:e>
-                            <m:r>
-                              <m:rPr>
-                                <m:sty m:val="i"/>
-                              </m:rPr>
-                              <m:t>m</m:t>
-                            </m:r>
-                            <m:r>
-                              <m:rPr>
-                                <m:sty m:val="i"/>
-                              </m:rPr>
-                              <m:t>e</m:t>
-                            </m:r>
-                            <m:r>
-                              <m:rPr>
-                                <m:sty m:val="i"/>
-                              </m:rPr>
-                              <m:t>t</m:t>
-                            </m:r>
-                            <m:r>
-                              <m:rPr>
-                                <m:sty m:val="i"/>
-                              </m:rPr>
-                              <m:t>a</m:t>
-                            </m:r>
-                            <m:r>
-                              <m:rPr>
-                                <m:sty m:val="i"/>
-                              </m:rPr>
-                              <m:t>l</m:t>
-                            </m:r>
-                          </m:e>
-                        </m:box>
-                      </m:sub>
-                    </m:sSub>
-                    <m:r>
-                      <m:rPr>
-                        <m:sty m:val="p"/>
-                      </m:rPr>
-                      <m:t>+</m:t>
-                    </m:r>
-                    <m:r>
-                      <m:rPr>
-                        <m:sty m:val="i"/>
-                      </m:rPr>
-                      <m:t>η</m:t>
-                    </m:r>
-                    <m:r>
-                      <m:rPr>
-                        <m:sty m:val="p"/>
-                      </m:rPr>
-                      <m:t>)</m:t>
-                    </m:r>
-                  </m:e>
-                </m:box>
-              </m:den>
-            </m:f>
-          </m:e>
-        </m:box>
-      </m:oMath>
-    </w:p>
-    <w:p>
-      <w:r>
-        <w:rPr>
-          <w:b/>
-        </w:rPr>
-        <w:t xml:space="preserve">Fraction of electrons transferred ΔN — </w:t>
-      </w:r>
-      <w:r>
-        <w:rPr>
-          <w:color w:val="718096"/>
-          <w:sz w:val="18"/>
-        </w:rPr>
-        <w:t>Charge donated to the metal; the Lukovits window 0 &lt; ΔN &lt; 3.6 marks electron donation that strengthens inhibition. Φ is the metal work function, with η_metal ≈ 0.</w:t>
-      </w:r>
-    </w:p>
-    <w:p>
-      <w:pPr>
-        <w:jc w:val="center"/>
-      </w:pPr>
-      <m:oMath>
-        <m:box>
-          <m:e>
-            <m:r>
-              <m:rPr>
-                <m:sty m:val="i"/>
-              </m:rPr>
-              <m:t>Δ</m:t>
-            </m:r>
-            <m:sSub>
-              <m:e>
-                <m:r>
-                  <m:rPr>
-                    <m:sty m:val="i"/>
-                  </m:rPr>
-                  <m:t>E</m:t>
-                </m:r>
-              </m:e>
-              <m:sub>
-                <m:box>
-                  <m:e>
-                    <m:r>
-                      <m:rPr>
-                        <m:sty m:val="i"/>
-                      </m:rPr>
-                      <m:t>b</m:t>
-                    </m:r>
-                    <m:r>
-                      <m:rPr>
-                        <m:sty m:val="i"/>
-                      </m:rPr>
-                      <m:t>a</m:t>
-                    </m:r>
-                    <m:r>
-                      <m:rPr>
-                        <m:sty m:val="i"/>
-                      </m:rPr>
-                      <m:t>c</m:t>
-                    </m:r>
-                    <m:r>
-                      <m:rPr>
-                        <m:sty m:val="i"/>
-                      </m:rPr>
-                      <m:t>k</m:t>
-                    </m:r>
-                  </m:e>
-                </m:box>
-              </m:sub>
-            </m:sSub>
-            <m:r>
-              <m:rPr>
-                <m:sty m:val="p"/>
-              </m:rPr>
-              <m:t>=</m:t>
-            </m:r>
-            <m:r>
-              <m:rPr>
-                <m:sty m:val="p"/>
-              </m:rPr>
-              <m:t>−</m:t>
-            </m:r>
-            <m:r>
-              <m:t/>
-            </m:r>
-            <m:f>
-              <m:num>
-                <m:box>
-                  <m:e>
-                    <m:r>
-                      <m:rPr>
-                        <m:sty m:val="i"/>
-                      </m:rPr>
-                      <m:t>η</m:t>
-                    </m:r>
-                  </m:e>
-                </m:box>
-              </m:num>
-              <m:den>
-                <m:box>
-                  <m:e>
-                    <m:r>
-                      <m:rPr>
-                        <m:sty m:val="p"/>
-                      </m:rPr>
-                      <m:t>4</m:t>
-                    </m:r>
-                  </m:e>
-                </m:box>
-              </m:den>
-            </m:f>
-          </m:e>
-        </m:box>
-      </m:oMath>
-    </w:p>
-    <w:p>
-      <w:r>
-        <w:rPr>
-          <w:b/>
-        </w:rPr>
-        <w:t xml:space="preserve">Back-donation energy ΔE_back — </w:t>
-      </w:r>
-      <w:r>
-        <w:rPr>
-          <w:color w:val="718096"/>
-          <w:sz w:val="18"/>
-        </w:rPr>
-        <w:t>Energy of the metal → molecule back-donation that accompanies donor-acceptor adsorption.</w:t>
-      </w:r>
-    </w:p>
-    <w:p>
-      <w:pPr>
-        <w:pStyle w:val="Heading3"/>
-      </w:pPr>
-      <w:r>
-        <w:t>Local reactivity (condensed Fukui)</w:t>
-      </w:r>
-    </w:p>
-    <w:p>
-      <w:pPr>
-        <w:jc w:val="center"/>
-      </w:pPr>
-      <m:oMath>
-        <m:box>
-          <m:e>
-            <m:sSubSup>
-              <m:e>
-                <m:r>
-                  <m:rPr>
-                    <m:sty m:val="i"/>
-                  </m:rPr>
-                  <m:t>f</m:t>
-                </m:r>
-              </m:e>
-              <m:sub>
-                <m:box>
-                  <m:e>
-                    <m:r>
-                      <m:rPr>
-                        <m:sty m:val="i"/>
-                      </m:rPr>
-                      <m:t>k</m:t>
-                    </m:r>
-                  </m:e>
-                </m:box>
-              </m:sub>
-              <m:sup>
-                <m:box>
-                  <m:e>
-                    <m:r>
-                      <m:rPr>
-                        <m:sty m:val="p"/>
-                      </m:rPr>
-                      <m:t>−</m:t>
-                    </m:r>
-                  </m:e>
-                </m:box>
-              </m:sup>
-            </m:sSubSup>
-            <m:r>
-              <m:rPr>
-                <m:sty m:val="p"/>
-              </m:rPr>
-              <m:t>=</m:t>
-            </m:r>
-            <m:sSub>
-              <m:e>
-                <m:r>
-                  <m:rPr>
-                    <m:sty m:val="i"/>
-                  </m:rPr>
-                  <m:t>q</m:t>
-                </m:r>
-              </m:e>
-              <m:sub>
-                <m:box>
-                  <m:e>
-                    <m:r>
-                      <m:rPr>
-                        <m:sty m:val="i"/>
-                      </m:rPr>
-                      <m:t>k</m:t>
-                    </m:r>
-                  </m:e>
-                </m:box>
-              </m:sub>
-            </m:sSub>
-            <m:r>
-              <m:rPr>
-                <m:sty m:val="p"/>
-              </m:rPr>
-              <m:t>(</m:t>
-            </m:r>
-            <m:r>
-              <m:rPr>
-                <m:sty m:val="i"/>
-              </m:rPr>
-              <m:t>N</m:t>
-            </m:r>
-            <m:r>
-              <m:rPr>
-                <m:sty m:val="p"/>
-              </m:rPr>
-              <m:t>−</m:t>
-            </m:r>
-            <m:r>
-              <m:rPr>
-                <m:sty m:val="p"/>
-              </m:rPr>
-              <m:t>1</m:t>
-            </m:r>
-            <m:r>
-              <m:rPr>
-                <m:sty m:val="p"/>
-              </m:rPr>
-              <m:t>)</m:t>
-            </m:r>
-            <m:r>
-              <m:rPr>
-                <m:sty m:val="p"/>
-              </m:rPr>
-              <m:t>−</m:t>
-            </m:r>
-            <m:sSub>
-              <m:e>
-                <m:r>
-                  <m:rPr>
-                    <m:sty m:val="i"/>
-                  </m:rPr>
-                  <m:t>q</m:t>
-                </m:r>
-              </m:e>
-              <m:sub>
-                <m:box>
-                  <m:e>
-                    <m:r>
-                      <m:rPr>
-                        <m:sty m:val="i"/>
-                      </m:rPr>
-                      <m:t>k</m:t>
-                    </m:r>
-                  </m:e>
-                </m:box>
-              </m:sub>
-            </m:sSub>
-            <m:r>
-              <m:rPr>
-                <m:sty m:val="p"/>
-              </m:rPr>
-              <m:t>(</m:t>
-            </m:r>
-            <m:r>
-              <m:rPr>
-                <m:sty m:val="i"/>
-              </m:rPr>
-              <m:t>N</m:t>
-            </m:r>
-            <m:r>
-              <m:rPr>
-                <m:sty m:val="p"/>
-              </m:rPr>
-              <m:t>)</m:t>
-            </m:r>
-          </m:e>
-        </m:box>
-      </m:oMath>
-    </w:p>
-    <w:p>
-      <w:r>
-        <w:rPr>
-          <w:b/>
-        </w:rPr>
-        <w:t xml:space="preserve">Nucleophilic Fukui f⁻ — </w:t>
-      </w:r>
-      <w:r>
-        <w:rPr>
-          <w:color w:val="718096"/>
-          <w:sz w:val="18"/>
-        </w:rPr>
-        <w:t>Per-atom susceptibility to electrophilic attack; the highest-f⁻ oxygens are the electron-donating, metal-coordinating sites.</w:t>
-      </w:r>
-    </w:p>
-    <w:p>
-      <w:pPr>
-        <w:jc w:val="center"/>
-      </w:pPr>
-      <m:oMath>
-        <m:box>
-          <m:e>
-            <m:sSubSup>
-              <m:e>
-                <m:r>
-                  <m:rPr>
-                    <m:sty m:val="i"/>
-                  </m:rPr>
-                  <m:t>f</m:t>
-                </m:r>
-              </m:e>
-              <m:sub>
-                <m:box>
-                  <m:e>
-                    <m:r>
-                      <m:rPr>
-                        <m:sty m:val="i"/>
-                      </m:rPr>
-                      <m:t>k</m:t>
-                    </m:r>
-                  </m:e>
-                </m:box>
-              </m:sub>
-              <m:sup>
-                <m:box>
-                  <m:e>
-                    <m:r>
-                      <m:rPr>
-                        <m:sty m:val="p"/>
-                      </m:rPr>
-                      <m:t>+</m:t>
-                    </m:r>
-                  </m:e>
-                </m:box>
-              </m:sup>
-            </m:sSubSup>
-            <m:r>
-              <m:rPr>
-                <m:sty m:val="p"/>
-              </m:rPr>
-              <m:t>=</m:t>
-            </m:r>
-            <m:sSub>
-              <m:e>
-                <m:r>
-                  <m:rPr>
-                    <m:sty m:val="i"/>
-                  </m:rPr>
-                  <m:t>q</m:t>
-                </m:r>
-              </m:e>
-              <m:sub>
-                <m:box>
-                  <m:e>
-                    <m:r>
-                      <m:rPr>
-                        <m:sty m:val="i"/>
-                      </m:rPr>
-                      <m:t>k</m:t>
-                    </m:r>
-                  </m:e>
-                </m:box>
-              </m:sub>
-            </m:sSub>
-            <m:r>
-              <m:rPr>
-                <m:sty m:val="p"/>
-              </m:rPr>
-              <m:t>(</m:t>
-            </m:r>
-            <m:r>
-              <m:rPr>
-                <m:sty m:val="i"/>
-              </m:rPr>
-              <m:t>N</m:t>
-            </m:r>
-            <m:r>
-              <m:rPr>
-                <m:sty m:val="p"/>
-              </m:rPr>
-              <m:t>)</m:t>
-            </m:r>
-            <m:r>
-              <m:rPr>
-                <m:sty m:val="p"/>
-              </m:rPr>
-              <m:t>−</m:t>
-            </m:r>
-            <m:sSub>
-              <m:e>
-                <m:r>
-                  <m:rPr>
-                    <m:sty m:val="i"/>
-                  </m:rPr>
-                  <m:t>q</m:t>
-                </m:r>
-              </m:e>
-              <m:sub>
-                <m:box>
-                  <m:e>
-                    <m:r>
-                      <m:rPr>
-                        <m:sty m:val="i"/>
-                      </m:rPr>
-                      <m:t>k</m:t>
-                    </m:r>
-                  </m:e>
-                </m:box>
-              </m:sub>
-            </m:sSub>
-            <m:r>
-              <m:rPr>
-                <m:sty m:val="p"/>
-              </m:rPr>
-              <m:t>(</m:t>
-            </m:r>
-            <m:r>
-              <m:rPr>
-                <m:sty m:val="i"/>
-              </m:rPr>
-              <m:t>N</m:t>
-            </m:r>
-            <m:r>
-              <m:rPr>
-                <m:sty m:val="p"/>
-              </m:rPr>
-              <m:t>+</m:t>
-            </m:r>
-            <m:r>
-              <m:rPr>
-                <m:sty m:val="p"/>
-              </m:rPr>
-              <m:t>1</m:t>
-            </m:r>
-            <m:r>
-              <m:rPr>
-                <m:sty m:val="p"/>
-              </m:rPr>
-              <m:t>)</m:t>
-            </m:r>
-          </m:e>
-        </m:box>
-      </m:oMath>
-    </w:p>
-    <w:p>
-      <w:r>
-        <w:rPr>
-          <w:b/>
-        </w:rPr>
-        <w:t xml:space="preserve">Electrophilic Fukui f⁺ — </w:t>
-      </w:r>
-      <w:r>
-        <w:rPr>
-          <w:color w:val="718096"/>
-          <w:sz w:val="18"/>
-        </w:rPr>
-        <w:t>Per-atom susceptibility to nucleophilic attack; the back-donation (electron-accepting) sites.</w:t>
-      </w:r>
-    </w:p>
-    <w:p>
-      <w:pPr>
-        <w:jc w:val="center"/>
-      </w:pPr>
-      <m:oMath>
-        <m:box>
-          <m:e>
-            <m:r>
-              <m:rPr>
-                <m:sty m:val="i"/>
-              </m:rPr>
-              <m:t>Δ</m:t>
-            </m:r>
-            <m:sSub>
-              <m:e>
-                <m:r>
-                  <m:rPr>
-                    <m:sty m:val="i"/>
-                  </m:rPr>
-                  <m:t>f</m:t>
-                </m:r>
-              </m:e>
-              <m:sub>
-                <m:box>
-                  <m:e>
-                    <m:r>
-                      <m:rPr>
-                        <m:sty m:val="i"/>
-                      </m:rPr>
-                      <m:t>k</m:t>
-                    </m:r>
-                  </m:e>
-                </m:box>
-              </m:sub>
-            </m:sSub>
-            <m:r>
-              <m:rPr>
-                <m:sty m:val="p"/>
-              </m:rPr>
-              <m:t>=</m:t>
-            </m:r>
-            <m:sSubSup>
-              <m:e>
-                <m:r>
-                  <m:rPr>
-                    <m:sty m:val="i"/>
-                  </m:rPr>
-                  <m:t>f</m:t>
-                </m:r>
-              </m:e>
-              <m:sub>
-                <m:box>
-                  <m:e>
-                    <m:r>
-                      <m:rPr>
-                        <m:sty m:val="i"/>
-                      </m:rPr>
-                      <m:t>k</m:t>
-                    </m:r>
-                  </m:e>
-                </m:box>
-              </m:sub>
-              <m:sup>
-                <m:box>
-                  <m:e>
-                    <m:r>
-                      <m:rPr>
-                        <m:sty m:val="p"/>
-                      </m:rPr>
-                      <m:t>+</m:t>
-                    </m:r>
-                  </m:e>
-                </m:box>
-              </m:sup>
-            </m:sSubSup>
-            <m:r>
-              <m:rPr>
-                <m:sty m:val="p"/>
-              </m:rPr>
-              <m:t>−</m:t>
-            </m:r>
-            <m:sSubSup>
-              <m:e>
-                <m:r>
-                  <m:rPr>
-                    <m:sty m:val="i"/>
-                  </m:rPr>
-                  <m:t>f</m:t>
-                </m:r>
-              </m:e>
-              <m:sub>
-                <m:box>
-                  <m:e>
-                    <m:r>
-                      <m:rPr>
-                        <m:sty m:val="i"/>
-                      </m:rPr>
-                      <m:t>k</m:t>
-                    </m:r>
-                  </m:e>
-                </m:box>
-              </m:sub>
-              <m:sup>
-                <m:box>
-                  <m:e>
-                    <m:r>
-                      <m:rPr>
-                        <m:sty m:val="p"/>
-                      </m:rPr>
-                      <m:t>−</m:t>
-                    </m:r>
-                  </m:e>
-                </m:box>
-              </m:sup>
-            </m:sSubSup>
-          </m:e>
-        </m:box>
-      </m:oMath>
-    </w:p>
-    <w:p>
-      <w:r>
-        <w:rPr>
-          <w:b/>
-        </w:rPr>
-        <w:t xml:space="preserve">Dual descriptor Δf — </w:t>
-      </w:r>
-      <w:r>
-        <w:rPr>
-          <w:color w:val="718096"/>
-          <w:sz w:val="18"/>
-        </w:rPr>
-        <w:t>Δf &lt; 0 marks a net electron donor, Δf &gt; 0 a net acceptor.</w:t>
-      </w:r>
-    </w:p>
-    <w:p>
-      <w:pPr>
-        <w:pStyle w:val="Heading3"/>
-      </w:pPr>
-      <w:r>
-        <w:t>Acid-base speciation and conjugate-acid pKaH</w:t>
-      </w:r>
-    </w:p>
-    <w:p>
-      <w:pPr>
-        <w:jc w:val="center"/>
-      </w:pPr>
-      <m:oMath>
-        <m:box>
-          <m:e>
-            <m:sSub>
-              <m:e>
-                <m:r>
-                  <m:rPr>
-                    <m:sty m:val="i"/>
-                  </m:rPr>
-                  <m:t>f</m:t>
-                </m:r>
-              </m:e>
-              <m:sub>
-                <m:box>
-                  <m:e>
-                    <m:r>
-                      <m:rPr>
-                        <m:sty m:val="i"/>
-                      </m:rPr>
-                      <m:t>p</m:t>
-                    </m:r>
-                    <m:r>
-                      <m:rPr>
-                        <m:sty m:val="i"/>
-                      </m:rPr>
-                      <m:t>r</m:t>
-                    </m:r>
-                    <m:r>
-                      <m:rPr>
-                        <m:sty m:val="i"/>
-                      </m:rPr>
-                      <m:t>o</m:t>
-                    </m:r>
-                    <m:r>
-                      <m:rPr>
-                        <m:sty m:val="i"/>
-                      </m:rPr>
-                      <m:t>t</m:t>
-                    </m:r>
-                  </m:e>
-                </m:box>
-              </m:sub>
-            </m:sSub>
-            <m:r>
-              <m:rPr>
-                <m:sty m:val="p"/>
-              </m:rPr>
-              <m:t>=</m:t>
-            </m:r>
-            <m:f>
-              <m:num>
-                <m:box>
-                  <m:e>
-                    <m:r>
-                      <m:rPr>
-                        <m:sty m:val="p"/>
-                      </m:rPr>
-                      <m:t>1</m:t>
-                    </m:r>
-                  </m:e>
-                </m:box>
-              </m:num>
-              <m:den>
-                <m:box>
-                  <m:e>
-                    <m:r>
-                      <m:rPr>
-                        <m:sty m:val="p"/>
-                      </m:rPr>
-                      <m:t>1</m:t>
-                    </m:r>
-                    <m:r>
-                      <m:rPr>
-                        <m:sty m:val="p"/>
-                      </m:rPr>
-                      <m:t>+</m:t>
-                    </m:r>
-                    <m:sSup>
-                      <m:e>
-                        <m:r>
-                          <m:rPr>
-                            <m:sty m:val="p"/>
-                          </m:rPr>
-                          <m:t>10</m:t>
-                        </m:r>
-                      </m:e>
-                      <m:sup>
-                        <m:box>
-                          <m:e>
-                            <m:r>
-                              <m:t/>
-                            </m:r>
-                            <m:r>
-                              <m:rPr>
-                                <m:sty m:val="i"/>
-                              </m:rPr>
-                              <m:t>p</m:t>
-                            </m:r>
-                            <m:r>
-                              <m:rPr>
-                                <m:sty m:val="i"/>
-                              </m:rPr>
-                              <m:t>H</m:t>
-                            </m:r>
-                            <m:r>
-                              <m:rPr>
-                                <m:sty m:val="p"/>
-                              </m:rPr>
-                              <m:t>−</m:t>
-                            </m:r>
-                            <m:r>
-                              <m:rPr>
-                                <m:sty m:val="i"/>
-                              </m:rPr>
-                              <m:t>p</m:t>
-                            </m:r>
-                            <m:sSub>
-                              <m:e>
-                                <m:r>
-                                  <m:rPr>
-                                    <m:sty m:val="i"/>
-                                  </m:rPr>
-                                  <m:t>K</m:t>
-                                </m:r>
-                              </m:e>
-                              <m:sub>
-                                <m:box>
-                                  <m:e>
-                                    <m:r>
-                                      <m:rPr>
-                                        <m:sty m:val="i"/>
-                                      </m:rPr>
-                                      <m:t>a</m:t>
-                                    </m:r>
-                                    <m:r>
-                                      <m:rPr>
-                                        <m:sty m:val="i"/>
-                                      </m:rPr>
-                                      <m:t>H</m:t>
-                                    </m:r>
-                                  </m:e>
-                                </m:box>
-                              </m:sub>
-                            </m:sSub>
-                          </m:e>
-                        </m:box>
-                      </m:sup>
-                    </m:sSup>
-                  </m:e>
-                </m:box>
-              </m:den>
-            </m:f>
-          </m:e>
-        </m:box>
-      </m:oMath>
-    </w:p>
-    <w:p>
-      <w:r>
-        <w:rPr>
-          <w:b/>
-        </w:rPr>
-        <w:t xml:space="preserve">Protonated fraction (Henderson-Hasselbalch) — </w:t>
-      </w:r>
-      <w:r>
-        <w:rPr>
-          <w:color w:val="718096"/>
-          <w:sz w:val="18"/>
-        </w:rPr>
-        <w:t>Population of the +1 cation at a given pH for a basic site of conjugate-acid pKₐH.</w:t>
-      </w:r>
-    </w:p>
-    <w:p>
-      <w:pPr>
-        <w:jc w:val="center"/>
-      </w:pPr>
-      <m:oMath>
-        <m:box>
-          <m:e>
-            <m:r>
-              <m:rPr>
-                <m:sty m:val="i"/>
-              </m:rPr>
-              <m:t>p</m:t>
-            </m:r>
-            <m:sSub>
-              <m:e>
-                <m:r>
-                  <m:rPr>
-                    <m:sty m:val="i"/>
-                  </m:rPr>
-                  <m:t>K</m:t>
-                </m:r>
-              </m:e>
-              <m:sub>
-                <m:box>
-                  <m:e>
-                    <m:r>
-                      <m:rPr>
-                        <m:sty m:val="i"/>
-                      </m:rPr>
-                      <m:t>a</m:t>
-                    </m:r>
-                    <m:r>
-                      <m:rPr>
-                        <m:sty m:val="i"/>
-                      </m:rPr>
-                      <m:t>H</m:t>
-                    </m:r>
-                  </m:e>
-                </m:box>
-              </m:sub>
-            </m:sSub>
-            <m:r>
-              <m:rPr>
-                <m:sty m:val="p"/>
-              </m:rPr>
-              <m:t>=</m:t>
-            </m:r>
-            <m:f>
-              <m:num>
-                <m:box>
-                  <m:e>
-                    <m:r>
-                      <m:rPr>
-                        <m:sty m:val="i"/>
-                      </m:rPr>
-                      <m:t>Δ</m:t>
-                    </m:r>
-                    <m:sSubSup>
-                      <m:e>
-                        <m:r>
-                          <m:rPr>
-                            <m:sty m:val="i"/>
-                          </m:rPr>
-                          <m:t>G</m:t>
-                        </m:r>
-                      </m:e>
-                      <m:sub>
-                        <m:box>
-                          <m:e>
-                            <m:r>
-                              <m:rPr>
-                                <m:sty m:val="i"/>
-                              </m:rPr>
-                              <m:t>a</m:t>
-                            </m:r>
-                            <m:r>
-                              <m:rPr>
-                                <m:sty m:val="i"/>
-                              </m:rPr>
-                              <m:t>q</m:t>
-                            </m:r>
-                          </m:e>
-                        </m:box>
-                      </m:sub>
-                      <m:sup>
-                        <m:box>
-                          <m:e>
-                            <m:r>
-                              <m:rPr>
-                                <m:sty m:val="p"/>
-                              </m:rPr>
-                              <m:t>*</m:t>
-                            </m:r>
-                          </m:e>
-                        </m:box>
-                      </m:sup>
-                    </m:sSubSup>
-                  </m:e>
-                </m:box>
-              </m:num>
-              <m:den>
-                <m:box>
-                  <m:e>
-                    <m:r>
-                      <m:rPr>
-                        <m:sty m:val="i"/>
-                      </m:rPr>
-                      <m:t>R</m:t>
-                    </m:r>
-                    <m:r>
-                      <m:rPr>
-                        <m:sty m:val="i"/>
-                      </m:rPr>
-                      <m:t>T</m:t>
-                    </m:r>
-                    <m:r>
-                      <m:t/>
-                    </m:r>
-                    <m:r>
-                      <m:rPr>
-                        <m:sty m:val="p"/>
-                      </m:rPr>
-                      <m:t>ln</m:t>
-                    </m:r>
-                    <m:r>
-                      <m:rPr>
-                        <m:sty m:val="p"/>
-                      </m:rPr>
-                      <m:t>10</m:t>
-                    </m:r>
-                  </m:e>
-                </m:box>
-              </m:den>
-            </m:f>
-          </m:e>
-        </m:box>
-      </m:oMath>
-    </w:p>
-    <w:p>
-      <w:r>
-        <w:rPr>
-          <w:b/>
-        </w:rPr>
-        <w:t xml:space="preserve">pKaH from a DFT cycle — </w:t>
-      </w:r>
-      <w:r>
-        <w:rPr>
-          <w:color w:val="718096"/>
-          <w:sz w:val="18"/>
-        </w:rPr>
-        <w:t>Conjugate-acid pKₐH from the aqueous deprotonation free energy.</w:t>
-      </w:r>
-    </w:p>
-    <w:p>
-      <w:pPr>
-        <w:jc w:val="center"/>
-      </w:pPr>
-      <m:oMath>
-        <m:box>
-          <m:e>
-            <m:r>
-              <m:rPr>
-                <m:sty m:val="i"/>
-              </m:rPr>
-              <m:t>Δ</m:t>
-            </m:r>
-            <m:sSubSup>
-              <m:e>
-                <m:r>
-                  <m:rPr>
-                    <m:sty m:val="i"/>
-                  </m:rPr>
-                  <m:t>G</m:t>
-                </m:r>
-              </m:e>
-              <m:sub>
-                <m:box>
-                  <m:e>
-                    <m:r>
-                      <m:rPr>
-                        <m:sty m:val="i"/>
-                      </m:rPr>
-                      <m:t>a</m:t>
-                    </m:r>
-                    <m:r>
-                      <m:rPr>
-                        <m:sty m:val="i"/>
-                      </m:rPr>
-                      <m:t>q</m:t>
-                    </m:r>
-                  </m:e>
-                </m:box>
-              </m:sub>
-              <m:sup>
-                <m:box>
-                  <m:e>
-                    <m:r>
-                      <m:rPr>
-                        <m:sty m:val="p"/>
-                      </m:rPr>
-                      <m:t>*</m:t>
-                    </m:r>
-                  </m:e>
-                </m:box>
-              </m:sup>
-            </m:sSubSup>
-            <m:r>
-              <m:rPr>
-                <m:sty m:val="p"/>
-              </m:rPr>
-              <m:t>=</m:t>
-            </m:r>
-            <m:sSup>
-              <m:e>
-                <m:r>
-                  <m:rPr>
-                    <m:sty m:val="i"/>
-                  </m:rPr>
-                  <m:t>G</m:t>
-                </m:r>
-              </m:e>
-              <m:sup>
-                <m:box>
-                  <m:e>
-                    <m:r>
-                      <m:rPr>
-                        <m:sty m:val="p"/>
-                      </m:rPr>
-                      <m:t>*</m:t>
-                    </m:r>
-                  </m:e>
-                </m:box>
-              </m:sup>
-            </m:sSup>
-            <m:r>
-              <m:rPr>
-                <m:sty m:val="p"/>
-              </m:rPr>
-              <m:t>(</m:t>
-            </m:r>
-            <m:r>
-              <m:rPr>
-                <m:sty m:val="i"/>
-              </m:rPr>
-              <m:t>B</m:t>
-            </m:r>
-            <m:r>
-              <m:rPr>
-                <m:sty m:val="p"/>
-              </m:rPr>
-              <m:t>)</m:t>
-            </m:r>
-            <m:r>
-              <m:rPr>
-                <m:sty m:val="p"/>
-              </m:rPr>
-              <m:t>+</m:t>
-            </m:r>
-            <m:sSup>
-              <m:e>
-                <m:r>
-                  <m:rPr>
-                    <m:sty m:val="i"/>
-                  </m:rPr>
-                  <m:t>G</m:t>
-                </m:r>
-              </m:e>
-              <m:sup>
-                <m:box>
-                  <m:e>
-                    <m:r>
-                      <m:rPr>
-                        <m:sty m:val="p"/>
-                      </m:rPr>
-                      <m:t>*</m:t>
-                    </m:r>
-                  </m:e>
-                </m:box>
-              </m:sup>
-            </m:sSup>
-            <m:r>
-              <m:rPr>
-                <m:sty m:val="p"/>
-              </m:rPr>
-              <m:t>(</m:t>
-            </m:r>
-            <m:sSup>
-              <m:e>
-                <m:r>
-                  <m:rPr>
-                    <m:sty m:val="i"/>
-                  </m:rPr>
-                  <m:t>H</m:t>
-                </m:r>
-              </m:e>
-              <m:sup>
-                <m:box>
-                  <m:e>
-                    <m:r>
-                      <m:rPr>
-                        <m:sty m:val="p"/>
-                      </m:rPr>
-                      <m:t>+</m:t>
-                    </m:r>
-                  </m:e>
-                </m:box>
-              </m:sup>
-            </m:sSup>
-            <m:r>
-              <m:rPr>
-                <m:sty m:val="p"/>
-              </m:rPr>
-              <m:t>)</m:t>
-            </m:r>
-            <m:r>
-              <m:rPr>
-                <m:sty m:val="p"/>
-              </m:rPr>
-              <m:t>−</m:t>
-            </m:r>
-            <m:sSup>
-              <m:e>
-                <m:r>
-                  <m:rPr>
-                    <m:sty m:val="i"/>
-                  </m:rPr>
-                  <m:t>G</m:t>
-                </m:r>
-              </m:e>
-              <m:sup>
-                <m:box>
-                  <m:e>
-                    <m:r>
-                      <m:rPr>
-                        <m:sty m:val="p"/>
-                      </m:rPr>
-                      <m:t>*</m:t>
-                    </m:r>
-                  </m:e>
-                </m:box>
-              </m:sup>
-            </m:sSup>
-            <m:r>
-              <m:rPr>
-                <m:sty m:val="p"/>
-              </m:rPr>
-              <m:t>(</m:t>
-            </m:r>
-            <m:r>
-              <m:rPr>
-                <m:sty m:val="i"/>
-              </m:rPr>
-              <m:t>B</m:t>
-            </m:r>
-            <m:sSup>
-              <m:e>
-                <m:r>
-                  <m:rPr>
-                    <m:sty m:val="i"/>
-                  </m:rPr>
-                  <m:t>H</m:t>
-                </m:r>
-              </m:e>
-              <m:sup>
-                <m:box>
-                  <m:e>
-                    <m:r>
-                      <m:rPr>
-                        <m:sty m:val="p"/>
-                      </m:rPr>
-                      <m:t>+</m:t>
-                    </m:r>
-                  </m:e>
-                </m:box>
-              </m:sup>
-            </m:sSup>
-            <m:r>
-              <m:rPr>
-                <m:sty m:val="p"/>
-              </m:rPr>
-              <m:t>)</m:t>
-            </m:r>
-          </m:e>
-        </m:box>
-      </m:oMath>
-    </w:p>
-    <w:p>
-      <w:r>
-        <w:rPr>
-          <w:b/>
-        </w:rPr>
-        <w:t xml:space="preserve">Deprotonation free energy — </w:t>
-      </w:r>
-      <w:r>
-        <w:rPr>
-          <w:color w:val="718096"/>
-          <w:sz w:val="18"/>
-        </w:rPr>
-        <w:t>For BH⁺ ⇌ B + H⁺, from ddCOSMO aqueous energies and the standard aqueous proton free energy.</w:t>
-      </w:r>
-    </w:p>
-    <w:p>
-      <w:pPr>
-        <w:pStyle w:val="Heading3"/>
-      </w:pPr>
-      <w:r>
-        <w:t>Adsorption observables</w:t>
-      </w:r>
-    </w:p>
-    <w:p>
-      <w:pPr>
-        <w:jc w:val="center"/>
-      </w:pPr>
-      <m:oMath>
-        <m:box>
-          <m:e>
-            <m:sSub>
-              <m:e>
-                <m:r>
-                  <m:rPr>
-                    <m:sty m:val="i"/>
-                  </m:rPr>
-                  <m:t>E</m:t>
-                </m:r>
-              </m:e>
-              <m:sub>
-                <m:box>
-                  <m:e>
-                    <m:r>
-                      <m:rPr>
-                        <m:sty m:val="i"/>
-                      </m:rPr>
-                      <m:t>a</m:t>
-                    </m:r>
-                    <m:r>
-                      <m:rPr>
-                        <m:sty m:val="i"/>
-                      </m:rPr>
-                      <m:t>d</m:t>
-                    </m:r>
-                    <m:r>
-                      <m:rPr>
-                        <m:sty m:val="i"/>
-                      </m:rPr>
-                      <m:t>s</m:t>
-                    </m:r>
-                  </m:e>
-                </m:box>
-              </m:sub>
-            </m:sSub>
-            <m:r>
-              <m:rPr>
-                <m:sty m:val="p"/>
-              </m:rPr>
-              <m:t>=</m:t>
-            </m:r>
-            <m:sSub>
-              <m:e>
-                <m:r>
-                  <m:rPr>
-                    <m:sty m:val="i"/>
-                  </m:rPr>
-                  <m:t>E</m:t>
-                </m:r>
-              </m:e>
-              <m:sub>
-                <m:box>
-                  <m:e>
-                    <m:r>
-                      <m:rPr>
-                        <m:sty m:val="i"/>
-                      </m:rPr>
-                      <m:t>s</m:t>
-                    </m:r>
-                    <m:r>
-                      <m:rPr>
-                        <m:sty m:val="i"/>
-                      </m:rPr>
-                      <m:t>l</m:t>
-                    </m:r>
-                    <m:r>
-                      <m:rPr>
-                        <m:sty m:val="i"/>
-                      </m:rPr>
-                      <m:t>a</m:t>
-                    </m:r>
-                    <m:r>
-                      <m:rPr>
-                        <m:sty m:val="i"/>
-                      </m:rPr>
-                      <m:t>b</m:t>
-                    </m:r>
-                    <m:r>
-                      <m:rPr>
-                        <m:sty m:val="p"/>
-                      </m:rPr>
-                      <m:t>+</m:t>
-                    </m:r>
-                    <m:r>
-                      <m:rPr>
-                        <m:sty m:val="i"/>
-                      </m:rPr>
-                      <m:t>m</m:t>
-                    </m:r>
-                    <m:r>
-                      <m:rPr>
-                        <m:sty m:val="i"/>
-                      </m:rPr>
-                      <m:t>o</m:t>
-                    </m:r>
-                    <m:r>
-                      <m:rPr>
-                        <m:sty m:val="i"/>
-                      </m:rPr>
-                      <m:t>l</m:t>
-                    </m:r>
-                  </m:e>
-                </m:box>
-              </m:sub>
-            </m:sSub>
-            <m:r>
-              <m:rPr>
-                <m:sty m:val="p"/>
-              </m:rPr>
-              <m:t>−</m:t>
-            </m:r>
-            <m:r>
-              <m:rPr>
-                <m:sty m:val="p"/>
-              </m:rPr>
-              <m:t>(</m:t>
-            </m:r>
-            <m:sSub>
-              <m:e>
-                <m:r>
-                  <m:rPr>
-                    <m:sty m:val="i"/>
-                  </m:rPr>
-                  <m:t>E</m:t>
-                </m:r>
-              </m:e>
-              <m:sub>
-                <m:box>
-                  <m:e>
-                    <m:r>
-                      <m:rPr>
-                        <m:sty m:val="i"/>
-                      </m:rPr>
-                      <m:t>s</m:t>
-                    </m:r>
-                    <m:r>
-                      <m:rPr>
-                        <m:sty m:val="i"/>
-                      </m:rPr>
-                      <m:t>l</m:t>
-                    </m:r>
-                    <m:r>
-                      <m:rPr>
-                        <m:sty m:val="i"/>
-                      </m:rPr>
-                      <m:t>a</m:t>
-                    </m:r>
-                    <m:r>
-                      <m:rPr>
-                        <m:sty m:val="i"/>
-                      </m:rPr>
-                      <m:t>b</m:t>
-                    </m:r>
-                  </m:e>
-                </m:box>
-              </m:sub>
-            </m:sSub>
-            <m:r>
-              <m:rPr>
-                <m:sty m:val="p"/>
-              </m:rPr>
-              <m:t>+</m:t>
-            </m:r>
-            <m:sSub>
-              <m:e>
-                <m:r>
-                  <m:rPr>
-                    <m:sty m:val="i"/>
-                  </m:rPr>
-                  <m:t>E</m:t>
-                </m:r>
-              </m:e>
-              <m:sub>
-                <m:box>
-                  <m:e>
-                    <m:r>
-                      <m:rPr>
-                        <m:sty m:val="i"/>
-                      </m:rPr>
-                      <m:t>m</m:t>
-                    </m:r>
-                    <m:r>
-                      <m:rPr>
-                        <m:sty m:val="i"/>
-                      </m:rPr>
-                      <m:t>o</m:t>
-                    </m:r>
-                    <m:r>
-                      <m:rPr>
-                        <m:sty m:val="i"/>
-                      </m:rPr>
-                      <m:t>l</m:t>
-                    </m:r>
-                  </m:e>
-                </m:box>
-              </m:sub>
-            </m:sSub>
-            <m:r>
-              <m:rPr>
-                <m:sty m:val="p"/>
-              </m:rPr>
-              <m:t>)</m:t>
-            </m:r>
-          </m:e>
-        </m:box>
-      </m:oMath>
-    </w:p>
-    <w:p>
-      <w:r>
-        <w:rPr>
-          <w:b/>
-        </w:rPr>
-        <w:t xml:space="preserve">Adsorption energy E_ads — </w:t>
-      </w:r>
-      <w:r>
-        <w:rPr>
-          <w:color w:val="718096"/>
-          <w:sz w:val="18"/>
-        </w:rPr>
-        <w:t>Interaction energy of the best Monte-Carlo pose; more negative = a stronger grip. Values near −16 kJ/mol indicate physisorption.</w:t>
-      </w:r>
-    </w:p>
-    <w:p>
-      <w:pPr>
-        <w:jc w:val="center"/>
-      </w:pPr>
-      <m:oMath>
-        <m:box>
-          <m:e>
-            <m:sSub>
-              <m:e>
-                <m:r>
-                  <m:rPr>
-                    <m:sty m:val="i"/>
-                  </m:rPr>
-                  <m:t>E</m:t>
-                </m:r>
-              </m:e>
-              <m:sub>
-                <m:box>
-                  <m:e>
-                    <m:r>
-                      <m:rPr>
-                        <m:sty m:val="i"/>
-                      </m:rPr>
-                      <m:t>a</m:t>
-                    </m:r>
-                    <m:r>
-                      <m:rPr>
-                        <m:sty m:val="i"/>
-                      </m:rPr>
-                      <m:t>d</m:t>
-                    </m:r>
-                    <m:r>
-                      <m:rPr>
-                        <m:sty m:val="i"/>
-                      </m:rPr>
-                      <m:t>s</m:t>
-                    </m:r>
-                  </m:e>
-                </m:box>
-              </m:sub>
-            </m:sSub>
-            <m:r>
-              <m:rPr>
-                <m:sty m:val="p"/>
-              </m:rPr>
-              <m:t>[</m:t>
-            </m:r>
-            <m:box>
-              <m:e>
-                <m:r>
-                  <m:rPr>
-                    <m:sty m:val="p"/>
-                  </m:rPr>
-                  <m:t>k</m:t>
-                </m:r>
-                <m:r>
-                  <m:rPr>
-                    <m:sty m:val="p"/>
-                  </m:rPr>
-                  <m:t>J</m:t>
-                </m:r>
-                <m:r>
-                  <m:t/>
-                </m:r>
-                <m:r>
-                  <m:rPr>
-                    <m:sty m:val="p"/>
-                  </m:rPr>
-                  <m:t>m</m:t>
-                </m:r>
-                <m:r>
-                  <m:rPr>
-                    <m:sty m:val="p"/>
-                  </m:rPr>
-                  <m:t>o</m:t>
-                </m:r>
-                <m:sSup>
-                  <m:e>
-                    <m:r>
-                      <m:rPr>
-                        <m:sty m:val="p"/>
-                      </m:rPr>
-                      <m:t>l</m:t>
-                    </m:r>
-                  </m:e>
-                  <m:sup>
-                    <m:box>
-                      <m:e>
-                        <m:r>
-                          <m:rPr>
-                            <m:sty m:val="p"/>
-                          </m:rPr>
-                          <m:t>−</m:t>
-                        </m:r>
-                        <m:r>
-                          <m:rPr>
-                            <m:sty m:val="p"/>
-                          </m:rPr>
-                          <m:t>1</m:t>
-                        </m:r>
-                      </m:e>
-                    </m:box>
-                  </m:sup>
-                </m:sSup>
-              </m:e>
-            </m:box>
-            <m:r>
-              <m:rPr>
-                <m:sty m:val="p"/>
-              </m:rPr>
-              <m:t>]</m:t>
-            </m:r>
-            <m:r>
-              <m:rPr>
-                <m:sty m:val="p"/>
-              </m:rPr>
-              <m:t>=</m:t>
-            </m:r>
-            <m:r>
-              <m:rPr>
-                <m:sty m:val="p"/>
-              </m:rPr>
-              <m:t>96.485</m:t>
-            </m:r>
-            <m:r>
-              <m:rPr>
-                <m:sty m:val="p"/>
-              </m:rPr>
-              <m:t>×</m:t>
-            </m:r>
-            <m:sSub>
-              <m:e>
-                <m:r>
-                  <m:rPr>
-                    <m:sty m:val="i"/>
-                  </m:rPr>
-                  <m:t>E</m:t>
-                </m:r>
-              </m:e>
-              <m:sub>
-                <m:box>
-                  <m:e>
-                    <m:r>
-                      <m:rPr>
-                        <m:sty m:val="i"/>
-                      </m:rPr>
-                      <m:t>a</m:t>
-                    </m:r>
-                    <m:r>
-                      <m:rPr>
-                        <m:sty m:val="i"/>
-                      </m:rPr>
-                      <m:t>d</m:t>
-                    </m:r>
-                    <m:r>
-                      <m:rPr>
-                        <m:sty m:val="i"/>
-                      </m:rPr>
-                      <m:t>s</m:t>
-                    </m:r>
-                  </m:e>
-                </m:box>
-              </m:sub>
-            </m:sSub>
-            <m:r>
-              <m:rPr>
-                <m:sty m:val="p"/>
-              </m:rPr>
-              <m:t>[</m:t>
-            </m:r>
-            <m:box>
-              <m:e>
-                <m:r>
-                  <m:rPr>
-                    <m:sty m:val="p"/>
-                  </m:rPr>
-                  <m:t>e</m:t>
-                </m:r>
-                <m:r>
-                  <m:rPr>
-                    <m:sty m:val="p"/>
-                  </m:rPr>
-                  <m:t>V</m:t>
-                </m:r>
-              </m:e>
-            </m:box>
-            <m:r>
-              <m:rPr>
-                <m:sty m:val="p"/>
-              </m:rPr>
-              <m:t>]</m:t>
-            </m:r>
-          </m:e>
-        </m:box>
-      </m:oMath>
-    </w:p>
-    <w:p>
-      <w:r>
-        <w:rPr>
-          <w:b/>
-        </w:rPr>
-        <w:t xml:space="preserve">Unit conversion — </w:t>
-      </w:r>
-      <w:r>
-        <w:rPr>
-          <w:color w:val="718096"/>
-          <w:sz w:val="18"/>
-        </w:rPr>
-        <w:t>The Monte-Carlo objective is reported in kJ/mol.</w:t>
-      </w:r>
-    </w:p>
-    <w:p>
-      <w:pPr>
-        <w:jc w:val="center"/>
-      </w:pPr>
-      <m:oMath>
-        <m:box>
-          <m:e>
-            <m:sSup>
-              <m:e>
-                <m:r>
-                  <m:rPr>
-                    <m:sty m:val="i"/>
-                  </m:rPr>
-                  <m:t>r</m:t>
-                </m:r>
-              </m:e>
-              <m:sup>
-                <m:box>
-                  <m:e>
-                    <m:r>
-                      <m:rPr>
-                        <m:sty m:val="p"/>
-                      </m:rPr>
-                      <m:t>*</m:t>
-                    </m:r>
-                  </m:e>
-                </m:box>
-              </m:sup>
-            </m:sSup>
-            <m:r>
-              <m:rPr>
-                <m:sty m:val="p"/>
-              </m:rPr>
-              <m:t>=</m:t>
-            </m:r>
-            <m:r>
-              <m:rPr>
-                <m:sty m:val="p"/>
-              </m:rPr>
-              <m:t>\arg</m:t>
-            </m:r>
-            <m:sSub>
-              <m:e>
-                <m:r>
-                  <m:rPr>
-                    <m:sty m:val="p"/>
-                  </m:rPr>
-                  <m:t>max</m:t>
-                </m:r>
-              </m:e>
-              <m:sub>
-                <m:box>
-                  <m:e>
-                    <m:r>
-                      <m:rPr>
-                        <m:sty m:val="i"/>
-                      </m:rPr>
-                      <m:t>r</m:t>
-                    </m:r>
-                  </m:e>
-                </m:box>
-              </m:sub>
-            </m:sSub>
-            <m:r>
-              <m:t/>
-            </m:r>
-            <m:sSub>
-              <m:e>
-                <m:r>
-                  <m:rPr>
-                    <m:sty m:val="i"/>
-                  </m:rPr>
-                  <m:t>g</m:t>
-                </m:r>
-              </m:e>
-              <m:sub>
-                <m:box>
-                  <m:e>
-                    <m:r>
-                      <m:rPr>
-                        <m:sty m:val="i"/>
-                      </m:rPr>
-                      <m:t>M</m:t>
-                    </m:r>
-                    <m:r>
-                      <m:rPr>
-                        <m:sty m:val="p"/>
-                      </m:rPr>
-                      <m:t>−</m:t>
-                    </m:r>
-                    <m:r>
-                      <m:rPr>
-                        <m:sty m:val="i"/>
-                      </m:rPr>
-                      <m:t>O</m:t>
-                    </m:r>
-                  </m:e>
-                </m:box>
-              </m:sub>
-            </m:sSub>
-            <m:r>
-              <m:rPr>
-                <m:sty m:val="p"/>
-              </m:rPr>
-              <m:t>(</m:t>
-            </m:r>
-            <m:r>
-              <m:rPr>
-                <m:sty m:val="i"/>
-              </m:rPr>
-              <m:t>r</m:t>
-            </m:r>
-            <m:r>
-              <m:rPr>
-                <m:sty m:val="p"/>
-              </m:rPr>
-              <m:t>)</m:t>
-            </m:r>
-          </m:e>
-        </m:box>
-      </m:oMath>
-    </w:p>
-    <w:p>
-      <w:r>
-        <w:rPr>
-          <w:b/>
-        </w:rPr>
-        <w:t xml:space="preserve">Adsorption distance r* — </w:t>
-      </w:r>
-      <w:r>
-        <w:rPr>
-          <w:color w:val="718096"/>
-          <w:sz w:val="18"/>
-        </w:rPr>
-        <w:t>First-peak position of the metal-O radial distribution g(r) from the Brownian-MD trajectory; r* ≈ 3.5 Å is physisorption range.</w:t>
-      </w:r>
-    </w:p>
-    <w:p>
-      <w:pPr>
-        <w:pStyle w:val="Heading2"/>
-      </w:pPr>
-      <w:r>
-        <w:t>6.2 Descriptor results (B3LYP/6-311++G(d,p), neutral, aqueous)</w:t>
-      </w:r>
-    </w:p>
-    <w:p>
-      <w:r>
-        <w:rPr>
-          <w:b w:val="0"/>
-        </w:rPr>
-        <w:t xml:space="preserve">All three flavonoids show a positive ΔN inside the Lukovits window (0 &lt; ΔN &lt; 3.6): they donate electron density to the steel. </w:t>
-      </w:r>
-      <w:r>
-        <w:rPr>
-          <w:b/>
-        </w:rPr>
-        <w:t>Quercetin</w:t>
-      </w:r>
-      <w:r>
-        <w:rPr>
-          <w:b w:val="0"/>
-        </w:rPr>
-        <w:t xml:space="preserve"> has the smallest gap and highest softness (the composite lead); </w:t>
-      </w:r>
-      <w:r>
-        <w:rPr>
-          <w:b/>
-        </w:rPr>
-        <w:t>isorhamnetin</w:t>
-      </w:r>
-      <w:r>
-        <w:rPr>
-          <w:b w:val="0"/>
-        </w:rPr>
-        <w:t xml:space="preserve"> has the highest ΔN and total negative charge (electron-richest, via its methoxy group); kaempferol is third.</w:t>
-      </w:r>
-    </w:p>
-    <w:tbl>
-      <w:tblPr>
-        <w:tblStyle w:val="TableGrid"/>
-        <w:tblW w:type="auto" w:w="0"/>
-        <w:tblLook w:firstColumn="1" w:firstRow="1" w:lastColumn="0" w:lastRow="0" w:noHBand="0" w:noVBand="1" w:val="04A0"/>
-      </w:tblPr>
-      <w:tblGrid>
-        <w:gridCol w:w="1234"/>
-        <w:gridCol w:w="1234"/>
-        <w:gridCol w:w="1234"/>
-        <w:gridCol w:w="1234"/>
-        <w:gridCol w:w="1234"/>
-        <w:gridCol w:w="1234"/>
-        <w:gridCol w:w="1234"/>
-      </w:tblGrid>
-      <w:tr>
-        <w:tc>
-          <w:tcPr>
-            <w:tcW w:type="dxa" w:w="1234"/>
-          </w:tcPr>
-          <w:p>
-            <w:r>
-              <w:rPr>
-                <w:b/>
-                <w:sz w:val="17"/>
-              </w:rPr>
-              <w:t>Molecule</w:t>
-            </w:r>
-          </w:p>
-        </w:tc>
-        <w:tc>
-          <w:tcPr>
-            <w:tcW w:type="dxa" w:w="1234"/>
-          </w:tcPr>
-          <w:p>
-            <w:r>
-              <w:rPr>
-                <w:b/>
-                <w:sz w:val="17"/>
-              </w:rPr>
-              <w:t>HOMO (eV)</w:t>
-            </w:r>
-          </w:p>
-        </w:tc>
-        <w:tc>
-          <w:tcPr>
-            <w:tcW w:type="dxa" w:w="1234"/>
-          </w:tcPr>
-          <w:p>
-            <w:r>
-              <w:rPr>
-                <w:b/>
-                <w:sz w:val="17"/>
-              </w:rPr>
-              <w:t>LUMO (eV)</w:t>
-            </w:r>
-          </w:p>
-        </w:tc>
-        <w:tc>
-          <w:tcPr>
-            <w:tcW w:type="dxa" w:w="1234"/>
-          </w:tcPr>
-          <w:p>
-            <w:r>
-              <w:rPr>
-                <w:b/>
-                <w:sz w:val="17"/>
-              </w:rPr>
-              <w:t>Gap (eV)</w:t>
-            </w:r>
-          </w:p>
-        </w:tc>
-        <w:tc>
-          <w:tcPr>
-            <w:tcW w:type="dxa" w:w="1234"/>
-          </w:tcPr>
-          <w:p>
-            <w:r>
-              <w:rPr>
-                <w:b/>
-                <w:sz w:val="17"/>
-              </w:rPr>
-              <w:t>η (eV)</w:t>
-            </w:r>
-          </w:p>
-        </w:tc>
-        <w:tc>
-          <w:tcPr>
-            <w:tcW w:type="dxa" w:w="1234"/>
-          </w:tcPr>
-          <w:p>
-            <w:r>
-              <w:rPr>
-                <w:b/>
-                <w:sz w:val="17"/>
-              </w:rPr>
-              <w:t>ΔN</w:t>
-            </w:r>
-          </w:p>
-        </w:tc>
-        <w:tc>
-          <w:tcPr>
-            <w:tcW w:type="dxa" w:w="1234"/>
-          </w:tcPr>
-          <w:p>
-            <w:r>
-              <w:rPr>
-                <w:b/>
-                <w:sz w:val="17"/>
-              </w:rPr>
-              <w:t>TNC</w:t>
-            </w:r>
-          </w:p>
-        </w:tc>
-      </w:tr>
-      <w:tr>
-        <w:tc>
-          <w:tcPr>
-            <w:tcW w:type="dxa" w:w="1234"/>
-          </w:tcPr>
-          <w:p>
-            <w:r>
-              <w:rPr>
-                <w:b w:val="0"/>
-                <w:sz w:val="17"/>
-              </w:rPr>
-              <w:t>quercetin</w:t>
-            </w:r>
-          </w:p>
-        </w:tc>
-        <w:tc>
-          <w:tcPr>
-            <w:tcW w:type="dxa" w:w="1234"/>
-          </w:tcPr>
-          <w:p>
-            <w:r>
-              <w:rPr>
-                <w:b w:val="0"/>
-                <w:sz w:val="17"/>
-              </w:rPr>
-              <w:t>−6.134</w:t>
-            </w:r>
-          </w:p>
-        </w:tc>
-        <w:tc>
-          <w:tcPr>
-            <w:tcW w:type="dxa" w:w="1234"/>
-          </w:tcPr>
-          <w:p>
-            <w:r>
-              <w:rPr>
-                <w:b w:val="0"/>
-                <w:sz w:val="17"/>
-              </w:rPr>
-              <w:t>−2.052</w:t>
-            </w:r>
-          </w:p>
-        </w:tc>
-        <w:tc>
-          <w:tcPr>
-            <w:tcW w:type="dxa" w:w="1234"/>
-          </w:tcPr>
-          <w:p>
-            <w:r>
-              <w:rPr>
-                <w:b w:val="0"/>
-                <w:sz w:val="17"/>
-              </w:rPr>
-              <w:t>4.082</w:t>
-            </w:r>
-          </w:p>
-        </w:tc>
-        <w:tc>
-          <w:tcPr>
-            <w:tcW w:type="dxa" w:w="1234"/>
-          </w:tcPr>
-          <w:p>
-            <w:r>
-              <w:rPr>
-                <w:b w:val="0"/>
-                <w:sz w:val="17"/>
-              </w:rPr>
-              <w:t>2.041</w:t>
-            </w:r>
-          </w:p>
-        </w:tc>
-        <w:tc>
-          <w:tcPr>
-            <w:tcW w:type="dxa" w:w="1234"/>
-          </w:tcPr>
-          <w:p>
-            <w:r>
-              <w:rPr>
-                <w:b w:val="0"/>
-                <w:sz w:val="17"/>
-              </w:rPr>
-              <w:t>+0.178</w:t>
-            </w:r>
-          </w:p>
-        </w:tc>
-        <w:tc>
-          <w:tcPr>
-            <w:tcW w:type="dxa" w:w="1234"/>
-          </w:tcPr>
-          <w:p>
-            <w:r>
-              <w:rPr>
-                <w:b w:val="0"/>
-                <w:sz w:val="17"/>
-              </w:rPr>
-              <w:t>−4.71</w:t>
-            </w:r>
-          </w:p>
-        </w:tc>
-      </w:tr>
-      <w:tr>
-        <w:tc>
-          <w:tcPr>
-            <w:tcW w:type="dxa" w:w="1234"/>
-          </w:tcPr>
-          <w:p>
-            <w:r>
-              <w:rPr>
-                <w:b w:val="0"/>
-                <w:sz w:val="17"/>
-              </w:rPr>
-              <w:t>isorhamnetin</w:t>
-            </w:r>
-          </w:p>
-        </w:tc>
-        <w:tc>
-          <w:tcPr>
-            <w:tcW w:type="dxa" w:w="1234"/>
-          </w:tcPr>
-          <w:p>
-            <w:r>
-              <w:rPr>
-                <w:b w:val="0"/>
-                <w:sz w:val="17"/>
-              </w:rPr>
-              <w:t>−6.009</w:t>
-            </w:r>
-          </w:p>
-        </w:tc>
-        <w:tc>
-          <w:tcPr>
-            <w:tcW w:type="dxa" w:w="1234"/>
-          </w:tcPr>
-          <w:p>
-            <w:r>
-              <w:rPr>
-                <w:b w:val="0"/>
-                <w:sz w:val="17"/>
-              </w:rPr>
-              <w:t>−1.910</w:t>
-            </w:r>
-          </w:p>
-        </w:tc>
-        <w:tc>
-          <w:tcPr>
-            <w:tcW w:type="dxa" w:w="1234"/>
-          </w:tcPr>
-          <w:p>
-            <w:r>
-              <w:rPr>
-                <w:b w:val="0"/>
-                <w:sz w:val="17"/>
-              </w:rPr>
-              <w:t>4.099</w:t>
-            </w:r>
-          </w:p>
-        </w:tc>
-        <w:tc>
-          <w:tcPr>
-            <w:tcW w:type="dxa" w:w="1234"/>
-          </w:tcPr>
-          <w:p>
-            <w:r>
-              <w:rPr>
-                <w:b w:val="0"/>
-                <w:sz w:val="17"/>
-              </w:rPr>
-              <w:t>2.049</w:t>
-            </w:r>
-          </w:p>
-        </w:tc>
-        <w:tc>
-          <w:tcPr>
-            <w:tcW w:type="dxa" w:w="1234"/>
-          </w:tcPr>
-          <w:p>
-            <w:r>
-              <w:rPr>
-                <w:b w:val="0"/>
-                <w:sz w:val="17"/>
-              </w:rPr>
-              <w:t>+0.210</w:t>
-            </w:r>
-          </w:p>
-        </w:tc>
-        <w:tc>
-          <w:tcPr>
-            <w:tcW w:type="dxa" w:w="1234"/>
-          </w:tcPr>
-          <w:p>
-            <w:r>
-              <w:rPr>
-                <w:b w:val="0"/>
-                <w:sz w:val="17"/>
-              </w:rPr>
-              <w:t>−5.52</w:t>
-            </w:r>
-          </w:p>
-        </w:tc>
-      </w:tr>
-      <w:tr>
-        <w:tc>
-          <w:tcPr>
-            <w:tcW w:type="dxa" w:w="1234"/>
-          </w:tcPr>
-          <w:p>
-            <w:r>
-              <w:rPr>
-                <w:b w:val="0"/>
-                <w:sz w:val="17"/>
-              </w:rPr>
-              <w:t>kaempferol</w:t>
-            </w:r>
-          </w:p>
-        </w:tc>
-        <w:tc>
-          <w:tcPr>
-            <w:tcW w:type="dxa" w:w="1234"/>
-          </w:tcPr>
-          <w:p>
-            <w:r>
-              <w:rPr>
-                <w:b w:val="0"/>
-                <w:sz w:val="17"/>
-              </w:rPr>
-              <w:t>−6.193</w:t>
-            </w:r>
-          </w:p>
-        </w:tc>
-        <w:tc>
-          <w:tcPr>
-            <w:tcW w:type="dxa" w:w="1234"/>
-          </w:tcPr>
-          <w:p>
-            <w:r>
-              <w:rPr>
-                <w:b w:val="0"/>
-                <w:sz w:val="17"/>
-              </w:rPr>
-              <w:t>−2.047</w:t>
-            </w:r>
-          </w:p>
-        </w:tc>
-        <w:tc>
-          <w:tcPr>
-            <w:tcW w:type="dxa" w:w="1234"/>
-          </w:tcPr>
-          <w:p>
-            <w:r>
-              <w:rPr>
-                <w:b w:val="0"/>
-                <w:sz w:val="17"/>
-              </w:rPr>
-              <w:t>4.146</w:t>
-            </w:r>
-          </w:p>
-        </w:tc>
-        <w:tc>
-          <w:tcPr>
-            <w:tcW w:type="dxa" w:w="1234"/>
-          </w:tcPr>
-          <w:p>
-            <w:r>
-              <w:rPr>
-                <w:b w:val="0"/>
-                <w:sz w:val="17"/>
-              </w:rPr>
-              <w:t>2.073</w:t>
-            </w:r>
-          </w:p>
-        </w:tc>
-        <w:tc>
-          <w:tcPr>
-            <w:tcW w:type="dxa" w:w="1234"/>
-          </w:tcPr>
-          <w:p>
-            <w:r>
-              <w:rPr>
-                <w:b w:val="0"/>
-                <w:sz w:val="17"/>
-              </w:rPr>
-              <w:t>+0.169</w:t>
-            </w:r>
-          </w:p>
-        </w:tc>
-        <w:tc>
-          <w:tcPr>
-            <w:tcW w:type="dxa" w:w="1234"/>
-          </w:tcPr>
-          <w:p>
-            <w:r>
-              <w:rPr>
-                <w:b w:val="0"/>
-                <w:sz w:val="17"/>
-              </w:rPr>
-              <w:t>−4.42</w:t>
-            </w:r>
-          </w:p>
-        </w:tc>
-      </w:tr>
-    </w:tbl>
-    <w:p>
-      <w:r>
-        <w:rPr>
-          <w:b w:val="0"/>
-          <w:color w:val="718096"/>
-          <w:sz w:val="16"/>
-        </w:rPr>
-        <w:t>Stage-1 DFT descriptors. Smallest gap = quercetin; highest ΔN/TNC = isorhamnetin.</w:t>
-      </w:r>
-    </w:p>
-    <w:p>
-      <w:pPr>
-        <w:pStyle w:val="Heading2"/>
-      </w:pPr>
-      <w:r>
-        <w:t>6.3 Protonation resolved by a computed pKaH</w:t>
-      </w:r>
-    </w:p>
-    <w:p>
-      <w:r>
-        <w:rPr>
-          <w:b w:val="0"/>
-        </w:rPr>
-        <w:t xml:space="preserve">The most basic site is the 4-oxo carbonyl, a very weak base. A frequency-corrected DFT deprotonation cycle (B3LYP/6-311++G(d,p) + ddCOSMO on gas opt+freq geometries) gives pKaH ≈ </w:t>
-      </w:r>
-      <w:r>
-        <w:rPr>
-          <w:b/>
-        </w:rPr>
-        <w:t>−13.3</w:t>
-      </w:r>
-      <w:r>
-        <w:rPr>
-          <w:b w:val="0"/>
-        </w:rPr>
-        <w:t xml:space="preserve"> (quercetin), −12.9 (kaempferol) and −3.9 (isorhamnetin) — all far below the 5–7% crossover — so every flavonoid is under 0.1% protonated in 1 M HCl. The neutral form is physically dominant, so the neutral-basis ranking is robust, not merely conventional; the ZPE/thermal/entropy correction moved every value more negative (more neutral) than the uncorrected cycle.</w:t>
-      </w:r>
-    </w:p>
-    <w:p>
-      <w:r>
-        <w:rPr>
-          <w:b w:val="0"/>
-        </w:rPr>
-        <w:t>All six species (each neutral and its cation) are clean minima with no imaginary frequencies, so every pKaH rests on a true stationary point.</w:t>
-      </w:r>
-    </w:p>
-    <w:p>
-      <w:pPr>
-        <w:pStyle w:val="Heading2"/>
-      </w:pPr>
-      <w:r>
-        <w:t>6.4 Cross-check against published Fe(110) studies</w:t>
-      </w:r>
-    </w:p>
-    <w:p>
-      <w:r>
-        <w:rPr>
-          <w:b w:val="0"/>
-        </w:rPr>
-        <w:t>corrosim's Stage-2 adsorption energies (−16.0 / −16.6 / −16.7 kJ/mol for quercetin / kaempferol / isorhamnetin) and Stage-3 Fe-O RDF first peaks (3.25 / 3.15 / 3.75 Å) agree with an independent black-tea-extract DFT study on Fe(110) (ΔGads ≈ −20 kJ/mol, quercetin strongest) and a lady's-mantle study (kaempferol reference) — same regime, same order.</w:t>
-      </w:r>
-    </w:p>
-    <w:p>
-      <w:pPr>
-        <w:pStyle w:val="Heading2"/>
-      </w:pPr>
-      <w:r>
-        <w:t>6.5 Experimental anchor — Mohammed 2014 (Arghel on mild steel, 1 M HCl)</w:t>
-      </w:r>
-    </w:p>
-    <w:p>
-      <w:r>
-        <w:rPr>
-          <w:b w:val="0"/>
-        </w:rPr>
-        <w:t xml:space="preserve">A direct experiment on the *same* system (Arghel methanolic extract on mild steel in 1 M HCl, 27 °C; PDP + EIS) reports inhibition efficiency rising to </w:t>
-      </w:r>
-      <w:r>
-        <w:rPr>
-          <w:b/>
-        </w:rPr>
-        <w:t>99.62%</w:t>
-      </w:r>
-      <w:r>
-        <w:rPr>
-          <w:b w:val="0"/>
-        </w:rPr>
-        <w:t xml:space="preserve"> at 150 ppm, with a Langmuir adsorption free energy ΔG°ads ≈ −32.5 to −34.5 kJ/mol and a small (+26 mV) E_corr shift — a mixed-type inhibitor adsorbing physically. This validates the medium, the substrate, the overall efficacy and the physisorption mechanism.</w:t>
-      </w:r>
-    </w:p>
-    <w:tbl>
-      <w:tblPr>
-        <w:tblStyle w:val="TableGrid"/>
-        <w:tblW w:type="auto" w:w="0"/>
-        <w:tblLook w:firstColumn="1" w:firstRow="1" w:lastColumn="0" w:lastRow="0" w:noHBand="0" w:noVBand="1" w:val="04A0"/>
-      </w:tblPr>
-      <w:tblGrid>
-        <w:gridCol w:w="1440"/>
-        <w:gridCol w:w="1440"/>
-        <w:gridCol w:w="1440"/>
-        <w:gridCol w:w="1440"/>
-        <w:gridCol w:w="1440"/>
-        <w:gridCol w:w="1440"/>
-      </w:tblGrid>
-      <w:tr>
-        <w:tc>
-          <w:tcPr>
-            <w:tcW w:type="dxa" w:w="1440"/>
-          </w:tcPr>
-          <w:p>
-            <w:r>
-              <w:rPr>
-                <w:b/>
-                <w:sz w:val="17"/>
-              </w:rPr>
-              <w:t>C_inh (ppm)</w:t>
-            </w:r>
-          </w:p>
-        </w:tc>
-        <w:tc>
-          <w:tcPr>
-            <w:tcW w:type="dxa" w:w="1440"/>
-          </w:tcPr>
-          <w:p>
-            <w:r>
-              <w:rPr>
-                <w:b/>
-                <w:sz w:val="17"/>
-              </w:rPr>
-              <w:t>I_corr (µA/cm²)</w:t>
-            </w:r>
-          </w:p>
-        </w:tc>
-        <w:tc>
-          <w:tcPr>
-            <w:tcW w:type="dxa" w:w="1440"/>
-          </w:tcPr>
-          <w:p>
-            <w:r>
-              <w:rPr>
-                <w:b/>
-                <w:sz w:val="17"/>
-              </w:rPr>
-              <w:t>−E_corr (mV)</w:t>
-            </w:r>
-          </w:p>
-        </w:tc>
-        <w:tc>
-          <w:tcPr>
-            <w:tcW w:type="dxa" w:w="1440"/>
-          </w:tcPr>
-          <w:p>
-            <w:r>
-              <w:rPr>
-                <w:b/>
-                <w:sz w:val="17"/>
-              </w:rPr>
-              <w:t>IE% (PDP)</w:t>
-            </w:r>
-          </w:p>
-        </w:tc>
-        <w:tc>
-          <w:tcPr>
-            <w:tcW w:type="dxa" w:w="1440"/>
-          </w:tcPr>
-          <w:p>
-            <w:r>
-              <w:rPr>
-                <w:b/>
-                <w:sz w:val="17"/>
-              </w:rPr>
-              <w:t>R_ct (Ω·cm²)</w:t>
-            </w:r>
-          </w:p>
-        </w:tc>
-        <w:tc>
-          <w:tcPr>
-            <w:tcW w:type="dxa" w:w="1440"/>
-          </w:tcPr>
-          <w:p>
-            <w:r>
-              <w:rPr>
-                <w:b/>
-                <w:sz w:val="17"/>
-              </w:rPr>
-              <w:t>IE% (EIS)</w:t>
-            </w:r>
-          </w:p>
-        </w:tc>
-      </w:tr>
-      <w:tr>
-        <w:tc>
-          <w:tcPr>
-            <w:tcW w:type="dxa" w:w="1440"/>
-          </w:tcPr>
-          <w:p>
-            <w:r>
-              <w:rPr>
-                <w:b w:val="0"/>
-                <w:sz w:val="17"/>
-              </w:rPr>
-              <w:t>blank</w:t>
-            </w:r>
-          </w:p>
-        </w:tc>
-        <w:tc>
-          <w:tcPr>
-            <w:tcW w:type="dxa" w:w="1440"/>
-          </w:tcPr>
-          <w:p>
-            <w:r>
-              <w:rPr>
-                <w:b w:val="0"/>
-                <w:sz w:val="17"/>
-              </w:rPr>
-              <w:t>447.0</w:t>
-            </w:r>
-          </w:p>
-        </w:tc>
-        <w:tc>
-          <w:tcPr>
-            <w:tcW w:type="dxa" w:w="1440"/>
-          </w:tcPr>
-          <w:p>
-            <w:r>
-              <w:rPr>
-                <w:b w:val="0"/>
-                <w:sz w:val="17"/>
-              </w:rPr>
-              <w:t>496</w:t>
-            </w:r>
-          </w:p>
-        </w:tc>
-        <w:tc>
-          <w:tcPr>
-            <w:tcW w:type="dxa" w:w="1440"/>
-          </w:tcPr>
-          <w:p>
-            <w:r>
-              <w:rPr>
-                <w:b w:val="0"/>
-                <w:sz w:val="17"/>
-              </w:rPr>
-              <w:t>—</w:t>
-            </w:r>
-          </w:p>
-        </w:tc>
-        <w:tc>
-          <w:tcPr>
-            <w:tcW w:type="dxa" w:w="1440"/>
-          </w:tcPr>
-          <w:p>
-            <w:r>
-              <w:rPr>
-                <w:b w:val="0"/>
-                <w:sz w:val="17"/>
-              </w:rPr>
-              <w:t>11.78</w:t>
-            </w:r>
-          </w:p>
-        </w:tc>
-        <w:tc>
-          <w:tcPr>
-            <w:tcW w:type="dxa" w:w="1440"/>
-          </w:tcPr>
-          <w:p>
-            <w:r>
-              <w:rPr>
-                <w:b w:val="0"/>
-                <w:sz w:val="17"/>
-              </w:rPr>
-              <w:t>—</w:t>
-            </w:r>
-          </w:p>
-        </w:tc>
-      </w:tr>
-      <w:tr>
-        <w:tc>
-          <w:tcPr>
-            <w:tcW w:type="dxa" w:w="1440"/>
-          </w:tcPr>
-          <w:p>
-            <w:r>
-              <w:rPr>
-                <w:b w:val="0"/>
-                <w:sz w:val="17"/>
-              </w:rPr>
-              <w:t>25</w:t>
-            </w:r>
-          </w:p>
-        </w:tc>
-        <w:tc>
-          <w:tcPr>
-            <w:tcW w:type="dxa" w:w="1440"/>
-          </w:tcPr>
-          <w:p>
-            <w:r>
-              <w:rPr>
-                <w:b w:val="0"/>
-                <w:sz w:val="17"/>
-              </w:rPr>
-              <w:t>14.7</w:t>
-            </w:r>
-          </w:p>
-        </w:tc>
-        <w:tc>
-          <w:tcPr>
-            <w:tcW w:type="dxa" w:w="1440"/>
-          </w:tcPr>
-          <w:p>
-            <w:r>
-              <w:rPr>
-                <w:b w:val="0"/>
-                <w:sz w:val="17"/>
-              </w:rPr>
-              <w:t>484</w:t>
-            </w:r>
-          </w:p>
-        </w:tc>
-        <w:tc>
-          <w:tcPr>
-            <w:tcW w:type="dxa" w:w="1440"/>
-          </w:tcPr>
-          <w:p>
-            <w:r>
-              <w:rPr>
-                <w:b w:val="0"/>
-                <w:sz w:val="17"/>
-              </w:rPr>
-              <w:t>96.71</w:t>
-            </w:r>
-          </w:p>
-        </w:tc>
-        <w:tc>
-          <w:tcPr>
-            <w:tcW w:type="dxa" w:w="1440"/>
-          </w:tcPr>
-          <w:p>
-            <w:r>
-              <w:rPr>
-                <w:b w:val="0"/>
-                <w:sz w:val="17"/>
-              </w:rPr>
-              <w:t>126.4</w:t>
-            </w:r>
-          </w:p>
-        </w:tc>
-        <w:tc>
-          <w:tcPr>
-            <w:tcW w:type="dxa" w:w="1440"/>
-          </w:tcPr>
-          <w:p>
-            <w:r>
-              <w:rPr>
-                <w:b w:val="0"/>
-                <w:sz w:val="17"/>
-              </w:rPr>
-              <w:t>90.68</w:t>
-            </w:r>
-          </w:p>
-        </w:tc>
-      </w:tr>
-      <w:tr>
-        <w:tc>
-          <w:tcPr>
-            <w:tcW w:type="dxa" w:w="1440"/>
-          </w:tcPr>
-          <w:p>
-            <w:r>
-              <w:rPr>
-                <w:b w:val="0"/>
-                <w:sz w:val="17"/>
-              </w:rPr>
-              <w:t>50</w:t>
-            </w:r>
-          </w:p>
-        </w:tc>
-        <w:tc>
-          <w:tcPr>
-            <w:tcW w:type="dxa" w:w="1440"/>
-          </w:tcPr>
-          <w:p>
-            <w:r>
-              <w:rPr>
-                <w:b w:val="0"/>
-                <w:sz w:val="17"/>
-              </w:rPr>
-              <w:t>10.67</w:t>
-            </w:r>
-          </w:p>
-        </w:tc>
-        <w:tc>
-          <w:tcPr>
-            <w:tcW w:type="dxa" w:w="1440"/>
-          </w:tcPr>
-          <w:p>
-            <w:r>
-              <w:rPr>
-                <w:b w:val="0"/>
-                <w:sz w:val="17"/>
-              </w:rPr>
-              <w:t>480</w:t>
-            </w:r>
-          </w:p>
-        </w:tc>
-        <w:tc>
-          <w:tcPr>
-            <w:tcW w:type="dxa" w:w="1440"/>
-          </w:tcPr>
-          <w:p>
-            <w:r>
-              <w:rPr>
-                <w:b w:val="0"/>
-                <w:sz w:val="17"/>
-              </w:rPr>
-              <w:t>97.60</w:t>
-            </w:r>
-          </w:p>
-        </w:tc>
-        <w:tc>
-          <w:tcPr>
-            <w:tcW w:type="dxa" w:w="1440"/>
-          </w:tcPr>
-          <w:p>
-            <w:r>
-              <w:rPr>
-                <w:b w:val="0"/>
-                <w:sz w:val="17"/>
-              </w:rPr>
-              <w:t>135.6</w:t>
-            </w:r>
-          </w:p>
-        </w:tc>
-        <w:tc>
-          <w:tcPr>
-            <w:tcW w:type="dxa" w:w="1440"/>
-          </w:tcPr>
-          <w:p>
-            <w:r>
-              <w:rPr>
-                <w:b w:val="0"/>
-                <w:sz w:val="17"/>
-              </w:rPr>
-              <w:t>91.31</w:t>
-            </w:r>
-          </w:p>
-        </w:tc>
-      </w:tr>
-      <w:tr>
-        <w:tc>
-          <w:tcPr>
-            <w:tcW w:type="dxa" w:w="1440"/>
-          </w:tcPr>
-          <w:p>
-            <w:r>
-              <w:rPr>
-                <w:b w:val="0"/>
-                <w:sz w:val="17"/>
-              </w:rPr>
-              <w:t>75</w:t>
-            </w:r>
-          </w:p>
-        </w:tc>
-        <w:tc>
-          <w:tcPr>
-            <w:tcW w:type="dxa" w:w="1440"/>
-          </w:tcPr>
-          <w:p>
-            <w:r>
-              <w:rPr>
-                <w:b w:val="0"/>
-                <w:sz w:val="17"/>
-              </w:rPr>
-              <w:t>1.99</w:t>
-            </w:r>
-          </w:p>
-        </w:tc>
-        <w:tc>
-          <w:tcPr>
-            <w:tcW w:type="dxa" w:w="1440"/>
-          </w:tcPr>
-          <w:p>
-            <w:r>
-              <w:rPr>
-                <w:b w:val="0"/>
-                <w:sz w:val="17"/>
-              </w:rPr>
-              <w:t>472</w:t>
-            </w:r>
-          </w:p>
-        </w:tc>
-        <w:tc>
-          <w:tcPr>
-            <w:tcW w:type="dxa" w:w="1440"/>
-          </w:tcPr>
-          <w:p>
-            <w:r>
-              <w:rPr>
-                <w:b w:val="0"/>
-                <w:sz w:val="17"/>
-              </w:rPr>
-              <w:t>99.55</w:t>
-            </w:r>
-          </w:p>
-        </w:tc>
-        <w:tc>
-          <w:tcPr>
-            <w:tcW w:type="dxa" w:w="1440"/>
-          </w:tcPr>
-          <w:p>
-            <w:r>
-              <w:rPr>
-                <w:b w:val="0"/>
-                <w:sz w:val="17"/>
-              </w:rPr>
-              <w:t>142.7</w:t>
-            </w:r>
-          </w:p>
-        </w:tc>
-        <w:tc>
-          <w:tcPr>
-            <w:tcW w:type="dxa" w:w="1440"/>
-          </w:tcPr>
-          <w:p>
-            <w:r>
-              <w:rPr>
-                <w:b w:val="0"/>
-                <w:sz w:val="17"/>
-              </w:rPr>
-              <w:t>91.74</w:t>
-            </w:r>
-          </w:p>
-        </w:tc>
-      </w:tr>
-      <w:tr>
-        <w:tc>
-          <w:tcPr>
-            <w:tcW w:type="dxa" w:w="1440"/>
-          </w:tcPr>
-          <w:p>
-            <w:r>
-              <w:rPr>
-                <w:b w:val="0"/>
-                <w:sz w:val="17"/>
-              </w:rPr>
-              <w:t>125</w:t>
-            </w:r>
-          </w:p>
-        </w:tc>
-        <w:tc>
-          <w:tcPr>
-            <w:tcW w:type="dxa" w:w="1440"/>
-          </w:tcPr>
-          <w:p>
-            <w:r>
-              <w:rPr>
-                <w:b w:val="0"/>
-                <w:sz w:val="17"/>
-              </w:rPr>
-              <w:t>1.90</w:t>
-            </w:r>
-          </w:p>
-        </w:tc>
-        <w:tc>
-          <w:tcPr>
-            <w:tcW w:type="dxa" w:w="1440"/>
-          </w:tcPr>
-          <w:p>
-            <w:r>
-              <w:rPr>
-                <w:b w:val="0"/>
-                <w:sz w:val="17"/>
-              </w:rPr>
-              <w:t>470</w:t>
-            </w:r>
-          </w:p>
-        </w:tc>
-        <w:tc>
-          <w:tcPr>
-            <w:tcW w:type="dxa" w:w="1440"/>
-          </w:tcPr>
-          <w:p>
-            <w:r>
-              <w:rPr>
-                <w:b w:val="0"/>
-                <w:sz w:val="17"/>
-              </w:rPr>
-              <w:t>99.57</w:t>
-            </w:r>
-          </w:p>
-        </w:tc>
-        <w:tc>
-          <w:tcPr>
-            <w:tcW w:type="dxa" w:w="1440"/>
-          </w:tcPr>
-          <w:p>
-            <w:r>
-              <w:rPr>
-                <w:b w:val="0"/>
-                <w:sz w:val="17"/>
-              </w:rPr>
-              <w:t>198.1</w:t>
-            </w:r>
-          </w:p>
-        </w:tc>
-        <w:tc>
-          <w:tcPr>
-            <w:tcW w:type="dxa" w:w="1440"/>
-          </w:tcPr>
-          <w:p>
-            <w:r>
-              <w:rPr>
-                <w:b w:val="0"/>
-                <w:sz w:val="17"/>
-              </w:rPr>
-              <w:t>94.05</w:t>
-            </w:r>
-          </w:p>
-        </w:tc>
-      </w:tr>
-      <w:tr>
-        <w:tc>
-          <w:tcPr>
-            <w:tcW w:type="dxa" w:w="1440"/>
-          </w:tcPr>
-          <w:p>
-            <w:r>
-              <w:rPr>
-                <w:b w:val="0"/>
-                <w:sz w:val="17"/>
-              </w:rPr>
-              <w:t>150</w:t>
-            </w:r>
-          </w:p>
-        </w:tc>
-        <w:tc>
-          <w:tcPr>
-            <w:tcW w:type="dxa" w:w="1440"/>
-          </w:tcPr>
-          <w:p>
-            <w:r>
-              <w:rPr>
-                <w:b w:val="0"/>
-                <w:sz w:val="17"/>
-              </w:rPr>
-              <w:t>1.66</w:t>
-            </w:r>
-          </w:p>
-        </w:tc>
-        <w:tc>
-          <w:tcPr>
-            <w:tcW w:type="dxa" w:w="1440"/>
-          </w:tcPr>
-          <w:p>
-            <w:r>
-              <w:rPr>
-                <w:b w:val="0"/>
-                <w:sz w:val="17"/>
-              </w:rPr>
-              <w:t>470</w:t>
-            </w:r>
-          </w:p>
-        </w:tc>
-        <w:tc>
-          <w:tcPr>
-            <w:tcW w:type="dxa" w:w="1440"/>
-          </w:tcPr>
-          <w:p>
-            <w:r>
-              <w:rPr>
-                <w:b w:val="0"/>
-                <w:sz w:val="17"/>
-              </w:rPr>
-              <w:t>99.62</w:t>
-            </w:r>
-          </w:p>
-        </w:tc>
-        <w:tc>
-          <w:tcPr>
-            <w:tcW w:type="dxa" w:w="1440"/>
-          </w:tcPr>
-          <w:p>
-            <w:r>
-              <w:rPr>
-                <w:b w:val="0"/>
-                <w:sz w:val="17"/>
-              </w:rPr>
-              <w:t>258.3</w:t>
-            </w:r>
-          </w:p>
-        </w:tc>
-        <w:tc>
-          <w:tcPr>
-            <w:tcW w:type="dxa" w:w="1440"/>
-          </w:tcPr>
-          <w:p>
-            <w:r>
-              <w:rPr>
-                <w:b w:val="0"/>
-                <w:sz w:val="17"/>
-              </w:rPr>
-              <w:t>95.43</w:t>
-            </w:r>
-          </w:p>
-        </w:tc>
-      </w:tr>
-    </w:tbl>
-    <w:p>
-      <w:r>
-        <w:rPr>
-          <w:b w:val="0"/>
-          <w:color w:val="718096"/>
-          <w:sz w:val="16"/>
-        </w:rPr>
-        <w:t>Mohammed (2014), MSc, Alexandria University — the approved experimental-validation source.</w:t>
-      </w:r>
-    </w:p>
-    <w:p>
-      <w:pPr>
-        <w:pStyle w:val="Heading2"/>
-      </w:pPr>
-      <w:r>
-        <w:t>6.6 What this does and does not settle</w:t>
-      </w:r>
-    </w:p>
-    <w:p>
-      <w:r>
-        <w:rPr>
-          <w:b/>
-        </w:rPr>
-        <w:t>Confirmed:</w:t>
-      </w:r>
-      <w:r>
-        <w:rPr>
-          <w:b w:val="0"/>
-        </w:rPr>
-        <w:t xml:space="preserve"> the medium/substrate match, the physisorption mechanism (Langmuir, |ΔG°ads| ≳ 32 kJ/mol) consistent with the Stage-2 E_ads and the Stage-3 ~3.5 Å contact, and strong extract-level inhibition. </w:t>
-      </w:r>
-      <w:r>
-        <w:rPr>
-          <w:b/>
-        </w:rPr>
-        <w:t>Not settled:</w:t>
-      </w:r>
-      <w:r>
-        <w:rPr>
-          <w:b w:val="0"/>
-        </w:rPr>
-        <w:t xml:space="preserve"> the extract study has no LC-MS/GC-MS, so it validates the extract, not the individual flavonoids — the quercetin &gt; isorhamnetin &gt; kaempferol ranking remains a computational prediction pending LC-MS plus isolated-compound electrochemistry. Note E_ads (single-molecule vdW) and ΔG°ads (whole-extract isotherm free energy) are different observables: they agree on regime and order of magnitude, not on the number.</w:t>
-      </w:r>
-    </w:p>
-    <w:p>
-      <w:pPr>
-        <w:pStyle w:val="Heading1"/>
-      </w:pPr>
-      <w:r>
-        <w:t>7. Method &amp; caveats</w:t>
+        <w:t>6. Method &amp; caveats</w:t>
       </w:r>
     </w:p>
     <w:p>
@@ -10298,7 +6103,7 @@
           <w:b w:val="0"/>
           <w:color w:val="718096"/>
         </w:rPr>
-        <w:t>DFT level: B3LYP/6-311++G(d,p) (ddCOSMO:water). Global descriptors come from the frontier-orbital energies via Koopmans' theorem; ΔN uses the metal work function with η(metal) = 0. The Monte-Carlo and Brownian-MD stages use a classical van-der-Waals adsorption model — a physics-based screening surrogate, not a substitute for periodic DFT or for electrochemical validation. The composite ranking is a heuristic that orders candidates; it does not prove inhibition.</w:t>
+        <w:t>DFT level: B3LYP/6-311++G(d,p) (ddCOSMO:water). Global descriptors come from the frontier-orbital energies via Koopmans' theorem; ΔN uses the metal work function with η(metal) = 0. The Monte-Carlo and Brownian-MD stages use a classical van-der-Waals adsorption model — a physics-based screening surrogate, not a substitute for periodic DFT or for electrochemical validation. The composite ranking is a heuristic that orders candidates; it does not prove inhibition. Full methodology: docs/pipeline.md; validation record: docs/validation.md.</w:t>
       </w:r>
     </w:p>
     <w:sectPr>
